--- a/docs/99 Bericht/HausarbeitOOAD_azdorov_luakochs_szholob.docx
+++ b/docs/99 Bericht/HausarbeitOOAD_azdorov_luakochs_szholob.docx
@@ -228,7 +228,7 @@
           <w:sz w:val="48"/>
           <w:szCs w:val="56"/>
         </w:rPr>
-        <w:t xml:space="preserve">Genauer </w:t>
+        <w:t>Karen Framework mit Java</w:t>
       </w:r>
       <w:r>
         <w:rPr>
@@ -236,23 +236,7 @@
           <w:sz w:val="48"/>
           <w:szCs w:val="56"/>
         </w:rPr>
-        <w:t>Titel der z. B. wichtige Technologien enth</w:t>
-      </w:r>
-      <w:r>
-        <w:rPr>
-          <w:b/>
-          <w:sz w:val="48"/>
-          <w:szCs w:val="56"/>
-        </w:rPr>
-        <w:t>ä</w:t>
-      </w:r>
-      <w:r>
-        <w:rPr>
-          <w:b/>
-          <w:sz w:val="48"/>
-          <w:szCs w:val="56"/>
-        </w:rPr>
-        <w:t>lt&gt;</w:t>
+        <w:t>&gt;</w:t>
       </w:r>
     </w:p>
     <w:p/>
@@ -291,20 +275,32 @@
           </w:tcPr>
           <w:p>
             <w:r>
-              <w:t>&lt;Name Nase1&gt;</w:t>
+              <w:t>&lt;</w:t>
+            </w:r>
+            <w:r>
+              <w:t>Akim Zdorovtsov</w:t>
+            </w:r>
+            <w:r>
+              <w:t>&gt;</w:t>
             </w:r>
           </w:p>
           <w:p>
             <w:r>
-              <w:t>&lt;Matrikelnummer Nase1&gt;</w:t>
+              <w:t>&lt;</w:t>
+            </w:r>
+            <w:r>
+              <w:t>1108288</w:t>
+            </w:r>
+            <w:r>
+              <w:t>&gt;</w:t>
             </w:r>
           </w:p>
           <w:p>
             <w:r>
-              <w:t>&lt;Name Nase</w:t>
-            </w:r>
-            <w:r>
-              <w:t>2</w:t>
+              <w:t>&lt;</w:t>
+            </w:r>
+            <w:r>
+              <w:t>Lukas Ochs</w:t>
             </w:r>
             <w:r>
               <w:t>&gt;</w:t>
@@ -312,35 +308,34 @@
           </w:p>
           <w:p>
             <w:r>
-              <w:t>&lt;Matrikelnummer Nase</w:t>
-            </w:r>
-            <w:r>
-              <w:t>2</w:t>
-            </w:r>
-            <w:r>
-              <w:t>&gt;</w:t>
+              <w:t>&lt;Matrikelnummer&gt;</w:t>
             </w:r>
           </w:p>
           <w:p>
             <w:r>
-              <w:t>&lt;Name Nase</w:t>
-            </w:r>
-            <w:r>
-              <w:t>3</w:t>
-            </w:r>
+              <w:t>&lt;</w:t>
+            </w:r>
+            <w:r>
+              <w:t xml:space="preserve">Stanislav </w:t>
+            </w:r>
+            <w:proofErr w:type="spellStart"/>
+            <w:r>
+              <w:t>Z</w:t>
+            </w:r>
+            <w:r>
+              <w:t>h</w:t>
+            </w:r>
+            <w:r>
+              <w:t>olob</w:t>
+            </w:r>
+            <w:proofErr w:type="spellEnd"/>
             <w:r>
               <w:t>&gt;</w:t>
             </w:r>
           </w:p>
           <w:p>
             <w:r>
-              <w:t>&lt;Matrikelnummer Nase</w:t>
-            </w:r>
-            <w:r>
-              <w:t>3</w:t>
-            </w:r>
-            <w:r>
-              <w:t>&gt;</w:t>
+              <w:t>&lt;Matrikelnummer &gt;</w:t>
             </w:r>
           </w:p>
           <w:p/>
@@ -371,7 +366,19 @@
           </w:tcPr>
           <w:p>
             <w:r>
-              <w:t>30.2.2020</w:t>
+              <w:t>03</w:t>
+            </w:r>
+            <w:r>
+              <w:t>.</w:t>
+            </w:r>
+            <w:r>
+              <w:t>08</w:t>
+            </w:r>
+            <w:r>
+              <w:t>.202</w:t>
+            </w:r>
+            <w:r>
+              <w:t>6</w:t>
             </w:r>
           </w:p>
         </w:tc>
@@ -477,7 +484,7 @@
       <w:sdtContent>
         <w:p>
           <w:pPr>
-            <w:pStyle w:val="Inhaltsverzeichnisberschrift"/>
+            <w:pStyle w:val="TOCHeading"/>
           </w:pPr>
           <w:r>
             <w:t>Inhaltsverzeichnis</w:t>
@@ -485,7 +492,7 @@
         </w:p>
         <w:p>
           <w:pPr>
-            <w:pStyle w:val="Verzeichnis1"/>
+            <w:pStyle w:val="TOC1"/>
             <w:tabs>
               <w:tab w:val="left" w:pos="440"/>
               <w:tab w:val="right" w:leader="dot" w:pos="9061"/>
@@ -576,7 +583,7 @@
         </w:p>
         <w:p>
           <w:pPr>
-            <w:pStyle w:val="Verzeichnis2"/>
+            <w:pStyle w:val="TOC2"/>
             <w:tabs>
               <w:tab w:val="right" w:leader="dot" w:pos="9061"/>
             </w:tabs>
@@ -644,7 +651,7 @@
         </w:p>
         <w:p>
           <w:pPr>
-            <w:pStyle w:val="Verzeichnis2"/>
+            <w:pStyle w:val="TOC2"/>
             <w:tabs>
               <w:tab w:val="right" w:leader="dot" w:pos="9061"/>
             </w:tabs>
@@ -712,7 +719,7 @@
         </w:p>
         <w:p>
           <w:pPr>
-            <w:pStyle w:val="Verzeichnis1"/>
+            <w:pStyle w:val="TOC1"/>
             <w:tabs>
               <w:tab w:val="left" w:pos="440"/>
               <w:tab w:val="right" w:leader="dot" w:pos="9061"/>
@@ -794,7 +801,7 @@
         </w:p>
         <w:p>
           <w:pPr>
-            <w:pStyle w:val="Verzeichnis1"/>
+            <w:pStyle w:val="TOC1"/>
             <w:tabs>
               <w:tab w:val="left" w:pos="440"/>
               <w:tab w:val="right" w:leader="dot" w:pos="9061"/>
@@ -876,7 +883,7 @@
         </w:p>
         <w:p>
           <w:pPr>
-            <w:pStyle w:val="Verzeichnis1"/>
+            <w:pStyle w:val="TOC1"/>
             <w:tabs>
               <w:tab w:val="left" w:pos="440"/>
               <w:tab w:val="right" w:leader="dot" w:pos="9061"/>
@@ -958,7 +965,7 @@
         </w:p>
         <w:p>
           <w:pPr>
-            <w:pStyle w:val="Verzeichnis1"/>
+            <w:pStyle w:val="TOC1"/>
             <w:tabs>
               <w:tab w:val="left" w:pos="440"/>
               <w:tab w:val="right" w:leader="dot" w:pos="9061"/>
@@ -1040,7 +1047,7 @@
         </w:p>
         <w:p>
           <w:pPr>
-            <w:pStyle w:val="Verzeichnis1"/>
+            <w:pStyle w:val="TOC1"/>
             <w:tabs>
               <w:tab w:val="left" w:pos="440"/>
               <w:tab w:val="right" w:leader="dot" w:pos="9061"/>
@@ -1122,7 +1129,7 @@
         </w:p>
         <w:p>
           <w:pPr>
-            <w:pStyle w:val="Verzeichnis1"/>
+            <w:pStyle w:val="TOC1"/>
             <w:tabs>
               <w:tab w:val="left" w:pos="440"/>
               <w:tab w:val="right" w:leader="dot" w:pos="9061"/>
@@ -1204,7 +1211,7 @@
         </w:p>
         <w:p>
           <w:pPr>
-            <w:pStyle w:val="Verzeichnis2"/>
+            <w:pStyle w:val="TOC2"/>
             <w:tabs>
               <w:tab w:val="right" w:leader="dot" w:pos="9061"/>
             </w:tabs>
@@ -1272,7 +1279,7 @@
         </w:p>
         <w:p>
           <w:pPr>
-            <w:pStyle w:val="Verzeichnis2"/>
+            <w:pStyle w:val="TOC2"/>
             <w:tabs>
               <w:tab w:val="right" w:leader="dot" w:pos="9061"/>
             </w:tabs>
@@ -1340,7 +1347,7 @@
         </w:p>
         <w:p>
           <w:pPr>
-            <w:pStyle w:val="Verzeichnis2"/>
+            <w:pStyle w:val="TOC2"/>
             <w:tabs>
               <w:tab w:val="right" w:leader="dot" w:pos="9061"/>
             </w:tabs>
@@ -1408,7 +1415,7 @@
         </w:p>
         <w:p>
           <w:pPr>
-            <w:pStyle w:val="Verzeichnis1"/>
+            <w:pStyle w:val="TOC1"/>
             <w:tabs>
               <w:tab w:val="left" w:pos="440"/>
               <w:tab w:val="right" w:leader="dot" w:pos="9061"/>
@@ -1490,7 +1497,7 @@
         </w:p>
         <w:p>
           <w:pPr>
-            <w:pStyle w:val="Verzeichnis1"/>
+            <w:pStyle w:val="TOC1"/>
             <w:tabs>
               <w:tab w:val="left" w:pos="440"/>
               <w:tab w:val="right" w:leader="dot" w:pos="9061"/>
@@ -1572,7 +1579,7 @@
         </w:p>
         <w:p>
           <w:pPr>
-            <w:pStyle w:val="Verzeichnis1"/>
+            <w:pStyle w:val="TOC1"/>
             <w:tabs>
               <w:tab w:val="left" w:pos="440"/>
               <w:tab w:val="right" w:leader="dot" w:pos="9061"/>
@@ -1654,7 +1661,7 @@
         </w:p>
         <w:p>
           <w:pPr>
-            <w:pStyle w:val="Verzeichnis1"/>
+            <w:pStyle w:val="TOC1"/>
             <w:tabs>
               <w:tab w:val="left" w:pos="440"/>
               <w:tab w:val="right" w:leader="dot" w:pos="9061"/>
@@ -1736,7 +1743,7 @@
         </w:p>
         <w:p>
           <w:pPr>
-            <w:pStyle w:val="Verzeichnis1"/>
+            <w:pStyle w:val="TOC1"/>
             <w:tabs>
               <w:tab w:val="right" w:leader="dot" w:pos="9061"/>
             </w:tabs>
@@ -1838,7 +1845,7 @@
     </w:p>
     <w:p>
       <w:pPr>
-        <w:pStyle w:val="berschrift1"/>
+        <w:pStyle w:val="Heading1"/>
         <w:numPr>
           <w:ilvl w:val="0"/>
           <w:numId w:val="2"/>
@@ -1853,65 +1860,572 @@
     </w:p>
     <w:p>
       <w:pPr>
+        <w:pStyle w:val="Heading2"/>
+        <w:rPr>
+          <w:rFonts w:ascii="Times New Roman" w:eastAsia="Times New Roman" w:hAnsi="Times New Roman" w:cs="Times New Roman"/>
+          <w:color w:val="auto"/>
+          <w:sz w:val="24"/>
+          <w:szCs w:val="24"/>
+        </w:rPr>
+      </w:pPr>
+      <w:bookmarkStart w:id="1" w:name="_Toc43728405"/>
+      <w:r>
+        <w:rPr>
+          <w:rFonts w:ascii="Times New Roman" w:eastAsia="Times New Roman" w:hAnsi="Times New Roman" w:cs="Times New Roman"/>
+          <w:color w:val="auto"/>
+          <w:sz w:val="24"/>
+          <w:szCs w:val="24"/>
+        </w:rPr>
+        <w:t>In dieser Hausarbeit werden die Planung und Umsetzung eines Frameworks zur Erstellung von Kartenspielen behandelt. Um die Funktionsfähigkeit und den Funktionsumfang der entwickelten Engine zu demonstrieren, werden außerdem ein oder mehrere Showcase</w:t>
+      </w:r>
+      <w:r>
+        <w:rPr>
+          <w:rFonts w:ascii="Times New Roman" w:eastAsia="Times New Roman" w:hAnsi="Times New Roman" w:cs="Times New Roman"/>
+          <w:color w:val="auto"/>
+          <w:sz w:val="24"/>
+          <w:szCs w:val="24"/>
+        </w:rPr>
+        <w:t xml:space="preserve"> </w:t>
+      </w:r>
+      <w:r>
+        <w:rPr>
+          <w:rFonts w:ascii="Times New Roman" w:eastAsia="Times New Roman" w:hAnsi="Times New Roman" w:cs="Times New Roman"/>
+          <w:color w:val="auto"/>
+          <w:sz w:val="24"/>
+          <w:szCs w:val="24"/>
+        </w:rPr>
+        <w:t>Beispiele für verschiedene Kartenspielvarianten erstellt. Viele moderne Kartenspiele weisen einen Großteil gemeinsamer Mechaniken und Komponenten auf, wie beispielsweise Deck, Hand, Table und verschiedene Phasen. Die Entwicklung jedes Spiels von Grund auf führt jedoch zu Code</w:t>
+      </w:r>
+      <w:r>
+        <w:rPr>
+          <w:rFonts w:ascii="Times New Roman" w:eastAsia="Times New Roman" w:hAnsi="Times New Roman" w:cs="Times New Roman"/>
+          <w:color w:val="auto"/>
+          <w:sz w:val="24"/>
+          <w:szCs w:val="24"/>
+        </w:rPr>
+        <w:t>d</w:t>
+      </w:r>
+      <w:r>
+        <w:rPr>
+          <w:rFonts w:ascii="Times New Roman" w:eastAsia="Times New Roman" w:hAnsi="Times New Roman" w:cs="Times New Roman"/>
+          <w:color w:val="auto"/>
+          <w:sz w:val="24"/>
+          <w:szCs w:val="24"/>
+        </w:rPr>
+        <w:t xml:space="preserve">uplikaten und Implementierungen, die sich in ihrer Architektur stark voneinander unterscheiden können, was die Möglichkeit ausschließt, verschiedene Spiele auf einer einzigen Engine auszuführen. </w:t>
+      </w:r>
+    </w:p>
+    <w:p>
+      <w:pPr>
+        <w:pStyle w:val="Heading2"/>
+        <w:rPr>
+          <w:rFonts w:ascii="Times New Roman" w:eastAsia="Times New Roman" w:hAnsi="Times New Roman" w:cs="Times New Roman"/>
+          <w:color w:val="auto"/>
+          <w:sz w:val="24"/>
+          <w:szCs w:val="24"/>
+        </w:rPr>
+      </w:pPr>
+      <w:r>
+        <w:rPr>
+          <w:rFonts w:ascii="Times New Roman" w:eastAsia="Times New Roman" w:hAnsi="Times New Roman" w:cs="Times New Roman"/>
+          <w:color w:val="auto"/>
+          <w:sz w:val="24"/>
+          <w:szCs w:val="24"/>
+        </w:rPr>
+        <w:t xml:space="preserve">Die Lösung besteht in der Erstellung eines Kerns, der den Spielablauf steuert und </w:t>
+      </w:r>
+    </w:p>
+    <w:p>
+      <w:pPr>
+        <w:pStyle w:val="Heading2"/>
+        <w:rPr>
+          <w:rFonts w:ascii="Times New Roman" w:eastAsia="Times New Roman" w:hAnsi="Times New Roman" w:cs="Times New Roman"/>
+          <w:color w:val="auto"/>
+          <w:sz w:val="24"/>
+          <w:szCs w:val="24"/>
+        </w:rPr>
+      </w:pPr>
+      <w:r>
+        <w:rPr>
+          <w:rFonts w:ascii="Times New Roman" w:eastAsia="Times New Roman" w:hAnsi="Times New Roman" w:cs="Times New Roman"/>
+          <w:color w:val="auto"/>
+          <w:sz w:val="24"/>
+          <w:szCs w:val="24"/>
+        </w:rPr>
+        <w:t xml:space="preserve">verschiedene Muster implementiert, um die Umsetzung verschiedener Varianten von Kartenspielen zu vereinfachen. </w:t>
+      </w:r>
+    </w:p>
+    <w:p>
+      <w:pPr>
+        <w:pStyle w:val="Heading2"/>
+        <w:rPr>
+          <w:rFonts w:ascii="Times New Roman" w:eastAsia="Times New Roman" w:hAnsi="Times New Roman" w:cs="Times New Roman"/>
+          <w:color w:val="auto"/>
+          <w:sz w:val="24"/>
+          <w:szCs w:val="24"/>
+        </w:rPr>
+      </w:pPr>
+    </w:p>
+    <w:p>
+      <w:pPr>
+        <w:pStyle w:val="Heading2"/>
+        <w:numPr>
+          <w:ilvl w:val="1"/>
+          <w:numId w:val="2"/>
+        </w:numPr>
+      </w:pPr>
+      <w:r>
+        <w:t>Aufgabenstellung</w:t>
+      </w:r>
+      <w:bookmarkEnd w:id="1"/>
+    </w:p>
+    <w:p>
+      <w:pPr>
+        <w:pStyle w:val="Heading2"/>
+        <w:rPr>
+          <w:rFonts w:ascii="Times New Roman" w:eastAsia="Times New Roman" w:hAnsi="Times New Roman" w:cs="Times New Roman"/>
+          <w:color w:val="auto"/>
+          <w:sz w:val="24"/>
+          <w:szCs w:val="24"/>
+        </w:rPr>
+      </w:pPr>
+      <w:bookmarkStart w:id="2" w:name="_Toc43728406"/>
+      <w:r>
+        <w:rPr>
+          <w:rFonts w:ascii="Times New Roman" w:eastAsia="Times New Roman" w:hAnsi="Times New Roman" w:cs="Times New Roman"/>
+          <w:color w:val="auto"/>
+          <w:sz w:val="24"/>
+          <w:szCs w:val="24"/>
+        </w:rPr>
+        <w:t>Um dieses Ziel systematisch zu erreichen, umfasst die Vorgehensweise folgende methodische Schritte:</w:t>
+      </w:r>
+    </w:p>
+    <w:p>
+      <w:pPr>
+        <w:pStyle w:val="Heading2"/>
+        <w:rPr>
+          <w:rFonts w:ascii="Times New Roman" w:eastAsia="Times New Roman" w:hAnsi="Times New Roman" w:cs="Times New Roman"/>
+          <w:color w:val="auto"/>
+          <w:sz w:val="24"/>
+          <w:szCs w:val="24"/>
+        </w:rPr>
+      </w:pPr>
+    </w:p>
+    <w:p>
+      <w:pPr>
+        <w:pStyle w:val="Heading2"/>
+        <w:numPr>
+          <w:ilvl w:val="0"/>
+          <w:numId w:val="14"/>
+        </w:numPr>
+        <w:rPr>
+          <w:rFonts w:ascii="Times New Roman" w:eastAsia="Times New Roman" w:hAnsi="Times New Roman" w:cs="Times New Roman"/>
+          <w:color w:val="auto"/>
+          <w:sz w:val="24"/>
+          <w:szCs w:val="24"/>
+        </w:rPr>
+      </w:pPr>
+      <w:r>
+        <w:rPr>
+          <w:rFonts w:ascii="Times New Roman" w:eastAsia="Times New Roman" w:hAnsi="Times New Roman" w:cs="Times New Roman"/>
+          <w:color w:val="auto"/>
+          <w:sz w:val="24"/>
+          <w:szCs w:val="24"/>
+        </w:rPr>
+        <w:t>Analyse der relevanten Stakeholder sowie Formulierung eindeutiger, lösungsneutraler Ziele und Definition eines fachlichen Glossars.</w:t>
+      </w:r>
+    </w:p>
+    <w:p>
+      <w:pPr>
+        <w:pStyle w:val="Heading2"/>
+        <w:numPr>
+          <w:ilvl w:val="0"/>
+          <w:numId w:val="14"/>
+        </w:numPr>
+        <w:rPr>
+          <w:rFonts w:ascii="Times New Roman" w:eastAsia="Times New Roman" w:hAnsi="Times New Roman" w:cs="Times New Roman"/>
+          <w:color w:val="auto"/>
+          <w:sz w:val="24"/>
+          <w:szCs w:val="24"/>
+        </w:rPr>
+      </w:pPr>
+      <w:r>
+        <w:rPr>
+          <w:rFonts w:ascii="Times New Roman" w:eastAsia="Times New Roman" w:hAnsi="Times New Roman" w:cs="Times New Roman"/>
+          <w:color w:val="auto"/>
+          <w:sz w:val="24"/>
+          <w:szCs w:val="24"/>
+        </w:rPr>
+        <w:t>Erstellung von Use-Case-Diagrammen für Framework und Showcase sowie Modellierung des dynamischen Spielablaufs mittels Aktivitätsdiagrammen.</w:t>
+      </w:r>
+    </w:p>
+    <w:p>
+      <w:pPr>
+        <w:pStyle w:val="Heading2"/>
+        <w:numPr>
+          <w:ilvl w:val="0"/>
+          <w:numId w:val="14"/>
+        </w:numPr>
+        <w:rPr>
+          <w:rFonts w:ascii="Times New Roman" w:eastAsia="Times New Roman" w:hAnsi="Times New Roman" w:cs="Times New Roman"/>
+          <w:color w:val="auto"/>
+          <w:sz w:val="24"/>
+          <w:szCs w:val="24"/>
+        </w:rPr>
+      </w:pPr>
+      <w:r>
+        <w:rPr>
+          <w:rFonts w:ascii="Times New Roman" w:eastAsia="Times New Roman" w:hAnsi="Times New Roman" w:cs="Times New Roman"/>
+          <w:color w:val="auto"/>
+          <w:sz w:val="24"/>
+          <w:szCs w:val="24"/>
+        </w:rPr>
+        <w:t>Inkrementeller Entwurf der einzelnen Entwurfs</w:t>
+      </w:r>
+      <w:r>
+        <w:rPr>
+          <w:rFonts w:ascii="Times New Roman" w:eastAsia="Times New Roman" w:hAnsi="Times New Roman" w:cs="Times New Roman"/>
+          <w:color w:val="auto"/>
+          <w:sz w:val="24"/>
+          <w:szCs w:val="24"/>
+        </w:rPr>
+        <w:t>patterns</w:t>
+      </w:r>
+      <w:r>
+        <w:rPr>
+          <w:rFonts w:ascii="Times New Roman" w:eastAsia="Times New Roman" w:hAnsi="Times New Roman" w:cs="Times New Roman"/>
+          <w:color w:val="auto"/>
+          <w:sz w:val="24"/>
+          <w:szCs w:val="24"/>
+        </w:rPr>
+        <w:t xml:space="preserve"> (State, Command, Factory, </w:t>
+      </w:r>
+      <w:proofErr w:type="spellStart"/>
+      <w:r>
+        <w:rPr>
+          <w:rFonts w:ascii="Times New Roman" w:eastAsia="Times New Roman" w:hAnsi="Times New Roman" w:cs="Times New Roman"/>
+          <w:color w:val="auto"/>
+          <w:sz w:val="24"/>
+          <w:szCs w:val="24"/>
+        </w:rPr>
+        <w:t>Strategy</w:t>
+      </w:r>
+      <w:proofErr w:type="spellEnd"/>
+      <w:r>
+        <w:rPr>
+          <w:rFonts w:ascii="Times New Roman" w:eastAsia="Times New Roman" w:hAnsi="Times New Roman" w:cs="Times New Roman"/>
+          <w:color w:val="auto"/>
+          <w:sz w:val="24"/>
+          <w:szCs w:val="24"/>
+        </w:rPr>
+        <w:t>, Observer</w:t>
+      </w:r>
+      <w:r>
+        <w:rPr>
+          <w:rFonts w:ascii="Times New Roman" w:eastAsia="Times New Roman" w:hAnsi="Times New Roman" w:cs="Times New Roman"/>
+          <w:color w:val="auto"/>
+          <w:sz w:val="24"/>
+          <w:szCs w:val="24"/>
+        </w:rPr>
+        <w:t>) als isolierte Teildiagramme und deren anschließende Zusammenführung in ein einheitliches Gesamt-Pattern-Diagramm</w:t>
+      </w:r>
+      <w:r>
+        <w:rPr>
+          <w:rFonts w:ascii="Times New Roman" w:eastAsia="Times New Roman" w:hAnsi="Times New Roman" w:cs="Times New Roman"/>
+          <w:color w:val="auto"/>
+          <w:sz w:val="24"/>
+          <w:szCs w:val="24"/>
+        </w:rPr>
+        <w:t>.</w:t>
+      </w:r>
+    </w:p>
+    <w:p>
+      <w:pPr>
+        <w:pStyle w:val="Heading2"/>
+        <w:numPr>
+          <w:ilvl w:val="0"/>
+          <w:numId w:val="14"/>
+        </w:numPr>
+        <w:rPr>
+          <w:rFonts w:ascii="Times New Roman" w:eastAsia="Times New Roman" w:hAnsi="Times New Roman" w:cs="Times New Roman"/>
+          <w:color w:val="auto"/>
+          <w:sz w:val="24"/>
+          <w:szCs w:val="24"/>
+        </w:rPr>
+      </w:pPr>
+      <w:r>
+        <w:rPr>
+          <w:rFonts w:ascii="Times New Roman" w:eastAsia="Times New Roman" w:hAnsi="Times New Roman" w:cs="Times New Roman"/>
+          <w:color w:val="auto"/>
+          <w:sz w:val="24"/>
+          <w:szCs w:val="24"/>
+        </w:rPr>
+        <w:t xml:space="preserve"> </w:t>
+      </w:r>
+      <w:r>
+        <w:rPr>
+          <w:rFonts w:ascii="Times New Roman" w:eastAsia="Times New Roman" w:hAnsi="Times New Roman" w:cs="Times New Roman"/>
+          <w:color w:val="auto"/>
+          <w:sz w:val="24"/>
+          <w:szCs w:val="24"/>
+        </w:rPr>
+        <w:t>Objektorientierte Implementierung des Klassendiagramms in Java und abschließende Validierung im Rahmen einer Konsistenzanalyse.</w:t>
+      </w:r>
+    </w:p>
+    <w:p/>
+    <w:p>
+      <w:pPr>
+        <w:pStyle w:val="Heading2"/>
+        <w:numPr>
+          <w:ilvl w:val="1"/>
+          <w:numId w:val="2"/>
+        </w:numPr>
+      </w:pPr>
+      <w:r>
+        <w:t>Aufbau der Hausarbeit</w:t>
+      </w:r>
+      <w:bookmarkEnd w:id="2"/>
+    </w:p>
+    <w:p>
+      <w:pPr>
         <w:spacing w:line="280" w:lineRule="exact"/>
       </w:pPr>
       <w:r>
-        <w:t>&lt;Jedes Hauptkapitel beginnt zumindest mit einem Überblick</w:t>
-      </w:r>
-      <w:r>
-        <w:t>,</w:t>
-      </w:r>
-      <w:r>
-        <w:t xml:space="preserve"> was warum enthalten ist.&gt;</w:t>
-      </w:r>
-    </w:p>
-    <w:p/>
-    <w:p>
-      <w:pPr>
-        <w:pStyle w:val="berschrift2"/>
-      </w:pPr>
-      <w:bookmarkStart w:id="1" w:name="_Toc43728405"/>
-      <w:r>
-        <w:t>1.1 Aufgabenstellung</w:t>
-      </w:r>
-      <w:bookmarkEnd w:id="1"/>
+        <w:t>Der Aufbau der Hausarbeit orientiert sich an der beschriebenen methodischen Vorgehensweise und gliedert sich wie folgt:</w:t>
+      </w:r>
     </w:p>
     <w:p>
       <w:pPr>
         <w:spacing w:line="280" w:lineRule="exact"/>
       </w:pPr>
-      <w:r>
-        <w:t>&lt;Erklärung der gewählten Aufgabenstellung, noch ohne technische Details. Klare Formulierung, was gemacht werden soll, d. h. welche Ziele erfüllt werden sollen&gt;</w:t>
-      </w:r>
-    </w:p>
-    <w:p>
-      <w:pPr>
-        <w:pStyle w:val="berschrift2"/>
-      </w:pPr>
-      <w:bookmarkStart w:id="2" w:name="_Toc43728406"/>
-      <w:r>
-        <w:t>1.2 Aufbau der Hausarbeit</w:t>
-      </w:r>
-      <w:bookmarkEnd w:id="2"/>
-    </w:p>
-    <w:p>
-      <w:pPr>
+    </w:p>
+    <w:p>
+      <w:pPr>
+        <w:pStyle w:val="ListParagraph"/>
+        <w:numPr>
+          <w:ilvl w:val="0"/>
+          <w:numId w:val="15"/>
+        </w:numPr>
         <w:spacing w:line="280" w:lineRule="exact"/>
       </w:pPr>
       <w:r>
-        <w:t>&lt;</w:t>
-      </w:r>
-      <w:r>
-        <w:t xml:space="preserve"> </w:t>
-      </w:r>
-      <w:r>
-        <w:t>Dieser Absatz beschreibt kurz bis sehr kurz die Gliederung der Arbeit.&gt;</w:t>
-      </w:r>
-    </w:p>
-    <w:p>
-      <w:pPr>
+        <w:lastRenderedPageBreak/>
+        <w:t xml:space="preserve">Kapitel 2 </w:t>
+      </w:r>
+      <w:r>
+        <w:t xml:space="preserve">- </w:t>
+      </w:r>
+      <w:r>
+        <w:t xml:space="preserve">Grundlagen: Vermittelt die theoretischen Konzepte von OOAD, Inversion </w:t>
+      </w:r>
+      <w:proofErr w:type="spellStart"/>
+      <w:r>
+        <w:t>of</w:t>
+      </w:r>
+      <w:proofErr w:type="spellEnd"/>
+      <w:r>
+        <w:t xml:space="preserve"> Control </w:t>
+      </w:r>
+      <w:r>
+        <w:rPr>
+          <w:color w:val="EE0000"/>
+        </w:rPr>
+        <w:t>(</w:t>
+      </w:r>
+      <w:proofErr w:type="spellStart"/>
+      <w:r>
+        <w:rPr>
+          <w:color w:val="EE0000"/>
+        </w:rPr>
+        <w:t>IoC</w:t>
+      </w:r>
+      <w:proofErr w:type="spellEnd"/>
+      <w:r>
+        <w:rPr>
+          <w:color w:val="EE0000"/>
+        </w:rPr>
+        <w:t>)</w:t>
+      </w:r>
+      <w:r>
+        <w:rPr>
+          <w:color w:val="EE0000"/>
+        </w:rPr>
+        <w:t xml:space="preserve"> ???</w:t>
+      </w:r>
+      <w:r>
+        <w:rPr>
+          <w:color w:val="EE0000"/>
+        </w:rPr>
+        <w:t xml:space="preserve"> soll man das </w:t>
+      </w:r>
+      <w:proofErr w:type="spellStart"/>
+      <w:r>
+        <w:rPr>
+          <w:color w:val="EE0000"/>
+        </w:rPr>
+        <w:t>erklaeren</w:t>
+      </w:r>
+      <w:proofErr w:type="spellEnd"/>
+      <w:r>
+        <w:rPr>
+          <w:color w:val="EE0000"/>
+        </w:rPr>
+        <w:t>?</w:t>
+      </w:r>
+      <w:r>
+        <w:rPr>
+          <w:color w:val="EE0000"/>
+        </w:rPr>
+        <w:t xml:space="preserve"> </w:t>
+      </w:r>
+      <w:r>
+        <w:t xml:space="preserve">sowie der </w:t>
+      </w:r>
+      <w:r>
+        <w:t>fünf</w:t>
+      </w:r>
+      <w:r>
+        <w:t xml:space="preserve"> verwendeten </w:t>
+      </w:r>
+      <w:proofErr w:type="spellStart"/>
+      <w:r>
+        <w:t>GoF-Entwurfsmuster</w:t>
+      </w:r>
+      <w:proofErr w:type="spellEnd"/>
+      <w:r>
+        <w:t>.</w:t>
+      </w:r>
+    </w:p>
+    <w:p>
+      <w:pPr>
+        <w:pStyle w:val="ListParagraph"/>
+        <w:numPr>
+          <w:ilvl w:val="0"/>
+          <w:numId w:val="15"/>
+        </w:numPr>
         <w:spacing w:line="280" w:lineRule="exact"/>
       </w:pPr>
+      <w:r>
+        <w:t xml:space="preserve">Kapitel 3 </w:t>
+      </w:r>
+      <w:r>
+        <w:t xml:space="preserve">- </w:t>
+      </w:r>
+      <w:r>
+        <w:t>Anforderungsanalyse: Dokumentiert die Ergebnisse der Stakeholder-Analyse, die formulierten Ziele, das Glossar, die Use-Case-Diagramme sowie die Aktivitätsdiagramme.</w:t>
+      </w:r>
+    </w:p>
+    <w:p>
+      <w:pPr>
+        <w:pStyle w:val="ListParagraph"/>
+        <w:numPr>
+          <w:ilvl w:val="0"/>
+          <w:numId w:val="15"/>
+        </w:numPr>
+        <w:spacing w:line="280" w:lineRule="exact"/>
+      </w:pPr>
+      <w:r>
+        <w:t xml:space="preserve">Kapitel 4 </w:t>
+      </w:r>
+      <w:r>
+        <w:t xml:space="preserve">- </w:t>
+      </w:r>
+      <w:r>
+        <w:t>Modellierung: Beschreibt das Grobdesign</w:t>
+      </w:r>
+      <w:r>
+        <w:t xml:space="preserve">, </w:t>
+      </w:r>
+      <w:r>
+        <w:t>Paketstruktur und das Feindesign mit allen Teildiagrammen der Patterns sowie das zusammengeführte Gesamt-Pattern-Diagramm.</w:t>
+      </w:r>
+    </w:p>
+    <w:p>
+      <w:pPr>
+        <w:pStyle w:val="ListParagraph"/>
+        <w:numPr>
+          <w:ilvl w:val="0"/>
+          <w:numId w:val="15"/>
+        </w:numPr>
+        <w:spacing w:line="280" w:lineRule="exact"/>
+      </w:pPr>
+      <w:r>
+        <w:t>Kapitel 5</w:t>
+      </w:r>
+      <w:r>
+        <w:t xml:space="preserve"> - </w:t>
+      </w:r>
+      <w:r>
+        <w:t>Implementierung: Detailliert die Quellcode</w:t>
+      </w:r>
+      <w:r>
+        <w:t>u</w:t>
+      </w:r>
+      <w:r>
+        <w:t xml:space="preserve">msetzung in Java </w:t>
+      </w:r>
+      <w:r>
+        <w:t xml:space="preserve">von </w:t>
+      </w:r>
+      <w:proofErr w:type="spellStart"/>
+      <w:proofErr w:type="gramStart"/>
+      <w:r>
+        <w:t>framework</w:t>
+      </w:r>
+      <w:r>
+        <w:t>.core</w:t>
+      </w:r>
+      <w:proofErr w:type="spellEnd"/>
+      <w:proofErr w:type="gramEnd"/>
+      <w:r>
+        <w:t xml:space="preserve"> und </w:t>
+      </w:r>
+      <w:proofErr w:type="spellStart"/>
+      <w:r>
+        <w:t>showcase</w:t>
+      </w:r>
+      <w:proofErr w:type="spellEnd"/>
+      <w:r>
+        <w:t>.</w:t>
+      </w:r>
+    </w:p>
+    <w:p>
+      <w:pPr>
+        <w:pStyle w:val="ListParagraph"/>
+        <w:numPr>
+          <w:ilvl w:val="0"/>
+          <w:numId w:val="15"/>
+        </w:numPr>
+        <w:spacing w:line="280" w:lineRule="exact"/>
+      </w:pPr>
+      <w:r>
+        <w:t xml:space="preserve">Kapitel 6 </w:t>
+      </w:r>
+      <w:r>
+        <w:t xml:space="preserve">- </w:t>
+      </w:r>
+      <w:r>
+        <w:t>Validierung: Überprüft die Implementierung im Rahmen einer Konsistenzanalyse gegenüber den Anforderungen und Use Cases.</w:t>
+      </w:r>
+    </w:p>
+    <w:p>
+      <w:pPr>
+        <w:pStyle w:val="ListParagraph"/>
+        <w:numPr>
+          <w:ilvl w:val="0"/>
+          <w:numId w:val="15"/>
+        </w:numPr>
+        <w:spacing w:line="280" w:lineRule="exact"/>
+      </w:pPr>
+      <w:r>
+        <w:t xml:space="preserve">Kapitel 7 </w:t>
+      </w:r>
+      <w:r>
+        <w:t xml:space="preserve">- </w:t>
+      </w:r>
+      <w:r>
+        <w:t>Abschlussbetrachtungen: Führt Zusammenfassung, Ausblick und Fazit auf</w:t>
+      </w:r>
     </w:p>
     <w:p>
       <w:pPr>
@@ -1964,7 +2478,7 @@
     </w:p>
     <w:p>
       <w:pPr>
-        <w:pStyle w:val="berschrift1"/>
+        <w:pStyle w:val="Heading1"/>
         <w:numPr>
           <w:ilvl w:val="0"/>
           <w:numId w:val="2"/>
@@ -1982,19 +2496,7 @@
         <w:spacing w:line="280" w:lineRule="exact"/>
       </w:pPr>
       <w:r>
-        <w:t xml:space="preserve">&lt;Abhängig vom Inhalt der Arbeit können hier die benutzten Technologien, eventuell genutzte existierende Projekte oder </w:t>
-      </w:r>
-      <w:r>
-        <w:t>Ä</w:t>
-      </w:r>
-      <w:r>
-        <w:t>hnliche</w:t>
-      </w:r>
-      <w:r>
-        <w:t>s</w:t>
-      </w:r>
-      <w:r>
-        <w:t xml:space="preserve"> vorgestellt werden.</w:t>
+        <w:t>Für ein effizientes und strukturiertes Projektmanagement wurde die Plattform Notion eingesetzt. Hierfür wurde ein schrittweiser Projektplan erstellt, und die anstehenden Aufgaben wurden in Form von Tickets mit Aufwandsschätzungen in Stunden, detaillierten Arbeitsbeschreibungen sowie festgelegten Verantwortlichkeiten strukturiert.</w:t>
       </w:r>
     </w:p>
     <w:p>
@@ -2002,23 +2504,50 @@
         <w:spacing w:line="280" w:lineRule="exact"/>
       </w:pPr>
       <w:r>
-        <w:t xml:space="preserve">Dieses Kapitel kann mit eigenen Beispielen sehr detailliert sein, dann müssen keine Detailerklärungen im Implementierungskapitel erfolgen. Es werden dann Rückwärtsverweise dort genutzt. </w:t>
+        <w:t>Innerhalb dieser Tickets wurden bei Bedarf Diskussionen geführt, um aufgetretene Fragestellungen zu klären und die Ergebnisse einzelner Teilaufgaben zu dokumentieren. Darüber hinaus diente das Notion-Projekt als zentrale Dokumentationsplattform, in der die ursprüngliche Projektidee sowie die fachlichen Anforderungen gebündelt wurden.</w:t>
       </w:r>
     </w:p>
     <w:p>
       <w:pPr>
         <w:spacing w:line="280" w:lineRule="exact"/>
-      </w:pPr>
-      <w:r>
-        <w:t>Alternativ kann dieses Kapitel kompakter sein, dann gibt es detailliertere Erklärungen im Implementierungskapitel. Vorwärtsverweise sind (wie immer) zu vermeiden.&gt;</w:t>
+        <w:rPr>
+          <w:lang w:val="uk-UA"/>
+        </w:rPr>
+      </w:pPr>
+      <w:r>
+        <w:t xml:space="preserve">Ergänzend wurden </w:t>
+      </w:r>
+      <w:proofErr w:type="spellStart"/>
+      <w:r>
+        <w:t>Git</w:t>
+      </w:r>
+      <w:proofErr w:type="spellEnd"/>
+      <w:r>
+        <w:t xml:space="preserve"> und GitHub für die Versionsverwaltung des Quellcodes und der Dokumentation genutzt, um eine kontinuierliche Integration und nachvollziehbare Code-Änderungen im Team zu gewährleisten.</w:t>
       </w:r>
     </w:p>
     <w:p>
       <w:pPr>
         <w:spacing w:line="280" w:lineRule="exact"/>
-      </w:pPr>
-      <w:r>
-        <w:t>&lt;Hinweis: Jedes Kapitel beginnt auf eigener Seite.&gt;</w:t>
+        <w:rPr>
+          <w:lang w:val="uk-UA"/>
+        </w:rPr>
+      </w:pPr>
+    </w:p>
+    <w:p>
+      <w:pPr>
+        <w:spacing w:line="280" w:lineRule="exact"/>
+        <w:rPr>
+          <w:color w:val="EE0000"/>
+          <w:lang w:val="en-US"/>
+        </w:rPr>
+      </w:pPr>
+      <w:r>
+        <w:rPr>
+          <w:color w:val="EE0000"/>
+          <w:lang w:val="en-US"/>
+        </w:rPr>
+        <w:t>HIER SCHREIBE ICH UEBER ALLE PATTERNS NOCH, WILL MICH ABER GRUENDLICHER DAMIT BESCHAEFTIGEN</w:t>
       </w:r>
     </w:p>
     <w:p>
@@ -2037,7 +2566,7 @@
     </w:p>
     <w:p>
       <w:pPr>
-        <w:pStyle w:val="berschrift1"/>
+        <w:pStyle w:val="Heading1"/>
         <w:numPr>
           <w:ilvl w:val="0"/>
           <w:numId w:val="2"/>
@@ -2052,35 +2581,655 @@
     </w:p>
     <w:p>
       <w:pPr>
-        <w:spacing w:line="280" w:lineRule="exact"/>
-      </w:pPr>
-      <w:r>
-        <w:t xml:space="preserve">&lt;In diesem Kapitel befinden sich die Ergebnisse der Anforderungsanalyse. Sollten Sie inkrementell vorgehen und dies unbedingt dokumentieren wollen, ist eine Unterteilung in Unterkapitel mit Inkrementen möglich. Alternativ erwähnen Sie nur im Kapitel zur Implementierung, welche Inkremente Sie durchlaufen haben. </w:t>
-      </w:r>
-      <w:proofErr w:type="gramStart"/>
-      <w:r>
-        <w:t>Durch die relativ kurze Bearbeitungszeit,</w:t>
-      </w:r>
-      <w:proofErr w:type="gramEnd"/>
-      <w:r>
-        <w:t xml:space="preserve"> können Sie ohne Abwertung natürlich auch auf Inkremente verzichten. Da es sich um eine kleine Fallstudie handelt, ist es durchaus möglich, dass es nur einen Use Case gibt.&gt;</w:t>
-      </w:r>
-    </w:p>
-    <w:p>
-      <w:pPr>
         <w:keepNext/>
         <w:spacing w:line="240" w:lineRule="auto"/>
-        <w:jc w:val="center"/>
-      </w:pPr>
+        <w:rPr>
+          <w:lang w:val="en-US"/>
+        </w:rPr>
+      </w:pPr>
+      <w:r>
+        <w:t xml:space="preserve">Die Anforderungsanalyse stellt die Grundlage der Systementwicklung dar. Um ein gemeinsames Verständnis aller Begriffe und Ziele zu gewährleisten, wurde die Analyse in folgenden </w:t>
+      </w:r>
+      <w:r>
+        <w:rPr>
+          <w:lang w:val="uk-UA"/>
+        </w:rPr>
+        <w:t xml:space="preserve">5 </w:t>
+      </w:r>
+      <w:r>
+        <w:t>systematischen Schritten durchgeführt</w:t>
+      </w:r>
+    </w:p>
+    <w:p>
+      <w:pPr>
+        <w:pStyle w:val="Heading2"/>
+        <w:numPr>
+          <w:ilvl w:val="1"/>
+          <w:numId w:val="2"/>
+        </w:numPr>
+        <w:rPr>
+          <w:lang w:val="en-US"/>
+        </w:rPr>
+      </w:pPr>
+      <w:proofErr w:type="spellStart"/>
+      <w:r>
+        <w:rPr>
+          <w:lang w:val="en-US"/>
+        </w:rPr>
+        <w:t>Glossar</w:t>
+      </w:r>
+      <w:proofErr w:type="spellEnd"/>
+      <w:r>
+        <w:rPr>
+          <w:lang w:val="en-US"/>
+        </w:rPr>
+        <w:t xml:space="preserve"> </w:t>
+      </w:r>
+      <w:r>
+        <w:rPr>
+          <w:color w:val="EE0000"/>
+          <w:lang w:val="en-US"/>
+        </w:rPr>
+        <w:t>!!</w:t>
+      </w:r>
+      <w:proofErr w:type="spellStart"/>
+      <w:r>
+        <w:rPr>
+          <w:color w:val="EE0000"/>
+          <w:lang w:val="en-US"/>
+        </w:rPr>
+        <w:t>schrift</w:t>
+      </w:r>
+      <w:proofErr w:type="spellEnd"/>
+      <w:r>
+        <w:rPr>
+          <w:color w:val="EE0000"/>
+          <w:lang w:val="en-US"/>
+        </w:rPr>
+        <w:t xml:space="preserve"> </w:t>
+      </w:r>
+      <w:proofErr w:type="spellStart"/>
+      <w:r>
+        <w:rPr>
+          <w:color w:val="EE0000"/>
+          <w:lang w:val="en-US"/>
+        </w:rPr>
+        <w:t>genausogroß</w:t>
+      </w:r>
+      <w:proofErr w:type="spellEnd"/>
+      <w:r>
+        <w:rPr>
+          <w:color w:val="EE0000"/>
+          <w:lang w:val="en-US"/>
+        </w:rPr>
+        <w:t xml:space="preserve"> </w:t>
+      </w:r>
+      <w:proofErr w:type="spellStart"/>
+      <w:r>
+        <w:rPr>
+          <w:color w:val="EE0000"/>
+          <w:lang w:val="en-US"/>
+        </w:rPr>
+        <w:t>wie</w:t>
+      </w:r>
+      <w:proofErr w:type="spellEnd"/>
+      <w:r>
+        <w:rPr>
+          <w:color w:val="EE0000"/>
+          <w:lang w:val="en-US"/>
+        </w:rPr>
+        <w:t xml:space="preserve"> </w:t>
+      </w:r>
+      <w:proofErr w:type="spellStart"/>
+      <w:r>
+        <w:rPr>
+          <w:color w:val="EE0000"/>
+          <w:lang w:val="en-US"/>
+        </w:rPr>
+        <w:t>im</w:t>
+      </w:r>
+      <w:proofErr w:type="spellEnd"/>
+      <w:r>
+        <w:rPr>
+          <w:color w:val="EE0000"/>
+          <w:lang w:val="en-US"/>
+        </w:rPr>
+        <w:t xml:space="preserve"> </w:t>
+      </w:r>
+      <w:proofErr w:type="spellStart"/>
+      <w:r>
+        <w:rPr>
+          <w:color w:val="EE0000"/>
+          <w:lang w:val="en-US"/>
+        </w:rPr>
+        <w:t>fließtext</w:t>
+      </w:r>
+      <w:proofErr w:type="spellEnd"/>
+      <w:r>
+        <w:rPr>
+          <w:color w:val="EE0000"/>
+          <w:lang w:val="en-US"/>
+        </w:rPr>
+        <w:t xml:space="preserve"> -&gt; </w:t>
+      </w:r>
+      <w:proofErr w:type="spellStart"/>
+      <w:r>
+        <w:rPr>
+          <w:color w:val="EE0000"/>
+          <w:lang w:val="en-US"/>
+        </w:rPr>
+        <w:t>ersetzen</w:t>
+      </w:r>
+      <w:proofErr w:type="spellEnd"/>
+      <w:r>
+        <w:rPr>
+          <w:color w:val="EE0000"/>
+          <w:lang w:val="en-US"/>
+        </w:rPr>
+        <w:t>?</w:t>
+      </w:r>
+    </w:p>
+    <w:p>
+      <w:pPr>
+        <w:rPr>
+          <w:lang w:val="en-US"/>
+        </w:rPr>
+      </w:pPr>
+      <w:r>
+        <w:rPr>
+          <w:lang w:val="en-US"/>
+        </w:rPr>
+        <w:t xml:space="preserve">Der </w:t>
+      </w:r>
+      <w:proofErr w:type="spellStart"/>
+      <w:r>
+        <w:rPr>
+          <w:lang w:val="en-US"/>
+        </w:rPr>
+        <w:t>erste</w:t>
+      </w:r>
+      <w:proofErr w:type="spellEnd"/>
+      <w:r>
+        <w:rPr>
+          <w:lang w:val="en-US"/>
+        </w:rPr>
+        <w:t xml:space="preserve"> Schritt war die </w:t>
+      </w:r>
+      <w:proofErr w:type="spellStart"/>
+      <w:r>
+        <w:rPr>
+          <w:lang w:val="en-US"/>
+        </w:rPr>
+        <w:t>Erstellung</w:t>
+      </w:r>
+      <w:proofErr w:type="spellEnd"/>
+      <w:r>
+        <w:rPr>
+          <w:lang w:val="en-US"/>
+        </w:rPr>
+        <w:t xml:space="preserve"> </w:t>
+      </w:r>
+      <w:proofErr w:type="spellStart"/>
+      <w:r>
+        <w:rPr>
+          <w:lang w:val="en-US"/>
+        </w:rPr>
+        <w:t>eines</w:t>
+      </w:r>
+      <w:proofErr w:type="spellEnd"/>
+      <w:r>
+        <w:rPr>
+          <w:lang w:val="en-US"/>
+        </w:rPr>
+        <w:t xml:space="preserve"> </w:t>
+      </w:r>
+      <w:proofErr w:type="spellStart"/>
+      <w:r>
+        <w:rPr>
+          <w:lang w:val="en-US"/>
+        </w:rPr>
+        <w:t>Glossars</w:t>
+      </w:r>
+      <w:proofErr w:type="spellEnd"/>
+      <w:r>
+        <w:rPr>
+          <w:lang w:val="en-US"/>
+        </w:rPr>
+        <w:t xml:space="preserve">. Dies </w:t>
+      </w:r>
+      <w:proofErr w:type="spellStart"/>
+      <w:r>
+        <w:rPr>
+          <w:lang w:val="en-US"/>
+        </w:rPr>
+        <w:t>diente</w:t>
+      </w:r>
+      <w:proofErr w:type="spellEnd"/>
+      <w:r>
+        <w:rPr>
+          <w:lang w:val="en-US"/>
+        </w:rPr>
+        <w:t xml:space="preserve"> </w:t>
+      </w:r>
+      <w:proofErr w:type="spellStart"/>
+      <w:r>
+        <w:rPr>
+          <w:lang w:val="en-US"/>
+        </w:rPr>
+        <w:t>dazu</w:t>
+      </w:r>
+      <w:proofErr w:type="spellEnd"/>
+      <w:r>
+        <w:rPr>
+          <w:lang w:val="en-US"/>
+        </w:rPr>
+        <w:t xml:space="preserve">, </w:t>
+      </w:r>
+      <w:proofErr w:type="spellStart"/>
+      <w:r>
+        <w:rPr>
+          <w:lang w:val="en-US"/>
+        </w:rPr>
+        <w:t>einheitliche</w:t>
+      </w:r>
+      <w:proofErr w:type="spellEnd"/>
+      <w:r>
+        <w:rPr>
+          <w:lang w:val="en-US"/>
+        </w:rPr>
+        <w:t xml:space="preserve"> </w:t>
+      </w:r>
+      <w:proofErr w:type="spellStart"/>
+      <w:r>
+        <w:rPr>
+          <w:lang w:val="en-US"/>
+        </w:rPr>
+        <w:t>Begriffe</w:t>
+      </w:r>
+      <w:proofErr w:type="spellEnd"/>
+      <w:r>
+        <w:rPr>
+          <w:lang w:val="en-US"/>
+        </w:rPr>
+        <w:t xml:space="preserve"> für das </w:t>
+      </w:r>
+      <w:proofErr w:type="spellStart"/>
+      <w:r>
+        <w:rPr>
+          <w:lang w:val="en-US"/>
+        </w:rPr>
+        <w:t>gesamte</w:t>
+      </w:r>
+      <w:proofErr w:type="spellEnd"/>
+      <w:r>
+        <w:rPr>
+          <w:lang w:val="en-US"/>
+        </w:rPr>
+        <w:t xml:space="preserve"> Projekt </w:t>
+      </w:r>
+      <w:proofErr w:type="spellStart"/>
+      <w:r>
+        <w:rPr>
+          <w:lang w:val="en-US"/>
+        </w:rPr>
+        <w:t>festzulegen</w:t>
+      </w:r>
+      <w:proofErr w:type="spellEnd"/>
+      <w:r>
+        <w:rPr>
+          <w:lang w:val="en-US"/>
+        </w:rPr>
+        <w:t xml:space="preserve">, die </w:t>
+      </w:r>
+      <w:proofErr w:type="spellStart"/>
+      <w:r>
+        <w:rPr>
+          <w:lang w:val="en-US"/>
+        </w:rPr>
+        <w:t>sowohl</w:t>
+      </w:r>
+      <w:proofErr w:type="spellEnd"/>
+      <w:r>
+        <w:rPr>
+          <w:lang w:val="en-US"/>
+        </w:rPr>
+        <w:t xml:space="preserve"> in der </w:t>
+      </w:r>
+      <w:proofErr w:type="spellStart"/>
+      <w:r>
+        <w:rPr>
+          <w:lang w:val="en-US"/>
+        </w:rPr>
+        <w:t>Planung</w:t>
+      </w:r>
+      <w:proofErr w:type="spellEnd"/>
+      <w:r>
+        <w:rPr>
+          <w:lang w:val="en-US"/>
+        </w:rPr>
+        <w:t xml:space="preserve"> </w:t>
+      </w:r>
+      <w:proofErr w:type="spellStart"/>
+      <w:r>
+        <w:rPr>
+          <w:lang w:val="en-US"/>
+        </w:rPr>
+        <w:t>als</w:t>
+      </w:r>
+      <w:proofErr w:type="spellEnd"/>
+      <w:r>
+        <w:rPr>
+          <w:lang w:val="en-US"/>
+        </w:rPr>
+        <w:t xml:space="preserve"> </w:t>
+      </w:r>
+      <w:proofErr w:type="spellStart"/>
+      <w:r>
+        <w:rPr>
+          <w:lang w:val="en-US"/>
+        </w:rPr>
+        <w:t>auch</w:t>
+      </w:r>
+      <w:proofErr w:type="spellEnd"/>
+      <w:r>
+        <w:rPr>
+          <w:lang w:val="en-US"/>
+        </w:rPr>
+        <w:t xml:space="preserve"> </w:t>
+      </w:r>
+      <w:proofErr w:type="spellStart"/>
+      <w:r>
+        <w:rPr>
+          <w:lang w:val="en-US"/>
+        </w:rPr>
+        <w:t>bei</w:t>
+      </w:r>
+      <w:proofErr w:type="spellEnd"/>
+      <w:r>
+        <w:rPr>
+          <w:lang w:val="en-US"/>
+        </w:rPr>
+        <w:t xml:space="preserve"> der </w:t>
+      </w:r>
+      <w:proofErr w:type="spellStart"/>
+      <w:r>
+        <w:rPr>
+          <w:lang w:val="en-US"/>
+        </w:rPr>
+        <w:t>Implementierung</w:t>
+      </w:r>
+      <w:proofErr w:type="spellEnd"/>
+      <w:r>
+        <w:rPr>
+          <w:lang w:val="en-US"/>
+        </w:rPr>
+        <w:t xml:space="preserve"> </w:t>
+      </w:r>
+      <w:proofErr w:type="spellStart"/>
+      <w:r>
+        <w:rPr>
+          <w:lang w:val="en-US"/>
+        </w:rPr>
+        <w:t>im</w:t>
+      </w:r>
+      <w:proofErr w:type="spellEnd"/>
+      <w:r>
+        <w:rPr>
+          <w:lang w:val="en-US"/>
+        </w:rPr>
+        <w:t xml:space="preserve"> Code </w:t>
+      </w:r>
+      <w:proofErr w:type="spellStart"/>
+      <w:r>
+        <w:rPr>
+          <w:lang w:val="en-US"/>
+        </w:rPr>
+        <w:t>verwendet</w:t>
+      </w:r>
+      <w:proofErr w:type="spellEnd"/>
+      <w:r>
+        <w:rPr>
+          <w:lang w:val="en-US"/>
+        </w:rPr>
+        <w:t xml:space="preserve"> </w:t>
+      </w:r>
+      <w:proofErr w:type="spellStart"/>
+      <w:r>
+        <w:rPr>
+          <w:lang w:val="en-US"/>
+        </w:rPr>
+        <w:t>werden</w:t>
+      </w:r>
+      <w:proofErr w:type="spellEnd"/>
+      <w:r>
+        <w:rPr>
+          <w:lang w:val="en-US"/>
+        </w:rPr>
+        <w:t>.</w:t>
+      </w:r>
+      <w:r>
+        <w:rPr>
+          <w:lang w:val="en-US"/>
+        </w:rPr>
+        <w:t xml:space="preserve"> </w:t>
+      </w:r>
+      <w:r>
+        <w:rPr>
+          <w:lang w:val="en-US"/>
+        </w:rPr>
+        <w:t xml:space="preserve">Das </w:t>
+      </w:r>
+      <w:proofErr w:type="spellStart"/>
+      <w:r>
+        <w:rPr>
+          <w:lang w:val="en-US"/>
+        </w:rPr>
+        <w:t>Glossar</w:t>
+      </w:r>
+      <w:proofErr w:type="spellEnd"/>
+      <w:r>
+        <w:rPr>
+          <w:lang w:val="en-US"/>
+        </w:rPr>
+        <w:t xml:space="preserve"> </w:t>
+      </w:r>
+      <w:proofErr w:type="spellStart"/>
+      <w:r>
+        <w:rPr>
+          <w:lang w:val="en-US"/>
+        </w:rPr>
+        <w:t>wurde</w:t>
+      </w:r>
+      <w:proofErr w:type="spellEnd"/>
+      <w:r>
+        <w:rPr>
+          <w:lang w:val="en-US"/>
+        </w:rPr>
+        <w:t xml:space="preserve"> </w:t>
+      </w:r>
+      <w:proofErr w:type="spellStart"/>
+      <w:r>
+        <w:rPr>
+          <w:lang w:val="en-US"/>
+        </w:rPr>
+        <w:t>im</w:t>
+      </w:r>
+      <w:proofErr w:type="spellEnd"/>
+      <w:r>
+        <w:rPr>
+          <w:lang w:val="en-US"/>
+        </w:rPr>
+        <w:t xml:space="preserve"> </w:t>
+      </w:r>
+      <w:r>
+        <w:rPr>
+          <w:lang w:val="en-US"/>
+        </w:rPr>
+        <w:t xml:space="preserve">root des </w:t>
+      </w:r>
+      <w:proofErr w:type="spellStart"/>
+      <w:r>
+        <w:rPr>
+          <w:lang w:val="en-US"/>
+        </w:rPr>
+        <w:t>Docverzeichniss</w:t>
+      </w:r>
+      <w:proofErr w:type="spellEnd"/>
+      <w:r>
+        <w:rPr>
+          <w:lang w:val="en-US"/>
+        </w:rPr>
+        <w:t xml:space="preserve"> des </w:t>
+      </w:r>
+      <w:proofErr w:type="spellStart"/>
+      <w:r>
+        <w:rPr>
+          <w:lang w:val="en-US"/>
+        </w:rPr>
+        <w:t>Projekts</w:t>
+      </w:r>
+      <w:proofErr w:type="spellEnd"/>
+      <w:r>
+        <w:rPr>
+          <w:lang w:val="en-US"/>
+        </w:rPr>
+        <w:t xml:space="preserve"> </w:t>
+      </w:r>
+      <w:proofErr w:type="spellStart"/>
+      <w:r>
+        <w:rPr>
+          <w:lang w:val="en-US"/>
+        </w:rPr>
+        <w:t>als</w:t>
+      </w:r>
+      <w:proofErr w:type="spellEnd"/>
+      <w:r>
+        <w:rPr>
+          <w:lang w:val="en-US"/>
+        </w:rPr>
+        <w:t xml:space="preserve"> </w:t>
+      </w:r>
+      <w:proofErr w:type="spellStart"/>
+      <w:r>
+        <w:rPr>
+          <w:lang w:val="en-US"/>
+        </w:rPr>
+        <w:t>Markdown</w:t>
+      </w:r>
+      <w:r>
+        <w:rPr>
+          <w:lang w:val="en-US"/>
+        </w:rPr>
+        <w:t>d</w:t>
+      </w:r>
+      <w:r>
+        <w:rPr>
+          <w:lang w:val="en-US"/>
+        </w:rPr>
+        <w:t>atei</w:t>
+      </w:r>
+      <w:proofErr w:type="spellEnd"/>
+      <w:r>
+        <w:rPr>
+          <w:lang w:val="en-US"/>
+        </w:rPr>
+        <w:t xml:space="preserve"> .md </w:t>
+      </w:r>
+      <w:proofErr w:type="spellStart"/>
+      <w:r>
+        <w:rPr>
+          <w:lang w:val="en-US"/>
+        </w:rPr>
+        <w:t>abgelegt</w:t>
+      </w:r>
+      <w:proofErr w:type="spellEnd"/>
+      <w:r>
+        <w:rPr>
+          <w:lang w:val="en-US"/>
+        </w:rPr>
+        <w:t xml:space="preserve">, </w:t>
+      </w:r>
+      <w:proofErr w:type="spellStart"/>
+      <w:r>
+        <w:rPr>
+          <w:lang w:val="en-US"/>
+        </w:rPr>
+        <w:t>worauf</w:t>
+      </w:r>
+      <w:proofErr w:type="spellEnd"/>
+      <w:r>
+        <w:rPr>
+          <w:lang w:val="en-US"/>
+        </w:rPr>
+        <w:t xml:space="preserve"> </w:t>
+      </w:r>
+      <w:proofErr w:type="spellStart"/>
+      <w:r>
+        <w:rPr>
+          <w:lang w:val="en-US"/>
+        </w:rPr>
+        <w:t>jederzeit</w:t>
+      </w:r>
+      <w:proofErr w:type="spellEnd"/>
+      <w:r>
+        <w:rPr>
+          <w:lang w:val="en-US"/>
+        </w:rPr>
+        <w:t xml:space="preserve"> </w:t>
+      </w:r>
+      <w:proofErr w:type="spellStart"/>
+      <w:r>
+        <w:rPr>
+          <w:lang w:val="en-US"/>
+        </w:rPr>
+        <w:t>zugegriffen</w:t>
+      </w:r>
+      <w:proofErr w:type="spellEnd"/>
+      <w:r>
+        <w:rPr>
+          <w:lang w:val="en-US"/>
+        </w:rPr>
+        <w:t xml:space="preserve"> </w:t>
+      </w:r>
+      <w:proofErr w:type="spellStart"/>
+      <w:r>
+        <w:rPr>
+          <w:lang w:val="en-US"/>
+        </w:rPr>
+        <w:t>werden</w:t>
+      </w:r>
+      <w:proofErr w:type="spellEnd"/>
+      <w:r>
+        <w:rPr>
+          <w:lang w:val="en-US"/>
+        </w:rPr>
+        <w:t xml:space="preserve"> </w:t>
+      </w:r>
+      <w:proofErr w:type="spellStart"/>
+      <w:r>
+        <w:rPr>
+          <w:lang w:val="en-US"/>
+        </w:rPr>
+        <w:t>kann</w:t>
+      </w:r>
+      <w:proofErr w:type="spellEnd"/>
+      <w:r>
+        <w:rPr>
+          <w:lang w:val="en-US"/>
+        </w:rPr>
+        <w:t>.</w:t>
+      </w:r>
+    </w:p>
+    <w:p>
       <w:r>
         <w:rPr>
           <w:noProof/>
         </w:rPr>
         <w:drawing>
-          <wp:inline distT="0" distB="0" distL="0" distR="0" wp14:anchorId="08D79833" wp14:editId="51F693E6">
-            <wp:extent cx="2088000" cy="1042035"/>
-            <wp:effectExtent l="0" t="0" r="7620" b="5715"/>
-            <wp:docPr id="1" name="Grafik 1"/>
+          <wp:inline distT="0" distB="0" distL="0" distR="0" wp14:anchorId="74527E20" wp14:editId="389EF6A0">
+            <wp:extent cx="5760085" cy="4547235"/>
+            <wp:effectExtent l="0" t="0" r="5715" b="0"/>
+            <wp:docPr id="307494980" name="Picture 1"/>
             <wp:cNvGraphicFramePr>
               <a:graphicFrameLocks xmlns:a="http://schemas.openxmlformats.org/drawingml/2006/main" noChangeAspect="1"/>
             </wp:cNvGraphicFramePr>
@@ -2088,185 +3237,17 @@
               <a:graphicData uri="http://schemas.openxmlformats.org/drawingml/2006/picture">
                 <pic:pic xmlns:pic="http://schemas.openxmlformats.org/drawingml/2006/picture">
                   <pic:nvPicPr>
-                    <pic:cNvPr id="0" name="Picture 1"/>
-                    <pic:cNvPicPr>
-                      <a:picLocks noChangeAspect="1" noChangeArrowheads="1"/>
-                    </pic:cNvPicPr>
+                    <pic:cNvPr id="307494980" name="Picture 307494980"/>
+                    <pic:cNvPicPr/>
                   </pic:nvPicPr>
-                  <pic:blipFill rotWithShape="1">
-                    <a:blip r:embed="rId11">
+                  <pic:blipFill>
+                    <a:blip r:embed="rId11" cstate="print">
                       <a:extLst>
                         <a:ext uri="{28A0092B-C50C-407E-A947-70E740481C1C}">
                           <a14:useLocalDpi xmlns:a14="http://schemas.microsoft.com/office/drawing/2010/main" val="0"/>
                         </a:ext>
                       </a:extLst>
                     </a:blip>
-                    <a:srcRect l="6170" t="2778" r="3654" b="16215"/>
-                    <a:stretch/>
-                  </pic:blipFill>
-                  <pic:spPr bwMode="auto">
-                    <a:xfrm>
-                      <a:off x="0" y="0"/>
-                      <a:ext cx="2105160" cy="1050599"/>
-                    </a:xfrm>
-                    <a:prstGeom prst="rect">
-                      <a:avLst/>
-                    </a:prstGeom>
-                    <a:noFill/>
-                    <a:ln>
-                      <a:noFill/>
-                    </a:ln>
-                    <a:extLst>
-                      <a:ext uri="{53640926-AAD7-44D8-BBD7-CCE9431645EC}">
-                        <a14:shadowObscured xmlns:a14="http://schemas.microsoft.com/office/drawing/2010/main"/>
-                      </a:ext>
-                    </a:extLst>
-                  </pic:spPr>
-                </pic:pic>
-              </a:graphicData>
-            </a:graphic>
-          </wp:inline>
-        </w:drawing>
-      </w:r>
-    </w:p>
-    <w:p>
-      <w:pPr>
-        <w:pStyle w:val="Beschriftung"/>
-        <w:jc w:val="center"/>
-        <w:rPr>
-          <w:sz w:val="24"/>
-        </w:rPr>
-      </w:pPr>
-      <w:bookmarkStart w:id="5" w:name="_Ref43716351"/>
-      <w:r>
-        <w:rPr>
-          <w:sz w:val="24"/>
-        </w:rPr>
-        <w:t xml:space="preserve">Abbildung </w:t>
-      </w:r>
-      <w:r>
-        <w:rPr>
-          <w:sz w:val="24"/>
-        </w:rPr>
-        <w:fldChar w:fldCharType="begin"/>
-      </w:r>
-      <w:r>
-        <w:rPr>
-          <w:sz w:val="24"/>
-        </w:rPr>
-        <w:instrText xml:space="preserve"> SEQ Abbildung \* ARABIC </w:instrText>
-      </w:r>
-      <w:r>
-        <w:rPr>
-          <w:sz w:val="24"/>
-        </w:rPr>
-        <w:fldChar w:fldCharType="separate"/>
-      </w:r>
-      <w:r>
-        <w:rPr>
-          <w:noProof/>
-          <w:sz w:val="24"/>
-        </w:rPr>
-        <w:t>1</w:t>
-      </w:r>
-      <w:r>
-        <w:rPr>
-          <w:sz w:val="24"/>
-        </w:rPr>
-        <w:fldChar w:fldCharType="end"/>
-      </w:r>
-      <w:bookmarkEnd w:id="5"/>
-      <w:r>
-        <w:rPr>
-          <w:sz w:val="24"/>
-        </w:rPr>
-        <w:t>: Überblick über Funktionalität</w:t>
-      </w:r>
-    </w:p>
-    <w:p>
-      <w:pPr>
-        <w:spacing w:line="280" w:lineRule="exact"/>
-      </w:pPr>
-      <w:r>
-        <w:t xml:space="preserve">&lt;Abbildungen sind durchnummeriert und haben einen „sprechenden“ Titel. Jede Abbildung, wie </w:t>
-      </w:r>
-      <w:r>
-        <w:fldChar w:fldCharType="begin"/>
-      </w:r>
-      <w:r>
-        <w:instrText xml:space="preserve"> REF _Ref43716351 \h </w:instrText>
-      </w:r>
-      <w:r>
-        <w:fldChar w:fldCharType="separate"/>
-      </w:r>
-      <w:r>
-        <w:rPr>
-          <w:sz w:val="22"/>
-        </w:rPr>
-        <w:t xml:space="preserve">Abbildung </w:t>
-      </w:r>
-      <w:r>
-        <w:rPr>
-          <w:noProof/>
-          <w:sz w:val="22"/>
-        </w:rPr>
-        <w:t>1</w:t>
-      </w:r>
-      <w:r>
-        <w:fldChar w:fldCharType="end"/>
-      </w:r>
-      <w:r>
-        <w:t>, wird mindestens einmal im Fließtext erwähnt. Die Schrift in Diagrammen ist ähnlich groß wie im Fließtext.</w:t>
-      </w:r>
-    </w:p>
-    <w:p>
-      <w:pPr>
-        <w:spacing w:line="280" w:lineRule="exact"/>
-      </w:pPr>
-      <w:r>
-        <w:t>Generell können Code-Schnipsel und Tabellen auch als Abbildungen behandelt werden, alternativ sind weitere Kategorien einzuführen. Code sollte klar lesbar sein, so dass Bildschirmfotos oft kritisch sind.</w:t>
-      </w:r>
-    </w:p>
-    <w:p>
-      <w:pPr>
-        <w:spacing w:line="280" w:lineRule="exact"/>
-      </w:pPr>
-      <w:r>
-        <w:t>Nur wenn Sie Abbildungen aus anderen Quellen übernehmen bzw. diese stark aus anderen Quellen motiviert sind, steht bei direkter Übernahme die Quelle direkt und sonst ein „nach [Quelle]“ hinter dem Abbildungstitel.&gt;</w:t>
-      </w:r>
-    </w:p>
-    <w:p>
-      <w:pPr>
-        <w:spacing w:line="280" w:lineRule="exact"/>
-      </w:pPr>
-    </w:p>
-    <w:p>
-      <w:pPr>
-        <w:keepNext/>
-        <w:spacing w:line="240" w:lineRule="auto"/>
-        <w:jc w:val="center"/>
-      </w:pPr>
-      <w:r>
-        <w:rPr>
-          <w:noProof/>
-        </w:rPr>
-        <w:drawing>
-          <wp:inline distT="0" distB="0" distL="0" distR="0" wp14:anchorId="6E036733" wp14:editId="699E16C0">
-            <wp:extent cx="4600575" cy="1533525"/>
-            <wp:effectExtent l="0" t="0" r="9525" b="9525"/>
-            <wp:docPr id="3" name="Grafik 3"/>
-            <wp:cNvGraphicFramePr>
-              <a:graphicFrameLocks xmlns:a="http://schemas.openxmlformats.org/drawingml/2006/main" noChangeAspect="1"/>
-            </wp:cNvGraphicFramePr>
-            <a:graphic xmlns:a="http://schemas.openxmlformats.org/drawingml/2006/main">
-              <a:graphicData uri="http://schemas.openxmlformats.org/drawingml/2006/picture">
-                <pic:pic xmlns:pic="http://schemas.openxmlformats.org/drawingml/2006/picture">
-                  <pic:nvPicPr>
-                    <pic:cNvPr id="1" name=""/>
-                    <pic:cNvPicPr/>
-                  </pic:nvPicPr>
-                  <pic:blipFill>
-                    <a:blip r:embed="rId12"/>
                     <a:stretch>
                       <a:fillRect/>
                     </a:stretch>
@@ -2274,7 +3255,7 @@
                   <pic:spPr>
                     <a:xfrm>
                       <a:off x="0" y="0"/>
-                      <a:ext cx="4600575" cy="1533525"/>
+                      <a:ext cx="5760085" cy="4547235"/>
                     </a:xfrm>
                     <a:prstGeom prst="rect">
                       <a:avLst/>
@@ -2289,13 +3270,13 @@
     </w:p>
     <w:p>
       <w:pPr>
-        <w:pStyle w:val="Beschriftung"/>
+        <w:pStyle w:val="Caption"/>
         <w:jc w:val="center"/>
         <w:rPr>
           <w:sz w:val="24"/>
         </w:rPr>
       </w:pPr>
-      <w:bookmarkStart w:id="6" w:name="_Ref43716568"/>
+      <w:bookmarkStart w:id="5" w:name="_Ref43716351"/>
       <w:r>
         <w:rPr>
           <w:sz w:val="24"/>
@@ -2325,66 +3306,2395 @@
           <w:noProof/>
           <w:sz w:val="24"/>
         </w:rPr>
+        <w:t>1</w:t>
+      </w:r>
+      <w:r>
+        <w:rPr>
+          <w:sz w:val="24"/>
+        </w:rPr>
+        <w:fldChar w:fldCharType="end"/>
+      </w:r>
+      <w:bookmarkEnd w:id="5"/>
+      <w:r>
+        <w:rPr>
+          <w:sz w:val="24"/>
+        </w:rPr>
+        <w:t xml:space="preserve">: </w:t>
+      </w:r>
+      <w:r>
+        <w:rPr>
+          <w:sz w:val="24"/>
+        </w:rPr>
+        <w:t>Auszug des fachlichen Glossars</w:t>
+      </w:r>
+    </w:p>
+    <w:p>
+      <w:pPr>
+        <w:rPr>
+          <w:lang w:val="en-US"/>
+        </w:rPr>
+      </w:pPr>
+    </w:p>
+    <w:p>
+      <w:pPr>
+        <w:rPr>
+          <w:lang w:val="en-US"/>
+        </w:rPr>
+      </w:pPr>
+    </w:p>
+    <w:p>
+      <w:pPr>
+        <w:pStyle w:val="Heading2"/>
+        <w:numPr>
+          <w:ilvl w:val="1"/>
+          <w:numId w:val="2"/>
+        </w:numPr>
+        <w:rPr>
+          <w:lang w:val="en-US"/>
+        </w:rPr>
+      </w:pPr>
+      <w:r>
+        <w:rPr>
+          <w:lang w:val="en-US"/>
+        </w:rPr>
+        <w:lastRenderedPageBreak/>
+        <w:t xml:space="preserve">Stakeholder und </w:t>
+      </w:r>
+      <w:proofErr w:type="spellStart"/>
+      <w:r>
+        <w:rPr>
+          <w:lang w:val="en-US"/>
+        </w:rPr>
+        <w:t>Ziele</w:t>
+      </w:r>
+      <w:proofErr w:type="spellEnd"/>
+    </w:p>
+    <w:p>
+      <w:pPr>
+        <w:rPr>
+          <w:lang w:val="uk-UA"/>
+        </w:rPr>
+      </w:pPr>
+      <w:proofErr w:type="spellStart"/>
+      <w:r>
+        <w:rPr>
+          <w:lang w:val="en-US"/>
+        </w:rPr>
+        <w:t>Anschließend</w:t>
+      </w:r>
+      <w:proofErr w:type="spellEnd"/>
+      <w:r>
+        <w:rPr>
+          <w:lang w:val="en-US"/>
+        </w:rPr>
+        <w:t xml:space="preserve"> </w:t>
+      </w:r>
+      <w:proofErr w:type="spellStart"/>
+      <w:r>
+        <w:rPr>
+          <w:lang w:val="en-US"/>
+        </w:rPr>
+        <w:t>wurden</w:t>
+      </w:r>
+      <w:proofErr w:type="spellEnd"/>
+      <w:r>
+        <w:rPr>
+          <w:lang w:val="en-US"/>
+        </w:rPr>
+        <w:t xml:space="preserve"> die </w:t>
+      </w:r>
+      <w:proofErr w:type="spellStart"/>
+      <w:r>
+        <w:rPr>
+          <w:lang w:val="en-US"/>
+        </w:rPr>
+        <w:t>zentralen</w:t>
+      </w:r>
+      <w:proofErr w:type="spellEnd"/>
+      <w:r>
+        <w:rPr>
+          <w:lang w:val="en-US"/>
+        </w:rPr>
+        <w:t xml:space="preserve"> Stakeholder </w:t>
+      </w:r>
+      <w:proofErr w:type="spellStart"/>
+      <w:r>
+        <w:rPr>
+          <w:lang w:val="en-US"/>
+        </w:rPr>
+        <w:t>sowie</w:t>
+      </w:r>
+      <w:proofErr w:type="spellEnd"/>
+      <w:r>
+        <w:rPr>
+          <w:lang w:val="en-US"/>
+        </w:rPr>
+        <w:t xml:space="preserve"> </w:t>
+      </w:r>
+      <w:proofErr w:type="spellStart"/>
+      <w:r>
+        <w:rPr>
+          <w:lang w:val="en-US"/>
+        </w:rPr>
+        <w:t>deren</w:t>
+      </w:r>
+      <w:proofErr w:type="spellEnd"/>
+      <w:r>
+        <w:rPr>
+          <w:lang w:val="en-US"/>
+        </w:rPr>
+        <w:t xml:space="preserve"> </w:t>
+      </w:r>
+      <w:proofErr w:type="spellStart"/>
+      <w:r>
+        <w:rPr>
+          <w:lang w:val="en-US"/>
+        </w:rPr>
+        <w:t>Ziele</w:t>
+      </w:r>
+      <w:proofErr w:type="spellEnd"/>
+      <w:r>
+        <w:rPr>
+          <w:lang w:val="en-US"/>
+        </w:rPr>
+        <w:t xml:space="preserve"> </w:t>
+      </w:r>
+      <w:proofErr w:type="spellStart"/>
+      <w:r>
+        <w:rPr>
+          <w:lang w:val="en-US"/>
+        </w:rPr>
+        <w:t>definiert</w:t>
+      </w:r>
+      <w:proofErr w:type="spellEnd"/>
+      <w:r>
+        <w:rPr>
+          <w:lang w:val="en-US"/>
+        </w:rPr>
+        <w:t xml:space="preserve">. Wie in </w:t>
+      </w:r>
+      <w:proofErr w:type="spellStart"/>
+      <w:r>
+        <w:rPr>
+          <w:lang w:val="en-US"/>
+        </w:rPr>
+        <w:t>Abbildung</w:t>
+      </w:r>
+      <w:proofErr w:type="spellEnd"/>
+      <w:r>
+        <w:rPr>
+          <w:lang w:val="en-US"/>
+        </w:rPr>
+        <w:t xml:space="preserve"> 3.1 </w:t>
+      </w:r>
+      <w:proofErr w:type="spellStart"/>
+      <w:r>
+        <w:rPr>
+          <w:lang w:val="en-US"/>
+        </w:rPr>
+        <w:t>dargestellt</w:t>
+      </w:r>
+      <w:proofErr w:type="spellEnd"/>
+      <w:r>
+        <w:rPr>
+          <w:lang w:val="en-US"/>
+        </w:rPr>
+        <w:t xml:space="preserve">, </w:t>
+      </w:r>
+      <w:proofErr w:type="spellStart"/>
+      <w:r>
+        <w:rPr>
+          <w:lang w:val="en-US"/>
+        </w:rPr>
+        <w:t>lassen</w:t>
+      </w:r>
+      <w:proofErr w:type="spellEnd"/>
+      <w:r>
+        <w:rPr>
+          <w:lang w:val="en-US"/>
+        </w:rPr>
+        <w:t xml:space="preserve"> </w:t>
+      </w:r>
+      <w:proofErr w:type="spellStart"/>
+      <w:r>
+        <w:rPr>
+          <w:lang w:val="en-US"/>
+        </w:rPr>
+        <w:t>sich</w:t>
+      </w:r>
+      <w:proofErr w:type="spellEnd"/>
+      <w:r>
+        <w:rPr>
+          <w:lang w:val="en-US"/>
+        </w:rPr>
+        <w:t xml:space="preserve"> </w:t>
+      </w:r>
+      <w:proofErr w:type="spellStart"/>
+      <w:r>
+        <w:rPr>
+          <w:lang w:val="en-US"/>
+        </w:rPr>
+        <w:t>zwei</w:t>
+      </w:r>
+      <w:proofErr w:type="spellEnd"/>
+      <w:r>
+        <w:rPr>
+          <w:lang w:val="en-US"/>
+        </w:rPr>
+        <w:t xml:space="preserve"> </w:t>
+      </w:r>
+      <w:proofErr w:type="spellStart"/>
+      <w:r>
+        <w:rPr>
+          <w:lang w:val="en-US"/>
+        </w:rPr>
+        <w:t>primäre</w:t>
+      </w:r>
+      <w:proofErr w:type="spellEnd"/>
+      <w:r>
+        <w:rPr>
+          <w:lang w:val="en-US"/>
+        </w:rPr>
+        <w:t xml:space="preserve"> </w:t>
+      </w:r>
+      <w:proofErr w:type="spellStart"/>
+      <w:r>
+        <w:rPr>
+          <w:lang w:val="en-US"/>
+        </w:rPr>
+        <w:t>Hauptakteure</w:t>
+      </w:r>
+      <w:proofErr w:type="spellEnd"/>
+      <w:r>
+        <w:rPr>
+          <w:lang w:val="en-US"/>
+        </w:rPr>
+        <w:t xml:space="preserve"> </w:t>
+      </w:r>
+      <w:proofErr w:type="spellStart"/>
+      <w:r>
+        <w:rPr>
+          <w:lang w:val="en-US"/>
+        </w:rPr>
+        <w:t>festlegen</w:t>
+      </w:r>
+      <w:proofErr w:type="spellEnd"/>
+      <w:r>
+        <w:rPr>
+          <w:lang w:val="en-US"/>
+        </w:rPr>
+        <w:t xml:space="preserve">: der </w:t>
+      </w:r>
+      <w:proofErr w:type="spellStart"/>
+      <w:r>
+        <w:rPr>
+          <w:lang w:val="en-US"/>
+        </w:rPr>
+        <w:t>Entwickler</w:t>
+      </w:r>
+      <w:proofErr w:type="spellEnd"/>
+      <w:r>
+        <w:rPr>
+          <w:lang w:val="en-US"/>
+        </w:rPr>
+        <w:t xml:space="preserve">, der </w:t>
+      </w:r>
+      <w:proofErr w:type="spellStart"/>
+      <w:r>
+        <w:rPr>
+          <w:lang w:val="en-US"/>
+        </w:rPr>
+        <w:t>mit</w:t>
+      </w:r>
+      <w:proofErr w:type="spellEnd"/>
+      <w:r>
+        <w:rPr>
+          <w:lang w:val="en-US"/>
+        </w:rPr>
+        <w:t xml:space="preserve"> dem </w:t>
+      </w:r>
+      <w:proofErr w:type="spellStart"/>
+      <w:r>
+        <w:rPr>
+          <w:lang w:val="en-US"/>
+        </w:rPr>
+        <w:t>fertigen</w:t>
+      </w:r>
+      <w:proofErr w:type="spellEnd"/>
+      <w:r>
+        <w:rPr>
+          <w:lang w:val="en-US"/>
+        </w:rPr>
+        <w:t xml:space="preserve"> Framework </w:t>
+      </w:r>
+      <w:proofErr w:type="spellStart"/>
+      <w:r>
+        <w:rPr>
+          <w:lang w:val="en-US"/>
+        </w:rPr>
+        <w:t>weitere</w:t>
+      </w:r>
+      <w:proofErr w:type="spellEnd"/>
+      <w:r>
+        <w:rPr>
+          <w:lang w:val="en-US"/>
+        </w:rPr>
+        <w:t xml:space="preserve"> </w:t>
+      </w:r>
+      <w:proofErr w:type="spellStart"/>
+      <w:r>
+        <w:rPr>
+          <w:lang w:val="en-US"/>
+        </w:rPr>
+        <w:t>Anwendungen</w:t>
+      </w:r>
+      <w:proofErr w:type="spellEnd"/>
+      <w:r>
+        <w:rPr>
+          <w:lang w:val="en-US"/>
+        </w:rPr>
+        <w:t xml:space="preserve"> </w:t>
+      </w:r>
+      <w:proofErr w:type="spellStart"/>
+      <w:r>
+        <w:rPr>
+          <w:lang w:val="en-US"/>
+        </w:rPr>
+        <w:t>entwickelt</w:t>
+      </w:r>
+      <w:proofErr w:type="spellEnd"/>
+      <w:r>
+        <w:rPr>
+          <w:lang w:val="en-US"/>
+        </w:rPr>
+        <w:t xml:space="preserve">, </w:t>
+      </w:r>
+      <w:proofErr w:type="spellStart"/>
+      <w:r>
+        <w:rPr>
+          <w:lang w:val="en-US"/>
+        </w:rPr>
+        <w:t>sowie</w:t>
+      </w:r>
+      <w:proofErr w:type="spellEnd"/>
+      <w:r>
+        <w:rPr>
+          <w:lang w:val="en-US"/>
+        </w:rPr>
+        <w:t xml:space="preserve"> der User, der die Showcase-</w:t>
+      </w:r>
+      <w:proofErr w:type="spellStart"/>
+      <w:r>
+        <w:rPr>
+          <w:lang w:val="en-US"/>
+        </w:rPr>
+        <w:t>Anwendung</w:t>
+      </w:r>
+      <w:proofErr w:type="spellEnd"/>
+      <w:r>
+        <w:rPr>
+          <w:lang w:val="en-US"/>
+        </w:rPr>
+        <w:t xml:space="preserve"> </w:t>
+      </w:r>
+      <w:proofErr w:type="spellStart"/>
+      <w:r>
+        <w:rPr>
+          <w:lang w:val="en-US"/>
+        </w:rPr>
+        <w:t>nutzt</w:t>
+      </w:r>
+      <w:proofErr w:type="spellEnd"/>
+      <w:r>
+        <w:rPr>
+          <w:lang w:val="en-US"/>
+        </w:rPr>
+        <w:t>.</w:t>
+      </w:r>
+    </w:p>
+    <w:p>
+      <w:pPr>
+        <w:rPr>
+          <w:lang w:val="uk-UA"/>
+        </w:rPr>
+      </w:pPr>
+      <w:proofErr w:type="spellStart"/>
+      <w:r>
+        <w:rPr>
+          <w:lang w:val="en-US"/>
+        </w:rPr>
+        <w:t>Abbildung</w:t>
+      </w:r>
+      <w:proofErr w:type="spellEnd"/>
+      <w:r>
+        <w:rPr>
+          <w:lang w:val="en-US"/>
+        </w:rPr>
+        <w:t xml:space="preserve"> 3.</w:t>
+      </w:r>
+      <w:r>
+        <w:rPr>
+          <w:lang w:val="en-US"/>
+        </w:rPr>
         <w:t>2</w:t>
       </w:r>
       <w:r>
         <w:rPr>
+          <w:lang w:val="en-US"/>
+        </w:rPr>
+        <w:t xml:space="preserve"> </w:t>
+      </w:r>
+      <w:proofErr w:type="spellStart"/>
+      <w:r>
+        <w:rPr>
+          <w:lang w:val="en-US"/>
+        </w:rPr>
+        <w:t>verdeutlicht</w:t>
+      </w:r>
+      <w:proofErr w:type="spellEnd"/>
+      <w:r>
+        <w:rPr>
+          <w:lang w:val="en-US"/>
+        </w:rPr>
+        <w:t xml:space="preserve"> die </w:t>
+      </w:r>
+      <w:proofErr w:type="spellStart"/>
+      <w:r>
+        <w:rPr>
+          <w:lang w:val="en-US"/>
+        </w:rPr>
+        <w:t>Gegenüberstellung</w:t>
+      </w:r>
+      <w:proofErr w:type="spellEnd"/>
+      <w:r>
+        <w:rPr>
+          <w:lang w:val="en-US"/>
+        </w:rPr>
+        <w:t xml:space="preserve"> </w:t>
+      </w:r>
+      <w:proofErr w:type="spellStart"/>
+      <w:r>
+        <w:rPr>
+          <w:lang w:val="en-US"/>
+        </w:rPr>
+        <w:t>dieser</w:t>
+      </w:r>
+      <w:proofErr w:type="spellEnd"/>
+      <w:r>
+        <w:rPr>
+          <w:lang w:val="en-US"/>
+        </w:rPr>
+        <w:t xml:space="preserve"> </w:t>
+      </w:r>
+      <w:proofErr w:type="spellStart"/>
+      <w:r>
+        <w:rPr>
+          <w:lang w:val="en-US"/>
+        </w:rPr>
+        <w:t>Akteure</w:t>
+      </w:r>
+      <w:proofErr w:type="spellEnd"/>
+      <w:r>
+        <w:rPr>
+          <w:lang w:val="en-US"/>
+        </w:rPr>
+        <w:t xml:space="preserve"> und </w:t>
+      </w:r>
+      <w:proofErr w:type="spellStart"/>
+      <w:r>
+        <w:rPr>
+          <w:lang w:val="en-US"/>
+        </w:rPr>
+        <w:t>ihrer</w:t>
+      </w:r>
+      <w:proofErr w:type="spellEnd"/>
+      <w:r>
+        <w:rPr>
+          <w:lang w:val="en-US"/>
+        </w:rPr>
+        <w:t xml:space="preserve"> </w:t>
+      </w:r>
+      <w:proofErr w:type="spellStart"/>
+      <w:r>
+        <w:rPr>
+          <w:lang w:val="en-US"/>
+        </w:rPr>
+        <w:t>jeweiligen</w:t>
+      </w:r>
+      <w:proofErr w:type="spellEnd"/>
+      <w:r>
+        <w:rPr>
+          <w:lang w:val="en-US"/>
+        </w:rPr>
+        <w:t xml:space="preserve"> </w:t>
+      </w:r>
+      <w:proofErr w:type="spellStart"/>
+      <w:r>
+        <w:rPr>
+          <w:lang w:val="en-US"/>
+        </w:rPr>
+        <w:t>Anforderungen</w:t>
+      </w:r>
+      <w:proofErr w:type="spellEnd"/>
+      <w:r>
+        <w:rPr>
+          <w:lang w:val="en-US"/>
+        </w:rPr>
+        <w:t xml:space="preserve">. Das </w:t>
+      </w:r>
+      <w:proofErr w:type="spellStart"/>
+      <w:r>
+        <w:rPr>
+          <w:lang w:val="en-US"/>
+        </w:rPr>
+        <w:t>Hauptziel</w:t>
+      </w:r>
+      <w:proofErr w:type="spellEnd"/>
+      <w:r>
+        <w:rPr>
+          <w:lang w:val="en-US"/>
+        </w:rPr>
+        <w:t xml:space="preserve"> auf </w:t>
+      </w:r>
+      <w:proofErr w:type="spellStart"/>
+      <w:r>
+        <w:rPr>
+          <w:lang w:val="en-US"/>
+        </w:rPr>
+        <w:t>Framework</w:t>
+      </w:r>
+      <w:r>
+        <w:rPr>
+          <w:lang w:val="en-US"/>
+        </w:rPr>
+        <w:t>e</w:t>
+      </w:r>
+      <w:r>
+        <w:rPr>
+          <w:lang w:val="en-US"/>
+        </w:rPr>
+        <w:t>bene</w:t>
+      </w:r>
+      <w:proofErr w:type="spellEnd"/>
+      <w:r>
+        <w:rPr>
+          <w:lang w:val="en-US"/>
+        </w:rPr>
+        <w:t xml:space="preserve"> </w:t>
+      </w:r>
+      <w:proofErr w:type="spellStart"/>
+      <w:r>
+        <w:rPr>
+          <w:lang w:val="en-US"/>
+        </w:rPr>
+        <w:t>besteht</w:t>
+      </w:r>
+      <w:proofErr w:type="spellEnd"/>
+      <w:r>
+        <w:rPr>
+          <w:lang w:val="en-US"/>
+        </w:rPr>
+        <w:t xml:space="preserve"> in der </w:t>
+      </w:r>
+      <w:proofErr w:type="spellStart"/>
+      <w:r>
+        <w:rPr>
+          <w:lang w:val="en-US"/>
+        </w:rPr>
+        <w:t>Bereitstellung</w:t>
+      </w:r>
+      <w:proofErr w:type="spellEnd"/>
+      <w:r>
+        <w:rPr>
+          <w:lang w:val="en-US"/>
+        </w:rPr>
+        <w:t xml:space="preserve"> </w:t>
+      </w:r>
+      <w:proofErr w:type="spellStart"/>
+      <w:r>
+        <w:rPr>
+          <w:lang w:val="en-US"/>
+        </w:rPr>
+        <w:t>einer</w:t>
+      </w:r>
+      <w:proofErr w:type="spellEnd"/>
+      <w:r>
+        <w:rPr>
+          <w:lang w:val="en-US"/>
+        </w:rPr>
+        <w:t xml:space="preserve"> </w:t>
+      </w:r>
+      <w:proofErr w:type="spellStart"/>
+      <w:r>
+        <w:rPr>
+          <w:lang w:val="en-US"/>
+        </w:rPr>
+        <w:t>flexiblen</w:t>
+      </w:r>
+      <w:proofErr w:type="spellEnd"/>
+      <w:r>
+        <w:rPr>
+          <w:lang w:val="en-US"/>
+        </w:rPr>
+        <w:t xml:space="preserve"> </w:t>
+      </w:r>
+      <w:proofErr w:type="spellStart"/>
+      <w:r>
+        <w:rPr>
+          <w:lang w:val="en-US"/>
+        </w:rPr>
+        <w:t>Architektur</w:t>
+      </w:r>
+      <w:proofErr w:type="spellEnd"/>
+      <w:r>
+        <w:rPr>
+          <w:lang w:val="en-US"/>
+        </w:rPr>
+        <w:t xml:space="preserve">, die das </w:t>
+      </w:r>
+      <w:proofErr w:type="spellStart"/>
+      <w:r>
+        <w:rPr>
+          <w:lang w:val="en-US"/>
+        </w:rPr>
+        <w:t>Entwerfen</w:t>
+      </w:r>
+      <w:proofErr w:type="spellEnd"/>
+      <w:r>
+        <w:rPr>
+          <w:lang w:val="en-US"/>
+        </w:rPr>
+        <w:t xml:space="preserve"> </w:t>
+      </w:r>
+      <w:proofErr w:type="spellStart"/>
+      <w:r>
+        <w:rPr>
+          <w:lang w:val="en-US"/>
+        </w:rPr>
+        <w:t>unterschiedlicher</w:t>
+      </w:r>
+      <w:proofErr w:type="spellEnd"/>
+      <w:r>
+        <w:rPr>
+          <w:lang w:val="en-US"/>
+        </w:rPr>
+        <w:t xml:space="preserve"> </w:t>
+      </w:r>
+      <w:proofErr w:type="spellStart"/>
+      <w:r>
+        <w:rPr>
+          <w:lang w:val="en-US"/>
+        </w:rPr>
+        <w:t>Kartenspiele</w:t>
+      </w:r>
+      <w:proofErr w:type="spellEnd"/>
+      <w:r>
+        <w:rPr>
+          <w:lang w:val="en-US"/>
+        </w:rPr>
+        <w:t xml:space="preserve"> </w:t>
+      </w:r>
+      <w:proofErr w:type="spellStart"/>
+      <w:r>
+        <w:rPr>
+          <w:lang w:val="en-US"/>
+        </w:rPr>
+        <w:t>ermöglicht</w:t>
+      </w:r>
+      <w:proofErr w:type="spellEnd"/>
+      <w:r>
+        <w:rPr>
+          <w:lang w:val="en-US"/>
+        </w:rPr>
+        <w:t xml:space="preserve">. </w:t>
+      </w:r>
+      <w:proofErr w:type="spellStart"/>
+      <w:r>
+        <w:rPr>
+          <w:lang w:val="en-US"/>
+        </w:rPr>
+        <w:t>Demgegenüber</w:t>
+      </w:r>
+      <w:proofErr w:type="spellEnd"/>
+      <w:r>
+        <w:rPr>
+          <w:lang w:val="en-US"/>
+        </w:rPr>
+        <w:t xml:space="preserve"> </w:t>
+      </w:r>
+      <w:proofErr w:type="spellStart"/>
+      <w:r>
+        <w:rPr>
+          <w:lang w:val="en-US"/>
+        </w:rPr>
+        <w:t>steht</w:t>
+      </w:r>
+      <w:proofErr w:type="spellEnd"/>
+      <w:r>
+        <w:rPr>
+          <w:lang w:val="en-US"/>
+        </w:rPr>
+        <w:t xml:space="preserve"> das Ziel des Users, das Framework </w:t>
+      </w:r>
+      <w:proofErr w:type="spellStart"/>
+      <w:r>
+        <w:rPr>
+          <w:lang w:val="en-US"/>
+        </w:rPr>
+        <w:t>anhand</w:t>
+      </w:r>
+      <w:proofErr w:type="spellEnd"/>
+      <w:r>
+        <w:rPr>
+          <w:lang w:val="en-US"/>
+        </w:rPr>
+        <w:t xml:space="preserve"> </w:t>
+      </w:r>
+      <w:proofErr w:type="spellStart"/>
+      <w:r>
+        <w:rPr>
+          <w:lang w:val="en-US"/>
+        </w:rPr>
+        <w:t>eines</w:t>
+      </w:r>
+      <w:proofErr w:type="spellEnd"/>
+      <w:r>
+        <w:rPr>
+          <w:lang w:val="en-US"/>
+        </w:rPr>
+        <w:t xml:space="preserve"> </w:t>
+      </w:r>
+      <w:proofErr w:type="spellStart"/>
+      <w:r>
+        <w:rPr>
+          <w:lang w:val="en-US"/>
+        </w:rPr>
+        <w:t>funktionierenden</w:t>
+      </w:r>
+      <w:proofErr w:type="spellEnd"/>
+      <w:r>
+        <w:rPr>
+          <w:lang w:val="en-US"/>
+        </w:rPr>
+        <w:t xml:space="preserve"> Showcase-Spiels </w:t>
+      </w:r>
+      <w:proofErr w:type="spellStart"/>
+      <w:r>
+        <w:rPr>
+          <w:lang w:val="en-US"/>
+        </w:rPr>
+        <w:t>zu</w:t>
+      </w:r>
+      <w:proofErr w:type="spellEnd"/>
+      <w:r>
+        <w:rPr>
+          <w:lang w:val="en-US"/>
+        </w:rPr>
+        <w:t xml:space="preserve"> </w:t>
+      </w:r>
+      <w:proofErr w:type="spellStart"/>
+      <w:r>
+        <w:rPr>
+          <w:lang w:val="en-US"/>
+        </w:rPr>
+        <w:t>validieren</w:t>
+      </w:r>
+      <w:proofErr w:type="spellEnd"/>
+      <w:r>
+        <w:rPr>
+          <w:lang w:val="en-US"/>
+        </w:rPr>
+        <w:t xml:space="preserve">. </w:t>
+      </w:r>
+      <w:proofErr w:type="spellStart"/>
+      <w:r>
+        <w:rPr>
+          <w:lang w:val="en-US"/>
+        </w:rPr>
+        <w:t>Diese</w:t>
+      </w:r>
+      <w:proofErr w:type="spellEnd"/>
+      <w:r>
+        <w:rPr>
+          <w:lang w:val="en-US"/>
+        </w:rPr>
+        <w:t xml:space="preserve"> </w:t>
+      </w:r>
+      <w:proofErr w:type="spellStart"/>
+      <w:r>
+        <w:rPr>
+          <w:lang w:val="en-US"/>
+        </w:rPr>
+        <w:t>Zielstruktur</w:t>
+      </w:r>
+      <w:proofErr w:type="spellEnd"/>
+      <w:r>
+        <w:rPr>
+          <w:lang w:val="en-US"/>
+        </w:rPr>
+        <w:t xml:space="preserve"> </w:t>
+      </w:r>
+      <w:proofErr w:type="spellStart"/>
+      <w:r>
+        <w:rPr>
+          <w:lang w:val="en-US"/>
+        </w:rPr>
+        <w:t>bildet</w:t>
+      </w:r>
+      <w:proofErr w:type="spellEnd"/>
+      <w:r>
+        <w:rPr>
+          <w:lang w:val="en-US"/>
+        </w:rPr>
+        <w:t xml:space="preserve"> die </w:t>
+      </w:r>
+      <w:proofErr w:type="spellStart"/>
+      <w:r>
+        <w:rPr>
+          <w:lang w:val="en-US"/>
+        </w:rPr>
+        <w:t>direkte</w:t>
+      </w:r>
+      <w:proofErr w:type="spellEnd"/>
+      <w:r>
+        <w:rPr>
+          <w:lang w:val="en-US"/>
+        </w:rPr>
+        <w:t xml:space="preserve"> </w:t>
+      </w:r>
+      <w:proofErr w:type="spellStart"/>
+      <w:r>
+        <w:rPr>
+          <w:lang w:val="en-US"/>
+        </w:rPr>
+        <w:t>Grundlage</w:t>
+      </w:r>
+      <w:proofErr w:type="spellEnd"/>
+      <w:r>
+        <w:rPr>
+          <w:lang w:val="en-US"/>
+        </w:rPr>
+        <w:t xml:space="preserve"> für die </w:t>
+      </w:r>
+      <w:proofErr w:type="spellStart"/>
+      <w:r>
+        <w:rPr>
+          <w:lang w:val="en-US"/>
+        </w:rPr>
+        <w:t>nachfolgende</w:t>
+      </w:r>
+      <w:proofErr w:type="spellEnd"/>
+      <w:r>
+        <w:rPr>
+          <w:lang w:val="uk-UA"/>
+        </w:rPr>
+        <w:t xml:space="preserve"> </w:t>
+      </w:r>
+      <w:proofErr w:type="spellStart"/>
+      <w:r>
+        <w:rPr>
+          <w:lang w:val="en-US"/>
+        </w:rPr>
+        <w:t>Anwendungsfallanalyse</w:t>
+      </w:r>
+      <w:proofErr w:type="spellEnd"/>
+    </w:p>
+    <w:p>
+      <w:pPr>
+        <w:rPr>
+          <w:lang w:val="en-US"/>
+        </w:rPr>
+      </w:pPr>
+      <w:r>
+        <w:rPr>
+          <w:noProof/>
+          <w:lang w:val="en-US"/>
+        </w:rPr>
+        <w:drawing>
+          <wp:inline distT="0" distB="0" distL="0" distR="0" wp14:anchorId="219F398A" wp14:editId="7FF53403">
+            <wp:extent cx="5760085" cy="2927350"/>
+            <wp:effectExtent l="0" t="0" r="5715" b="6350"/>
+            <wp:docPr id="1838309471" name="Picture 2"/>
+            <wp:cNvGraphicFramePr>
+              <a:graphicFrameLocks xmlns:a="http://schemas.openxmlformats.org/drawingml/2006/main" noChangeAspect="1"/>
+            </wp:cNvGraphicFramePr>
+            <a:graphic xmlns:a="http://schemas.openxmlformats.org/drawingml/2006/main">
+              <a:graphicData uri="http://schemas.openxmlformats.org/drawingml/2006/picture">
+                <pic:pic xmlns:pic="http://schemas.openxmlformats.org/drawingml/2006/picture">
+                  <pic:nvPicPr>
+                    <pic:cNvPr id="1838309471" name="Picture 1838309471"/>
+                    <pic:cNvPicPr/>
+                  </pic:nvPicPr>
+                  <pic:blipFill>
+                    <a:blip r:embed="rId12">
+                      <a:extLst>
+                        <a:ext uri="{28A0092B-C50C-407E-A947-70E740481C1C}">
+                          <a14:useLocalDpi xmlns:a14="http://schemas.microsoft.com/office/drawing/2010/main" val="0"/>
+                        </a:ext>
+                      </a:extLst>
+                    </a:blip>
+                    <a:stretch>
+                      <a:fillRect/>
+                    </a:stretch>
+                  </pic:blipFill>
+                  <pic:spPr>
+                    <a:xfrm>
+                      <a:off x="0" y="0"/>
+                      <a:ext cx="5760085" cy="2927350"/>
+                    </a:xfrm>
+                    <a:prstGeom prst="rect">
+                      <a:avLst/>
+                    </a:prstGeom>
+                  </pic:spPr>
+                </pic:pic>
+              </a:graphicData>
+            </a:graphic>
+          </wp:inline>
+        </w:drawing>
+      </w:r>
+    </w:p>
+    <w:p>
+      <w:pPr>
+        <w:pStyle w:val="Caption"/>
+        <w:jc w:val="center"/>
+        <w:rPr>
           <w:sz w:val="24"/>
         </w:rPr>
-        <w:fldChar w:fldCharType="end"/>
+      </w:pPr>
+      <w:r>
+        <w:rPr>
+          <w:sz w:val="24"/>
+        </w:rPr>
+        <w:t xml:space="preserve">Abbildung </w:t>
+      </w:r>
+      <w:r>
+        <w:rPr>
+          <w:sz w:val="24"/>
+          <w:lang w:val="uk-UA"/>
+        </w:rPr>
+        <w:t>3</w:t>
+      </w:r>
+      <w:r>
+        <w:rPr>
+          <w:sz w:val="24"/>
+          <w:lang w:val="en-US"/>
+        </w:rPr>
+        <w:t>.1</w:t>
+      </w:r>
+      <w:r>
+        <w:rPr>
+          <w:sz w:val="24"/>
+        </w:rPr>
+        <w:t xml:space="preserve">: </w:t>
+      </w:r>
+      <w:r>
+        <w:rPr>
+          <w:sz w:val="24"/>
+        </w:rPr>
+        <w:t xml:space="preserve">Ziel 1, Stakeholder: </w:t>
+      </w:r>
+      <w:proofErr w:type="spellStart"/>
+      <w:r>
+        <w:rPr>
+          <w:sz w:val="24"/>
+        </w:rPr>
+        <w:t>Spielenwickler</w:t>
+      </w:r>
+      <w:proofErr w:type="spellEnd"/>
+    </w:p>
+    <w:p>
+      <w:r>
+        <w:rPr>
+          <w:noProof/>
+        </w:rPr>
+        <w:drawing>
+          <wp:inline distT="0" distB="0" distL="0" distR="0" wp14:anchorId="6CFDD7E6" wp14:editId="769E427C">
+            <wp:extent cx="5760085" cy="1819275"/>
+            <wp:effectExtent l="0" t="0" r="5715" b="0"/>
+            <wp:docPr id="1244824955" name="Picture 3"/>
+            <wp:cNvGraphicFramePr>
+              <a:graphicFrameLocks xmlns:a="http://schemas.openxmlformats.org/drawingml/2006/main" noChangeAspect="1"/>
+            </wp:cNvGraphicFramePr>
+            <a:graphic xmlns:a="http://schemas.openxmlformats.org/drawingml/2006/main">
+              <a:graphicData uri="http://schemas.openxmlformats.org/drawingml/2006/picture">
+                <pic:pic xmlns:pic="http://schemas.openxmlformats.org/drawingml/2006/picture">
+                  <pic:nvPicPr>
+                    <pic:cNvPr id="1244824955" name="Picture 1244824955"/>
+                    <pic:cNvPicPr/>
+                  </pic:nvPicPr>
+                  <pic:blipFill>
+                    <a:blip r:embed="rId13">
+                      <a:extLst>
+                        <a:ext uri="{28A0092B-C50C-407E-A947-70E740481C1C}">
+                          <a14:useLocalDpi xmlns:a14="http://schemas.microsoft.com/office/drawing/2010/main" val="0"/>
+                        </a:ext>
+                      </a:extLst>
+                    </a:blip>
+                    <a:stretch>
+                      <a:fillRect/>
+                    </a:stretch>
+                  </pic:blipFill>
+                  <pic:spPr>
+                    <a:xfrm>
+                      <a:off x="0" y="0"/>
+                      <a:ext cx="5760085" cy="1819275"/>
+                    </a:xfrm>
+                    <a:prstGeom prst="rect">
+                      <a:avLst/>
+                    </a:prstGeom>
+                  </pic:spPr>
+                </pic:pic>
+              </a:graphicData>
+            </a:graphic>
+          </wp:inline>
+        </w:drawing>
+      </w:r>
+    </w:p>
+    <w:p>
+      <w:pPr>
+        <w:pStyle w:val="Caption"/>
+        <w:jc w:val="center"/>
+        <w:rPr>
+          <w:sz w:val="24"/>
+        </w:rPr>
+      </w:pPr>
+      <w:r>
+        <w:rPr>
+          <w:sz w:val="24"/>
+        </w:rPr>
+        <w:t xml:space="preserve">Abbildung </w:t>
+      </w:r>
+      <w:r>
+        <w:rPr>
+          <w:sz w:val="24"/>
+        </w:rPr>
+        <w:t>3</w:t>
+      </w:r>
+      <w:r>
+        <w:rPr>
+          <w:sz w:val="24"/>
+        </w:rPr>
+        <w:t>.2</w:t>
+      </w:r>
+      <w:r>
+        <w:rPr>
+          <w:sz w:val="24"/>
+        </w:rPr>
+        <w:t xml:space="preserve">: </w:t>
+      </w:r>
+      <w:r>
+        <w:rPr>
+          <w:sz w:val="24"/>
+        </w:rPr>
+        <w:t xml:space="preserve">Ziel </w:t>
+      </w:r>
+      <w:r>
+        <w:rPr>
+          <w:sz w:val="24"/>
+        </w:rPr>
+        <w:t>2</w:t>
+      </w:r>
+      <w:r>
+        <w:rPr>
+          <w:sz w:val="24"/>
+        </w:rPr>
+        <w:t xml:space="preserve">, Stakeholder: </w:t>
+      </w:r>
+      <w:r>
+        <w:rPr>
+          <w:sz w:val="24"/>
+        </w:rPr>
+        <w:t>User</w:t>
+      </w:r>
+    </w:p>
+    <w:p>
+      <w:pPr>
+        <w:rPr>
+          <w:lang w:val="en-US"/>
+        </w:rPr>
+      </w:pPr>
+    </w:p>
+    <w:p>
+      <w:pPr>
+        <w:rPr>
+          <w:lang w:val="en-US"/>
+        </w:rPr>
+      </w:pPr>
+    </w:p>
+    <w:p>
+      <w:pPr>
+        <w:rPr>
+          <w:lang w:val="en-US"/>
+        </w:rPr>
+      </w:pPr>
+    </w:p>
+    <w:p>
+      <w:pPr>
+        <w:pStyle w:val="Heading2"/>
+        <w:numPr>
+          <w:ilvl w:val="1"/>
+          <w:numId w:val="2"/>
+        </w:numPr>
+        <w:rPr>
+          <w:lang w:val="en-US"/>
+        </w:rPr>
+      </w:pPr>
+      <w:r>
+        <w:rPr>
+          <w:lang w:val="en-US"/>
+        </w:rPr>
+        <w:t>Use-Case-</w:t>
+      </w:r>
+      <w:proofErr w:type="spellStart"/>
+      <w:r>
+        <w:rPr>
+          <w:lang w:val="en-US"/>
+        </w:rPr>
+        <w:t>Diagramm</w:t>
+      </w:r>
+      <w:proofErr w:type="spellEnd"/>
+    </w:p>
+    <w:p>
+      <w:pPr>
+        <w:rPr>
+          <w:lang w:val="uk-UA"/>
+        </w:rPr>
+      </w:pPr>
+      <w:r>
+        <w:rPr>
+          <w:lang w:val="en-US"/>
+        </w:rPr>
+        <w:t xml:space="preserve">Für das in </w:t>
+      </w:r>
+      <w:proofErr w:type="spellStart"/>
+      <w:r>
+        <w:rPr>
+          <w:lang w:val="en-US"/>
+        </w:rPr>
+        <w:t>Abbildung</w:t>
+      </w:r>
+      <w:proofErr w:type="spellEnd"/>
+      <w:r>
+        <w:rPr>
+          <w:lang w:val="en-US"/>
+        </w:rPr>
+        <w:t xml:space="preserve"> 3.3 </w:t>
+      </w:r>
+      <w:proofErr w:type="spellStart"/>
+      <w:r>
+        <w:rPr>
+          <w:lang w:val="en-US"/>
+        </w:rPr>
+        <w:t>dargestellte</w:t>
+      </w:r>
+      <w:proofErr w:type="spellEnd"/>
+      <w:r>
+        <w:rPr>
+          <w:lang w:val="en-US"/>
+        </w:rPr>
+        <w:t xml:space="preserve"> Use-Case-</w:t>
+      </w:r>
+      <w:proofErr w:type="spellStart"/>
+      <w:r>
+        <w:rPr>
+          <w:lang w:val="en-US"/>
+        </w:rPr>
+        <w:t>Diagramm</w:t>
+      </w:r>
+      <w:proofErr w:type="spellEnd"/>
+      <w:r>
+        <w:rPr>
+          <w:lang w:val="en-US"/>
+        </w:rPr>
+        <w:t xml:space="preserve"> </w:t>
+      </w:r>
+      <w:proofErr w:type="spellStart"/>
+      <w:r>
+        <w:rPr>
+          <w:lang w:val="en-US"/>
+        </w:rPr>
+        <w:t>bildeten</w:t>
+      </w:r>
+      <w:proofErr w:type="spellEnd"/>
+      <w:r>
+        <w:rPr>
+          <w:lang w:val="en-US"/>
+        </w:rPr>
+        <w:t xml:space="preserve"> die </w:t>
+      </w:r>
+      <w:proofErr w:type="spellStart"/>
+      <w:r>
+        <w:rPr>
+          <w:lang w:val="en-US"/>
+        </w:rPr>
+        <w:t>im</w:t>
+      </w:r>
+      <w:proofErr w:type="spellEnd"/>
+      <w:r>
+        <w:rPr>
+          <w:lang w:val="en-US"/>
+        </w:rPr>
+        <w:t xml:space="preserve"> </w:t>
+      </w:r>
+      <w:proofErr w:type="spellStart"/>
+      <w:r>
+        <w:rPr>
+          <w:lang w:val="en-US"/>
+        </w:rPr>
+        <w:t>vorherigen</w:t>
+      </w:r>
+      <w:proofErr w:type="spellEnd"/>
+      <w:r>
+        <w:rPr>
+          <w:lang w:val="en-US"/>
+        </w:rPr>
+        <w:t xml:space="preserve"> Schritt </w:t>
+      </w:r>
+      <w:proofErr w:type="spellStart"/>
+      <w:r>
+        <w:rPr>
+          <w:lang w:val="en-US"/>
+        </w:rPr>
+        <w:t>erarbeiteten</w:t>
+      </w:r>
+      <w:proofErr w:type="spellEnd"/>
+      <w:r>
+        <w:rPr>
+          <w:lang w:val="en-US"/>
+        </w:rPr>
+        <w:t xml:space="preserve"> </w:t>
+      </w:r>
+      <w:proofErr w:type="spellStart"/>
+      <w:r>
+        <w:rPr>
+          <w:lang w:val="en-US"/>
+        </w:rPr>
+        <w:t>Akteure</w:t>
+      </w:r>
+      <w:proofErr w:type="spellEnd"/>
+      <w:r>
+        <w:rPr>
+          <w:lang w:val="en-US"/>
+        </w:rPr>
+        <w:t xml:space="preserve"> die </w:t>
+      </w:r>
+      <w:proofErr w:type="spellStart"/>
+      <w:r>
+        <w:rPr>
+          <w:lang w:val="en-US"/>
+        </w:rPr>
+        <w:t>Grundlage</w:t>
+      </w:r>
+      <w:proofErr w:type="spellEnd"/>
+      <w:r>
+        <w:rPr>
+          <w:lang w:val="en-US"/>
+        </w:rPr>
+        <w:t xml:space="preserve">. Der </w:t>
+      </w:r>
+      <w:proofErr w:type="spellStart"/>
+      <w:r>
+        <w:rPr>
+          <w:lang w:val="en-US"/>
+        </w:rPr>
+        <w:t>Fokus</w:t>
+      </w:r>
+      <w:proofErr w:type="spellEnd"/>
+      <w:r>
+        <w:rPr>
+          <w:lang w:val="en-US"/>
+        </w:rPr>
+        <w:t xml:space="preserve"> lag </w:t>
+      </w:r>
+      <w:proofErr w:type="spellStart"/>
+      <w:r>
+        <w:rPr>
+          <w:lang w:val="en-US"/>
+        </w:rPr>
+        <w:t>hierbei</w:t>
+      </w:r>
+      <w:proofErr w:type="spellEnd"/>
+      <w:r>
+        <w:rPr>
+          <w:lang w:val="en-US"/>
+        </w:rPr>
+        <w:t xml:space="preserve"> </w:t>
+      </w:r>
+      <w:proofErr w:type="spellStart"/>
+      <w:r>
+        <w:rPr>
+          <w:lang w:val="en-US"/>
+        </w:rPr>
+        <w:t>primär</w:t>
+      </w:r>
+      <w:proofErr w:type="spellEnd"/>
+      <w:r>
+        <w:rPr>
+          <w:lang w:val="en-US"/>
+        </w:rPr>
+        <w:t xml:space="preserve"> auf der </w:t>
+      </w:r>
+      <w:proofErr w:type="spellStart"/>
+      <w:r>
+        <w:rPr>
+          <w:lang w:val="en-US"/>
+        </w:rPr>
+        <w:t>Beschreibung</w:t>
+      </w:r>
+      <w:proofErr w:type="spellEnd"/>
+      <w:r>
+        <w:rPr>
+          <w:lang w:val="en-US"/>
+        </w:rPr>
+        <w:t xml:space="preserve"> des </w:t>
+      </w:r>
+      <w:proofErr w:type="spellStart"/>
+      <w:r>
+        <w:rPr>
+          <w:lang w:val="en-US"/>
+        </w:rPr>
+        <w:t>Showcaseablaufs</w:t>
+      </w:r>
+      <w:proofErr w:type="spellEnd"/>
+      <w:r>
+        <w:rPr>
+          <w:lang w:val="en-US"/>
+        </w:rPr>
+        <w:t xml:space="preserve"> und </w:t>
+      </w:r>
+      <w:proofErr w:type="spellStart"/>
+      <w:r>
+        <w:rPr>
+          <w:lang w:val="en-US"/>
+        </w:rPr>
+        <w:t>weniger</w:t>
+      </w:r>
+      <w:proofErr w:type="spellEnd"/>
+      <w:r>
+        <w:rPr>
+          <w:lang w:val="en-US"/>
+        </w:rPr>
+        <w:t xml:space="preserve"> auf dem Framework.</w:t>
+      </w:r>
+    </w:p>
+    <w:p>
+      <w:pPr>
+        <w:jc w:val="center"/>
+        <w:rPr>
+          <w:lang w:val="en-US"/>
+        </w:rPr>
+      </w:pPr>
+      <w:r>
+        <w:rPr>
+          <w:noProof/>
+          <w:lang w:val="en-US"/>
+        </w:rPr>
+        <w:drawing>
+          <wp:inline distT="0" distB="0" distL="0" distR="0" wp14:anchorId="5695DDF6" wp14:editId="6EA3C8D0">
+            <wp:extent cx="5451231" cy="5704205"/>
+            <wp:effectExtent l="0" t="0" r="0" b="0"/>
+            <wp:docPr id="1450520679" name="Picture 4"/>
+            <wp:cNvGraphicFramePr>
+              <a:graphicFrameLocks xmlns:a="http://schemas.openxmlformats.org/drawingml/2006/main" noChangeAspect="1"/>
+            </wp:cNvGraphicFramePr>
+            <a:graphic xmlns:a="http://schemas.openxmlformats.org/drawingml/2006/main">
+              <a:graphicData uri="http://schemas.openxmlformats.org/drawingml/2006/picture">
+                <pic:pic xmlns:pic="http://schemas.openxmlformats.org/drawingml/2006/picture">
+                  <pic:nvPicPr>
+                    <pic:cNvPr id="1450520679" name="Picture 1450520679"/>
+                    <pic:cNvPicPr/>
+                  </pic:nvPicPr>
+                  <pic:blipFill>
+                    <a:blip r:embed="rId14" cstate="print">
+                      <a:extLst>
+                        <a:ext uri="{28A0092B-C50C-407E-A947-70E740481C1C}">
+                          <a14:useLocalDpi xmlns:a14="http://schemas.microsoft.com/office/drawing/2010/main" val="0"/>
+                        </a:ext>
+                      </a:extLst>
+                    </a:blip>
+                    <a:stretch>
+                      <a:fillRect/>
+                    </a:stretch>
+                  </pic:blipFill>
+                  <pic:spPr>
+                    <a:xfrm>
+                      <a:off x="0" y="0"/>
+                      <a:ext cx="5476376" cy="5730517"/>
+                    </a:xfrm>
+                    <a:prstGeom prst="rect">
+                      <a:avLst/>
+                    </a:prstGeom>
+                  </pic:spPr>
+                </pic:pic>
+              </a:graphicData>
+            </a:graphic>
+          </wp:inline>
+        </w:drawing>
+      </w:r>
+    </w:p>
+    <w:p>
+      <w:pPr>
+        <w:pStyle w:val="Caption"/>
+        <w:jc w:val="center"/>
+        <w:rPr>
+          <w:sz w:val="24"/>
+        </w:rPr>
+      </w:pPr>
+      <w:r>
+        <w:rPr>
+          <w:sz w:val="24"/>
+        </w:rPr>
+        <w:t xml:space="preserve">Abbildung </w:t>
+      </w:r>
+      <w:r>
+        <w:rPr>
+          <w:sz w:val="24"/>
+        </w:rPr>
+        <w:t>4</w:t>
+      </w:r>
+      <w:r>
+        <w:rPr>
+          <w:sz w:val="24"/>
+        </w:rPr>
+        <w:t xml:space="preserve">: </w:t>
+      </w:r>
+      <w:r>
+        <w:rPr>
+          <w:sz w:val="24"/>
+        </w:rPr>
+        <w:t>Use-Case</w:t>
+      </w:r>
+    </w:p>
+    <w:p>
+      <w:pPr>
+        <w:rPr>
+          <w:lang w:val="en-US"/>
+        </w:rPr>
+      </w:pPr>
+    </w:p>
+    <w:p>
+      <w:pPr>
+        <w:pStyle w:val="Heading2"/>
+        <w:numPr>
+          <w:ilvl w:val="1"/>
+          <w:numId w:val="2"/>
+        </w:numPr>
+        <w:rPr>
+          <w:lang w:val="en-US"/>
+        </w:rPr>
+      </w:pPr>
+      <w:r>
+        <w:rPr>
+          <w:lang w:val="en-US"/>
+        </w:rPr>
+        <w:lastRenderedPageBreak/>
+        <w:t>Use-Case-</w:t>
+      </w:r>
+      <w:proofErr w:type="spellStart"/>
+      <w:r>
+        <w:rPr>
+          <w:lang w:val="en-US"/>
+        </w:rPr>
+        <w:t>Dokumentation</w:t>
+      </w:r>
+      <w:proofErr w:type="spellEnd"/>
+      <w:r>
+        <w:rPr>
+          <w:lang w:val="en-US"/>
+        </w:rPr>
+        <w:t xml:space="preserve"> </w:t>
+      </w:r>
+      <w:r>
+        <w:rPr>
+          <w:color w:val="EE0000"/>
+          <w:lang w:val="en-US"/>
+        </w:rPr>
+        <w:t xml:space="preserve">!! </w:t>
+      </w:r>
+      <w:proofErr w:type="spellStart"/>
+      <w:r>
+        <w:rPr>
+          <w:color w:val="EE0000"/>
+          <w:lang w:val="en-US"/>
+        </w:rPr>
+        <w:t>evtl</w:t>
+      </w:r>
+      <w:proofErr w:type="spellEnd"/>
+      <w:r>
+        <w:rPr>
+          <w:color w:val="EE0000"/>
+          <w:lang w:val="en-US"/>
+        </w:rPr>
+        <w:t xml:space="preserve"> </w:t>
+      </w:r>
+      <w:proofErr w:type="spellStart"/>
+      <w:r>
+        <w:rPr>
+          <w:color w:val="EE0000"/>
+          <w:lang w:val="en-US"/>
+        </w:rPr>
+        <w:t>tabelle</w:t>
+      </w:r>
+      <w:proofErr w:type="spellEnd"/>
+      <w:r>
+        <w:rPr>
+          <w:color w:val="EE0000"/>
+          <w:lang w:val="en-US"/>
+        </w:rPr>
+        <w:t xml:space="preserve"> </w:t>
+      </w:r>
+      <w:proofErr w:type="spellStart"/>
+      <w:r>
+        <w:rPr>
+          <w:color w:val="EE0000"/>
+          <w:lang w:val="en-US"/>
+        </w:rPr>
+        <w:t>anpassen</w:t>
+      </w:r>
+      <w:proofErr w:type="spellEnd"/>
+    </w:p>
+    <w:p>
+      <w:pPr>
+        <w:rPr>
+          <w:lang w:val="en-US"/>
+        </w:rPr>
+      </w:pPr>
+      <w:proofErr w:type="spellStart"/>
+      <w:r>
+        <w:rPr>
+          <w:lang w:val="en-US"/>
+        </w:rPr>
+        <w:t>Basierend</w:t>
+      </w:r>
+      <w:proofErr w:type="spellEnd"/>
+      <w:r>
+        <w:rPr>
+          <w:lang w:val="en-US"/>
+        </w:rPr>
+        <w:t xml:space="preserve"> auf dem Use-Case-</w:t>
+      </w:r>
+      <w:proofErr w:type="spellStart"/>
+      <w:r>
+        <w:rPr>
+          <w:lang w:val="en-US"/>
+        </w:rPr>
+        <w:t>Diagramm</w:t>
+      </w:r>
+      <w:proofErr w:type="spellEnd"/>
+      <w:r>
+        <w:rPr>
+          <w:lang w:val="en-US"/>
+        </w:rPr>
+        <w:t xml:space="preserve"> </w:t>
+      </w:r>
+      <w:proofErr w:type="spellStart"/>
+      <w:r>
+        <w:rPr>
+          <w:lang w:val="en-US"/>
+        </w:rPr>
+        <w:t>wurde</w:t>
+      </w:r>
+      <w:proofErr w:type="spellEnd"/>
+      <w:r>
+        <w:rPr>
+          <w:lang w:val="en-US"/>
+        </w:rPr>
+        <w:t xml:space="preserve"> </w:t>
+      </w:r>
+      <w:proofErr w:type="spellStart"/>
+      <w:r>
+        <w:rPr>
+          <w:lang w:val="en-US"/>
+        </w:rPr>
+        <w:t>eine</w:t>
+      </w:r>
+      <w:proofErr w:type="spellEnd"/>
+      <w:r>
+        <w:rPr>
+          <w:lang w:val="en-US"/>
+        </w:rPr>
+        <w:t xml:space="preserve"> </w:t>
+      </w:r>
+      <w:proofErr w:type="spellStart"/>
+      <w:r>
+        <w:rPr>
+          <w:lang w:val="en-US"/>
+        </w:rPr>
+        <w:t>detaillierte</w:t>
+      </w:r>
+      <w:proofErr w:type="spellEnd"/>
+      <w:r>
+        <w:rPr>
+          <w:lang w:val="en-US"/>
+        </w:rPr>
+        <w:t xml:space="preserve"> Use-Case-</w:t>
+      </w:r>
+      <w:proofErr w:type="spellStart"/>
+      <w:r>
+        <w:rPr>
+          <w:lang w:val="en-US"/>
+        </w:rPr>
+        <w:t>Dokumentation</w:t>
+      </w:r>
+      <w:proofErr w:type="spellEnd"/>
+      <w:r>
+        <w:rPr>
+          <w:lang w:val="en-US"/>
+        </w:rPr>
+        <w:t xml:space="preserve"> </w:t>
+      </w:r>
+      <w:proofErr w:type="spellStart"/>
+      <w:r>
+        <w:rPr>
+          <w:lang w:val="en-US"/>
+        </w:rPr>
+        <w:t>ausgearbeitet</w:t>
+      </w:r>
+      <w:proofErr w:type="spellEnd"/>
+      <w:r>
+        <w:rPr>
+          <w:lang w:val="en-US"/>
+        </w:rPr>
+        <w:t xml:space="preserve">, </w:t>
+      </w:r>
+      <w:proofErr w:type="spellStart"/>
+      <w:r>
+        <w:rPr>
+          <w:lang w:val="en-US"/>
+        </w:rPr>
+        <w:t>wie</w:t>
+      </w:r>
+      <w:proofErr w:type="spellEnd"/>
+      <w:r>
+        <w:rPr>
+          <w:lang w:val="en-US"/>
+        </w:rPr>
+        <w:t xml:space="preserve"> </w:t>
+      </w:r>
+      <w:proofErr w:type="spellStart"/>
+      <w:r>
+        <w:rPr>
+          <w:lang w:val="en-US"/>
+        </w:rPr>
+        <w:t>sie</w:t>
+      </w:r>
+      <w:proofErr w:type="spellEnd"/>
+      <w:r>
+        <w:rPr>
+          <w:lang w:val="en-US"/>
+        </w:rPr>
+        <w:t xml:space="preserve"> </w:t>
+      </w:r>
+      <w:proofErr w:type="spellStart"/>
+      <w:r>
+        <w:rPr>
+          <w:lang w:val="en-US"/>
+        </w:rPr>
+        <w:t>beispielhaft</w:t>
+      </w:r>
+      <w:proofErr w:type="spellEnd"/>
+      <w:r>
+        <w:rPr>
+          <w:lang w:val="en-US"/>
+        </w:rPr>
+        <w:t xml:space="preserve"> in </w:t>
+      </w:r>
+      <w:proofErr w:type="spellStart"/>
+      <w:r>
+        <w:rPr>
+          <w:lang w:val="en-US"/>
+        </w:rPr>
+        <w:t>Abbildung</w:t>
+      </w:r>
+      <w:proofErr w:type="spellEnd"/>
+      <w:r>
+        <w:rPr>
+          <w:lang w:val="en-US"/>
+        </w:rPr>
+        <w:t xml:space="preserve"> 3.4 </w:t>
+      </w:r>
+      <w:proofErr w:type="spellStart"/>
+      <w:r>
+        <w:rPr>
+          <w:lang w:val="en-US"/>
+        </w:rPr>
+        <w:t>dargestellt</w:t>
+      </w:r>
+      <w:proofErr w:type="spellEnd"/>
+      <w:r>
+        <w:rPr>
+          <w:lang w:val="en-US"/>
+        </w:rPr>
+        <w:t xml:space="preserve"> </w:t>
+      </w:r>
+      <w:proofErr w:type="spellStart"/>
+      <w:r>
+        <w:rPr>
+          <w:lang w:val="en-US"/>
+        </w:rPr>
+        <w:t>ist</w:t>
+      </w:r>
+      <w:proofErr w:type="spellEnd"/>
+      <w:r>
+        <w:rPr>
+          <w:lang w:val="en-US"/>
+        </w:rPr>
+        <w:t xml:space="preserve">. </w:t>
+      </w:r>
+      <w:proofErr w:type="spellStart"/>
+      <w:r>
+        <w:rPr>
+          <w:lang w:val="en-US"/>
+        </w:rPr>
+        <w:t>Diese</w:t>
+      </w:r>
+      <w:proofErr w:type="spellEnd"/>
+      <w:r>
+        <w:rPr>
+          <w:lang w:val="en-US"/>
+        </w:rPr>
+        <w:t xml:space="preserve"> </w:t>
+      </w:r>
+      <w:proofErr w:type="spellStart"/>
+      <w:r>
+        <w:rPr>
+          <w:lang w:val="en-US"/>
+        </w:rPr>
+        <w:t>Dokumentation</w:t>
+      </w:r>
+      <w:proofErr w:type="spellEnd"/>
+      <w:r>
+        <w:rPr>
+          <w:lang w:val="en-US"/>
+        </w:rPr>
+        <w:t xml:space="preserve"> </w:t>
+      </w:r>
+      <w:proofErr w:type="spellStart"/>
+      <w:r>
+        <w:rPr>
+          <w:lang w:val="en-US"/>
+        </w:rPr>
+        <w:t>fasst</w:t>
+      </w:r>
+      <w:proofErr w:type="spellEnd"/>
+      <w:r>
+        <w:rPr>
+          <w:lang w:val="en-US"/>
+        </w:rPr>
+        <w:t xml:space="preserve"> die </w:t>
+      </w:r>
+      <w:proofErr w:type="spellStart"/>
+      <w:r>
+        <w:rPr>
+          <w:lang w:val="en-US"/>
+        </w:rPr>
+        <w:t>wesentlichen</w:t>
+      </w:r>
+      <w:proofErr w:type="spellEnd"/>
+      <w:r>
+        <w:rPr>
+          <w:lang w:val="en-US"/>
+        </w:rPr>
+        <w:t xml:space="preserve"> </w:t>
+      </w:r>
+      <w:proofErr w:type="spellStart"/>
+      <w:r>
+        <w:rPr>
+          <w:lang w:val="en-US"/>
+        </w:rPr>
+        <w:t>Systemabläufe</w:t>
+      </w:r>
+      <w:proofErr w:type="spellEnd"/>
+      <w:r>
+        <w:rPr>
+          <w:lang w:val="en-US"/>
+        </w:rPr>
+        <w:t xml:space="preserve">, Vor- und </w:t>
+      </w:r>
+      <w:proofErr w:type="spellStart"/>
+      <w:r>
+        <w:rPr>
+          <w:lang w:val="en-US"/>
+        </w:rPr>
+        <w:t>Nachbedingungen</w:t>
+      </w:r>
+      <w:proofErr w:type="spellEnd"/>
+      <w:r>
+        <w:rPr>
+          <w:lang w:val="en-US"/>
+        </w:rPr>
+        <w:t xml:space="preserve"> </w:t>
+      </w:r>
+      <w:proofErr w:type="spellStart"/>
+      <w:r>
+        <w:rPr>
+          <w:lang w:val="en-US"/>
+        </w:rPr>
+        <w:t>sowie</w:t>
+      </w:r>
+      <w:proofErr w:type="spellEnd"/>
+      <w:r>
+        <w:rPr>
+          <w:lang w:val="en-US"/>
+        </w:rPr>
+        <w:t xml:space="preserve"> </w:t>
+      </w:r>
+      <w:proofErr w:type="spellStart"/>
+      <w:r>
+        <w:rPr>
+          <w:lang w:val="en-US"/>
+        </w:rPr>
+        <w:t>Ausnahmeszenarien</w:t>
+      </w:r>
+      <w:proofErr w:type="spellEnd"/>
+      <w:r>
+        <w:rPr>
+          <w:lang w:val="en-US"/>
+        </w:rPr>
+        <w:t xml:space="preserve"> </w:t>
+      </w:r>
+      <w:proofErr w:type="spellStart"/>
+      <w:r>
+        <w:rPr>
+          <w:lang w:val="en-US"/>
+        </w:rPr>
+        <w:t>übersichtlich</w:t>
+      </w:r>
+      <w:proofErr w:type="spellEnd"/>
+      <w:r>
+        <w:rPr>
+          <w:lang w:val="en-US"/>
+        </w:rPr>
+        <w:t xml:space="preserve"> </w:t>
+      </w:r>
+      <w:proofErr w:type="spellStart"/>
+      <w:r>
+        <w:rPr>
+          <w:lang w:val="en-US"/>
+        </w:rPr>
+        <w:t>zusammen</w:t>
+      </w:r>
+      <w:proofErr w:type="spellEnd"/>
+      <w:r>
+        <w:rPr>
+          <w:lang w:val="en-US"/>
+        </w:rPr>
+        <w:t xml:space="preserve">. Auf </w:t>
+      </w:r>
+      <w:proofErr w:type="spellStart"/>
+      <w:r>
+        <w:rPr>
+          <w:lang w:val="en-US"/>
+        </w:rPr>
+        <w:t>dieser</w:t>
+      </w:r>
+      <w:proofErr w:type="spellEnd"/>
+      <w:r>
+        <w:rPr>
+          <w:lang w:val="en-US"/>
+        </w:rPr>
+        <w:t xml:space="preserve"> </w:t>
+      </w:r>
+      <w:proofErr w:type="spellStart"/>
+      <w:r>
+        <w:rPr>
+          <w:lang w:val="en-US"/>
+        </w:rPr>
+        <w:t>Grundlage</w:t>
+      </w:r>
+      <w:proofErr w:type="spellEnd"/>
+      <w:r>
+        <w:rPr>
+          <w:lang w:val="en-US"/>
+        </w:rPr>
+        <w:t xml:space="preserve"> </w:t>
+      </w:r>
+      <w:proofErr w:type="spellStart"/>
+      <w:r>
+        <w:rPr>
+          <w:lang w:val="en-US"/>
+        </w:rPr>
+        <w:t>wird</w:t>
+      </w:r>
+      <w:proofErr w:type="spellEnd"/>
+      <w:r>
+        <w:rPr>
+          <w:lang w:val="en-US"/>
+        </w:rPr>
+        <w:t xml:space="preserve"> der </w:t>
+      </w:r>
+      <w:proofErr w:type="spellStart"/>
+      <w:r>
+        <w:rPr>
+          <w:lang w:val="en-US"/>
+        </w:rPr>
+        <w:t>genaue</w:t>
+      </w:r>
+      <w:proofErr w:type="spellEnd"/>
+      <w:r>
+        <w:rPr>
+          <w:lang w:val="en-US"/>
+        </w:rPr>
+        <w:t xml:space="preserve"> </w:t>
+      </w:r>
+      <w:proofErr w:type="spellStart"/>
+      <w:r>
+        <w:rPr>
+          <w:lang w:val="en-US"/>
+        </w:rPr>
+        <w:t>Spielablauf</w:t>
+      </w:r>
+      <w:proofErr w:type="spellEnd"/>
+      <w:r>
+        <w:rPr>
+          <w:lang w:val="en-US"/>
+        </w:rPr>
+        <w:t xml:space="preserve"> </w:t>
+      </w:r>
+      <w:proofErr w:type="spellStart"/>
+      <w:r>
+        <w:rPr>
+          <w:lang w:val="en-US"/>
+        </w:rPr>
+        <w:t>präzisiert</w:t>
+      </w:r>
+      <w:proofErr w:type="spellEnd"/>
+      <w:r>
+        <w:rPr>
+          <w:lang w:val="en-US"/>
+        </w:rPr>
+        <w:t xml:space="preserve"> und die </w:t>
+      </w:r>
+      <w:proofErr w:type="spellStart"/>
+      <w:r>
+        <w:rPr>
+          <w:lang w:val="en-US"/>
+        </w:rPr>
+        <w:t>Überführung</w:t>
+      </w:r>
+      <w:proofErr w:type="spellEnd"/>
+      <w:r>
+        <w:rPr>
+          <w:lang w:val="en-US"/>
+        </w:rPr>
+        <w:t xml:space="preserve"> in das </w:t>
+      </w:r>
+      <w:proofErr w:type="spellStart"/>
+      <w:r>
+        <w:rPr>
+          <w:lang w:val="en-US"/>
+        </w:rPr>
+        <w:t>Aktivitätsdiagramm</w:t>
+      </w:r>
+      <w:proofErr w:type="spellEnd"/>
+      <w:r>
+        <w:rPr>
+          <w:lang w:val="en-US"/>
+        </w:rPr>
+        <w:t xml:space="preserve"> </w:t>
+      </w:r>
+      <w:proofErr w:type="spellStart"/>
+      <w:r>
+        <w:rPr>
+          <w:lang w:val="en-US"/>
+        </w:rPr>
+        <w:t>ermöglicht</w:t>
+      </w:r>
+      <w:proofErr w:type="spellEnd"/>
+      <w:r>
+        <w:rPr>
+          <w:lang w:val="en-US"/>
+        </w:rPr>
+        <w:t>.</w:t>
+      </w:r>
+      <w:r>
+        <w:rPr>
+          <w:lang w:val="en-US"/>
+        </w:rPr>
+        <w:tab/>
+      </w:r>
+    </w:p>
+    <w:p>
+      <w:pPr>
+        <w:rPr>
+          <w:lang w:val="en-US"/>
+        </w:rPr>
+      </w:pPr>
+      <w:r>
+        <w:rPr>
+          <w:noProof/>
+          <w:lang w:val="en-US"/>
+        </w:rPr>
+        <w:drawing>
+          <wp:inline distT="0" distB="0" distL="0" distR="0" wp14:anchorId="399ED9C6" wp14:editId="5B81082F">
+            <wp:extent cx="5760085" cy="2051685"/>
+            <wp:effectExtent l="0" t="0" r="5715" b="5715"/>
+            <wp:docPr id="1956745809" name="Picture 5"/>
+            <wp:cNvGraphicFramePr>
+              <a:graphicFrameLocks xmlns:a="http://schemas.openxmlformats.org/drawingml/2006/main" noChangeAspect="1"/>
+            </wp:cNvGraphicFramePr>
+            <a:graphic xmlns:a="http://schemas.openxmlformats.org/drawingml/2006/main">
+              <a:graphicData uri="http://schemas.openxmlformats.org/drawingml/2006/picture">
+                <pic:pic xmlns:pic="http://schemas.openxmlformats.org/drawingml/2006/picture">
+                  <pic:nvPicPr>
+                    <pic:cNvPr id="1956745809" name="Picture 1956745809"/>
+                    <pic:cNvPicPr/>
+                  </pic:nvPicPr>
+                  <pic:blipFill>
+                    <a:blip r:embed="rId15" cstate="print">
+                      <a:extLst>
+                        <a:ext uri="{28A0092B-C50C-407E-A947-70E740481C1C}">
+                          <a14:useLocalDpi xmlns:a14="http://schemas.microsoft.com/office/drawing/2010/main" val="0"/>
+                        </a:ext>
+                      </a:extLst>
+                    </a:blip>
+                    <a:stretch>
+                      <a:fillRect/>
+                    </a:stretch>
+                  </pic:blipFill>
+                  <pic:spPr>
+                    <a:xfrm>
+                      <a:off x="0" y="0"/>
+                      <a:ext cx="5760085" cy="2051685"/>
+                    </a:xfrm>
+                    <a:prstGeom prst="rect">
+                      <a:avLst/>
+                    </a:prstGeom>
+                  </pic:spPr>
+                </pic:pic>
+              </a:graphicData>
+            </a:graphic>
+          </wp:inline>
+        </w:drawing>
+      </w:r>
+    </w:p>
+    <w:p>
+      <w:pPr>
+        <w:pStyle w:val="Caption"/>
+        <w:jc w:val="center"/>
+        <w:rPr>
+          <w:sz w:val="24"/>
+        </w:rPr>
+      </w:pPr>
+      <w:r>
+        <w:rPr>
+          <w:sz w:val="24"/>
+        </w:rPr>
+        <w:t xml:space="preserve">Abbildung </w:t>
+      </w:r>
+      <w:r>
+        <w:rPr>
+          <w:sz w:val="24"/>
+        </w:rPr>
+        <w:t>4</w:t>
+      </w:r>
+      <w:r>
+        <w:rPr>
+          <w:sz w:val="24"/>
+        </w:rPr>
+        <w:t xml:space="preserve">: </w:t>
+      </w:r>
+      <w:r>
+        <w:rPr>
+          <w:sz w:val="24"/>
+        </w:rPr>
+        <w:t>Use-Case</w:t>
+      </w:r>
+      <w:r>
+        <w:rPr>
+          <w:sz w:val="24"/>
+        </w:rPr>
+        <w:t xml:space="preserve"> Dokumentation</w:t>
+      </w:r>
+    </w:p>
+    <w:p>
+      <w:pPr>
+        <w:rPr>
+          <w:lang w:val="uk-UA"/>
+        </w:rPr>
+      </w:pPr>
+    </w:p>
+    <w:p>
+      <w:pPr>
+        <w:rPr>
+          <w:lang w:val="uk-UA"/>
+        </w:rPr>
+      </w:pPr>
+    </w:p>
+    <w:p>
+      <w:pPr>
+        <w:rPr>
+          <w:lang w:val="uk-UA"/>
+        </w:rPr>
+      </w:pPr>
+    </w:p>
+    <w:p>
+      <w:pPr>
+        <w:rPr>
+          <w:lang w:val="uk-UA"/>
+        </w:rPr>
+      </w:pPr>
+    </w:p>
+    <w:p>
+      <w:pPr>
+        <w:rPr>
+          <w:lang w:val="uk-UA"/>
+        </w:rPr>
+      </w:pPr>
+    </w:p>
+    <w:p>
+      <w:pPr>
+        <w:rPr>
+          <w:lang w:val="uk-UA"/>
+        </w:rPr>
+      </w:pPr>
+    </w:p>
+    <w:p>
+      <w:pPr>
+        <w:rPr>
+          <w:lang w:val="uk-UA"/>
+        </w:rPr>
+      </w:pPr>
+    </w:p>
+    <w:p>
+      <w:pPr>
+        <w:rPr>
+          <w:lang w:val="uk-UA"/>
+        </w:rPr>
+      </w:pPr>
+    </w:p>
+    <w:p>
+      <w:pPr>
+        <w:rPr>
+          <w:lang w:val="uk-UA"/>
+        </w:rPr>
+      </w:pPr>
+    </w:p>
+    <w:p>
+      <w:pPr>
+        <w:rPr>
+          <w:lang w:val="uk-UA"/>
+        </w:rPr>
+      </w:pPr>
+    </w:p>
+    <w:p>
+      <w:pPr>
+        <w:rPr>
+          <w:lang w:val="uk-UA"/>
+        </w:rPr>
+      </w:pPr>
+    </w:p>
+    <w:p>
+      <w:pPr>
+        <w:rPr>
+          <w:lang w:val="uk-UA"/>
+        </w:rPr>
+      </w:pPr>
+    </w:p>
+    <w:p>
+      <w:pPr>
+        <w:rPr>
+          <w:lang w:val="uk-UA"/>
+        </w:rPr>
+      </w:pPr>
+    </w:p>
+    <w:p>
+      <w:pPr>
+        <w:pStyle w:val="Heading2"/>
+        <w:numPr>
+          <w:ilvl w:val="1"/>
+          <w:numId w:val="2"/>
+        </w:numPr>
+        <w:rPr>
+          <w:lang w:val="en-US"/>
+        </w:rPr>
+      </w:pPr>
+      <w:proofErr w:type="spellStart"/>
+      <w:r>
+        <w:rPr>
+          <w:lang w:val="en-US"/>
+        </w:rPr>
+        <w:lastRenderedPageBreak/>
+        <w:t>Aktivitätsdiagramm</w:t>
+      </w:r>
+      <w:proofErr w:type="spellEnd"/>
+    </w:p>
+    <w:p>
+      <w:pPr>
+        <w:spacing w:line="280" w:lineRule="exact"/>
+        <w:rPr>
+          <w:lang w:val="uk-UA"/>
+        </w:rPr>
+      </w:pPr>
+      <w:r>
+        <w:t>Den abschließenden Schritt der Anforderungsanalyse bildet das in Abbildung 3.5 dargestellte Aktivitätsdiagramm. Dieses modelliert detailliert den dynamischen Spielablauf sowie die verschachtelte Struktur der einzelnen Spielschleifen</w:t>
+      </w:r>
+      <w:r>
+        <w:rPr>
+          <w:lang w:val="uk-UA"/>
+        </w:rPr>
+        <w:t xml:space="preserve"> </w:t>
+      </w:r>
+      <w:proofErr w:type="spellStart"/>
+      <w:r>
+        <w:rPr>
+          <w:lang w:val="en-US"/>
+        </w:rPr>
+        <w:t>wie</w:t>
+      </w:r>
+      <w:proofErr w:type="spellEnd"/>
+      <w:r>
+        <w:rPr>
+          <w:lang w:val="en-US"/>
+        </w:rPr>
+        <w:t xml:space="preserve"> </w:t>
+      </w:r>
+      <w:proofErr w:type="spellStart"/>
+      <w:r>
+        <w:t>GameLoop</w:t>
+      </w:r>
+      <w:proofErr w:type="spellEnd"/>
+      <w:r>
+        <w:t xml:space="preserve">, </w:t>
+      </w:r>
+      <w:proofErr w:type="spellStart"/>
+      <w:r>
+        <w:t>TurnLoop</w:t>
+      </w:r>
+      <w:proofErr w:type="spellEnd"/>
+      <w:r>
+        <w:t xml:space="preserve">, </w:t>
+      </w:r>
+      <w:proofErr w:type="spellStart"/>
+      <w:r>
+        <w:t>PhaseLoop</w:t>
+      </w:r>
+      <w:proofErr w:type="spellEnd"/>
+      <w:r>
+        <w:t xml:space="preserve"> und </w:t>
+      </w:r>
+      <w:proofErr w:type="spellStart"/>
+      <w:r>
+        <w:t>ActionLoop</w:t>
+      </w:r>
+      <w:proofErr w:type="spellEnd"/>
+      <w:r>
+        <w:t xml:space="preserve"> inklusive der Aktionsvalidierung und der </w:t>
+      </w:r>
+      <w:proofErr w:type="spellStart"/>
+      <w:r>
+        <w:t>Undo</w:t>
+      </w:r>
+      <w:r>
+        <w:t>f</w:t>
+      </w:r>
+      <w:r>
+        <w:t>unktionalität</w:t>
+      </w:r>
+      <w:proofErr w:type="spellEnd"/>
+      <w:r>
+        <w:t>. Damit stellt das Aktivitätsdiagramm den zentralen Orientierungspunkt für die nachfolgende Architektur- und Modellierungsphase des Frameworks dar.</w:t>
+      </w:r>
+    </w:p>
+    <w:p>
+      <w:pPr>
+        <w:keepNext/>
+        <w:spacing w:line="240" w:lineRule="auto"/>
+        <w:jc w:val="center"/>
+        <w:rPr>
+          <w:lang w:val="uk-UA"/>
+        </w:rPr>
+      </w:pPr>
+      <w:r>
+        <w:rPr>
+          <w:noProof/>
+        </w:rPr>
+        <w:drawing>
+          <wp:inline distT="0" distB="0" distL="0" distR="0" wp14:anchorId="6E036733" wp14:editId="4736DC44">
+            <wp:extent cx="3770288" cy="6575675"/>
+            <wp:effectExtent l="0" t="0" r="1905" b="3175"/>
+            <wp:docPr id="3" name="Grafik 3"/>
+            <wp:cNvGraphicFramePr>
+              <a:graphicFrameLocks xmlns:a="http://schemas.openxmlformats.org/drawingml/2006/main" noChangeAspect="1"/>
+            </wp:cNvGraphicFramePr>
+            <a:graphic xmlns:a="http://schemas.openxmlformats.org/drawingml/2006/main">
+              <a:graphicData uri="http://schemas.openxmlformats.org/drawingml/2006/picture">
+                <pic:pic xmlns:pic="http://schemas.openxmlformats.org/drawingml/2006/picture">
+                  <pic:nvPicPr>
+                    <pic:cNvPr id="3" name="Grafik 3"/>
+                    <pic:cNvPicPr/>
+                  </pic:nvPicPr>
+                  <pic:blipFill>
+                    <a:blip r:embed="rId16">
+                      <a:extLst>
+                        <a:ext uri="{28A0092B-C50C-407E-A947-70E740481C1C}">
+                          <a14:useLocalDpi xmlns:a14="http://schemas.microsoft.com/office/drawing/2010/main" val="0"/>
+                        </a:ext>
+                      </a:extLst>
+                    </a:blip>
+                    <a:stretch>
+                      <a:fillRect/>
+                    </a:stretch>
+                  </pic:blipFill>
+                  <pic:spPr>
+                    <a:xfrm>
+                      <a:off x="0" y="0"/>
+                      <a:ext cx="4145213" cy="7229574"/>
+                    </a:xfrm>
+                    <a:prstGeom prst="rect">
+                      <a:avLst/>
+                    </a:prstGeom>
+                  </pic:spPr>
+                </pic:pic>
+              </a:graphicData>
+            </a:graphic>
+          </wp:inline>
+        </w:drawing>
+      </w:r>
+    </w:p>
+    <w:p>
+      <w:pPr>
+        <w:pStyle w:val="Caption"/>
+        <w:jc w:val="center"/>
+        <w:rPr>
+          <w:sz w:val="24"/>
+          <w:lang w:val="en-US"/>
+        </w:rPr>
+      </w:pPr>
+      <w:bookmarkStart w:id="6" w:name="_Ref43716568"/>
+      <w:r>
+        <w:rPr>
+          <w:sz w:val="24"/>
+        </w:rPr>
+        <w:t xml:space="preserve">Abbildung </w:t>
       </w:r>
       <w:bookmarkEnd w:id="6"/>
       <w:r>
         <w:rPr>
           <w:sz w:val="24"/>
-        </w:rPr>
-        <w:t>: Zeilenabstand für Abbildungen anpassen</w:t>
-      </w:r>
-    </w:p>
-    <w:p>
-      <w:pPr>
-        <w:spacing w:line="280" w:lineRule="exact"/>
-      </w:pPr>
-      <w:r>
-        <w:t xml:space="preserve">&lt;In dieser Vorlage ist ein fester Zeilenabstand eingestellt, der das Schriftbild deutlich ruhiger macht. Diese Einstellung ist für Abbildungen unter „Absatz“ z. B. auf „Einfach“ abzuändern, wie es </w:t>
-      </w:r>
-      <w:r>
-        <w:fldChar w:fldCharType="begin"/>
-      </w:r>
-      <w:r>
-        <w:instrText xml:space="preserve"> REF _Ref43716568 \h </w:instrText>
-      </w:r>
-      <w:r>
-        <w:fldChar w:fldCharType="separate"/>
-      </w:r>
-      <w:r>
-        <w:t xml:space="preserve">Abbildung </w:t>
-      </w:r>
-      <w:r>
-        <w:rPr>
-          <w:noProof/>
-        </w:rPr>
-        <w:t>2</w:t>
-      </w:r>
-      <w:r>
-        <w:fldChar w:fldCharType="end"/>
-      </w:r>
-      <w:r>
-        <w:t xml:space="preserve"> andeutet.&gt; </w:t>
-      </w:r>
-    </w:p>
-    <w:p>
-      <w:pPr>
-        <w:spacing w:before="0" w:after="160" w:line="259" w:lineRule="auto"/>
-        <w:jc w:val="left"/>
-      </w:pPr>
-      <w:r>
-        <w:br w:type="page"/>
-      </w:r>
-    </w:p>
-    <w:p>
-      <w:pPr>
-        <w:pStyle w:val="berschrift1"/>
+          <w:lang w:val="uk-UA"/>
+        </w:rPr>
+        <w:t>3.5</w:t>
+      </w:r>
+      <w:r>
+        <w:rPr>
+          <w:sz w:val="24"/>
+        </w:rPr>
+        <w:t xml:space="preserve">: </w:t>
+      </w:r>
+      <w:proofErr w:type="spellStart"/>
+      <w:r>
+        <w:rPr>
+          <w:sz w:val="24"/>
+          <w:lang w:val="en-US"/>
+        </w:rPr>
+        <w:t>Aktivitätsdiagramm</w:t>
+      </w:r>
+      <w:proofErr w:type="spellEnd"/>
+    </w:p>
+    <w:p>
+      <w:pPr>
+        <w:pStyle w:val="Heading1"/>
         <w:numPr>
           <w:ilvl w:val="0"/>
           <w:numId w:val="2"/>
@@ -2407,6 +5717,4446 @@
     </w:p>
     <w:p>
       <w:pPr>
+        <w:pStyle w:val="Heading2"/>
+        <w:numPr>
+          <w:ilvl w:val="1"/>
+          <w:numId w:val="2"/>
+        </w:numPr>
+      </w:pPr>
+      <w:r>
+        <w:t>Grundarchitektur des Frameworks</w:t>
+      </w:r>
+    </w:p>
+    <w:p>
+      <w:pPr>
+        <w:pStyle w:val="Heading2"/>
+        <w:numPr>
+          <w:ilvl w:val="1"/>
+          <w:numId w:val="2"/>
+        </w:numPr>
+      </w:pPr>
+      <w:r>
+        <w:t>State Pattern (Phasen)</w:t>
+      </w:r>
+    </w:p>
+    <w:p>
+      <w:pPr>
+        <w:pStyle w:val="Heading2"/>
+        <w:numPr>
+          <w:ilvl w:val="1"/>
+          <w:numId w:val="2"/>
+        </w:numPr>
+      </w:pPr>
+      <w:r>
+        <w:t>Command Pattern (</w:t>
+      </w:r>
+      <w:proofErr w:type="spellStart"/>
+      <w:r>
+        <w:t>Undo</w:t>
+      </w:r>
+      <w:proofErr w:type="spellEnd"/>
+      <w:r>
+        <w:t>)</w:t>
+      </w:r>
+    </w:p>
+    <w:p>
+      <w:pPr>
+        <w:rPr>
+          <w:lang w:val="en-US"/>
+        </w:rPr>
+      </w:pPr>
+      <w:proofErr w:type="spellStart"/>
+      <w:r>
+        <w:rPr>
+          <w:lang w:val="uk-UA"/>
+        </w:rPr>
+        <w:t>Für</w:t>
+      </w:r>
+      <w:proofErr w:type="spellEnd"/>
+      <w:r>
+        <w:rPr>
+          <w:lang w:val="uk-UA"/>
+        </w:rPr>
+        <w:t xml:space="preserve"> </w:t>
+      </w:r>
+      <w:proofErr w:type="spellStart"/>
+      <w:r>
+        <w:rPr>
+          <w:lang w:val="uk-UA"/>
+        </w:rPr>
+        <w:t>die</w:t>
+      </w:r>
+      <w:proofErr w:type="spellEnd"/>
+      <w:r>
+        <w:rPr>
+          <w:lang w:val="uk-UA"/>
+        </w:rPr>
+        <w:t xml:space="preserve"> </w:t>
+      </w:r>
+      <w:proofErr w:type="spellStart"/>
+      <w:r>
+        <w:rPr>
+          <w:lang w:val="uk-UA"/>
+        </w:rPr>
+        <w:t>Umsetzung</w:t>
+      </w:r>
+      <w:proofErr w:type="spellEnd"/>
+      <w:r>
+        <w:rPr>
+          <w:lang w:val="uk-UA"/>
+        </w:rPr>
+        <w:t xml:space="preserve"> </w:t>
+      </w:r>
+      <w:proofErr w:type="spellStart"/>
+      <w:r>
+        <w:rPr>
+          <w:lang w:val="uk-UA"/>
+        </w:rPr>
+        <w:t>der</w:t>
+      </w:r>
+      <w:proofErr w:type="spellEnd"/>
+      <w:r>
+        <w:rPr>
+          <w:lang w:val="uk-UA"/>
+        </w:rPr>
+        <w:t xml:space="preserve"> </w:t>
+      </w:r>
+      <w:proofErr w:type="spellStart"/>
+      <w:r>
+        <w:rPr>
+          <w:lang w:val="uk-UA"/>
+        </w:rPr>
+        <w:t>Action</w:t>
+      </w:r>
+      <w:proofErr w:type="spellEnd"/>
+      <w:r>
+        <w:rPr>
+          <w:lang w:val="uk-UA"/>
+        </w:rPr>
+        <w:t xml:space="preserve"> </w:t>
+      </w:r>
+      <w:proofErr w:type="spellStart"/>
+      <w:r>
+        <w:rPr>
+          <w:lang w:val="uk-UA"/>
+        </w:rPr>
+        <w:t>wurde</w:t>
+      </w:r>
+      <w:proofErr w:type="spellEnd"/>
+      <w:r>
+        <w:rPr>
+          <w:lang w:val="uk-UA"/>
+        </w:rPr>
+        <w:t xml:space="preserve"> </w:t>
+      </w:r>
+      <w:proofErr w:type="spellStart"/>
+      <w:r>
+        <w:rPr>
+          <w:lang w:val="uk-UA"/>
+        </w:rPr>
+        <w:t>das</w:t>
+      </w:r>
+      <w:proofErr w:type="spellEnd"/>
+      <w:r>
+        <w:rPr>
+          <w:lang w:val="uk-UA"/>
+        </w:rPr>
+        <w:t xml:space="preserve"> </w:t>
+      </w:r>
+      <w:proofErr w:type="spellStart"/>
+      <w:r>
+        <w:rPr>
+          <w:lang w:val="uk-UA"/>
+        </w:rPr>
+        <w:t>Command</w:t>
+      </w:r>
+      <w:proofErr w:type="spellEnd"/>
+      <w:r>
+        <w:rPr>
+          <w:lang w:val="en-US"/>
+        </w:rPr>
+        <w:t xml:space="preserve"> </w:t>
+      </w:r>
+      <w:proofErr w:type="spellStart"/>
+      <w:r>
+        <w:rPr>
+          <w:lang w:val="uk-UA"/>
+        </w:rPr>
+        <w:t>Pattern</w:t>
+      </w:r>
+      <w:proofErr w:type="spellEnd"/>
+      <w:r>
+        <w:rPr>
+          <w:lang w:val="uk-UA"/>
+        </w:rPr>
+        <w:t xml:space="preserve"> </w:t>
+      </w:r>
+      <w:proofErr w:type="spellStart"/>
+      <w:r>
+        <w:rPr>
+          <w:lang w:val="uk-UA"/>
+        </w:rPr>
+        <w:t>gewählt</w:t>
+      </w:r>
+      <w:proofErr w:type="spellEnd"/>
+      <w:r>
+        <w:rPr>
+          <w:lang w:val="uk-UA"/>
+        </w:rPr>
+        <w:t xml:space="preserve">. </w:t>
+      </w:r>
+      <w:proofErr w:type="spellStart"/>
+      <w:r>
+        <w:rPr>
+          <w:lang w:val="uk-UA"/>
+        </w:rPr>
+        <w:t>Dieser</w:t>
+      </w:r>
+      <w:proofErr w:type="spellEnd"/>
+      <w:r>
+        <w:rPr>
+          <w:lang w:val="uk-UA"/>
+        </w:rPr>
+        <w:t xml:space="preserve"> </w:t>
+      </w:r>
+      <w:proofErr w:type="spellStart"/>
+      <w:r>
+        <w:rPr>
+          <w:lang w:val="uk-UA"/>
+        </w:rPr>
+        <w:t>Ansatz</w:t>
+      </w:r>
+      <w:proofErr w:type="spellEnd"/>
+      <w:r>
+        <w:rPr>
+          <w:lang w:val="uk-UA"/>
+        </w:rPr>
+        <w:t xml:space="preserve"> </w:t>
+      </w:r>
+      <w:proofErr w:type="spellStart"/>
+      <w:r>
+        <w:rPr>
+          <w:lang w:val="uk-UA"/>
+        </w:rPr>
+        <w:t>ermöglicht</w:t>
+      </w:r>
+      <w:proofErr w:type="spellEnd"/>
+      <w:r>
+        <w:rPr>
+          <w:lang w:val="uk-UA"/>
+        </w:rPr>
+        <w:t xml:space="preserve"> </w:t>
+      </w:r>
+      <w:proofErr w:type="spellStart"/>
+      <w:r>
+        <w:rPr>
+          <w:lang w:val="uk-UA"/>
+        </w:rPr>
+        <w:t>es</w:t>
+      </w:r>
+      <w:proofErr w:type="spellEnd"/>
+      <w:r>
+        <w:rPr>
+          <w:lang w:val="uk-UA"/>
+        </w:rPr>
+        <w:t xml:space="preserve">, </w:t>
+      </w:r>
+      <w:proofErr w:type="spellStart"/>
+      <w:r>
+        <w:rPr>
+          <w:lang w:val="uk-UA"/>
+        </w:rPr>
+        <w:t>jeden</w:t>
+      </w:r>
+      <w:proofErr w:type="spellEnd"/>
+      <w:r>
+        <w:rPr>
+          <w:lang w:val="uk-UA"/>
+        </w:rPr>
+        <w:t xml:space="preserve"> </w:t>
+      </w:r>
+      <w:proofErr w:type="spellStart"/>
+      <w:r>
+        <w:rPr>
+          <w:lang w:val="uk-UA"/>
+        </w:rPr>
+        <w:t>Spielzug</w:t>
+      </w:r>
+      <w:proofErr w:type="spellEnd"/>
+      <w:r>
+        <w:rPr>
+          <w:lang w:val="uk-UA"/>
+        </w:rPr>
+        <w:t xml:space="preserve"> </w:t>
+      </w:r>
+      <w:proofErr w:type="spellStart"/>
+      <w:r>
+        <w:rPr>
+          <w:lang w:val="uk-UA"/>
+        </w:rPr>
+        <w:t>als</w:t>
+      </w:r>
+      <w:proofErr w:type="spellEnd"/>
+      <w:r>
+        <w:rPr>
+          <w:lang w:val="uk-UA"/>
+        </w:rPr>
+        <w:t xml:space="preserve"> </w:t>
+      </w:r>
+      <w:proofErr w:type="spellStart"/>
+      <w:r>
+        <w:rPr>
+          <w:lang w:val="uk-UA"/>
+        </w:rPr>
+        <w:t>eigenständiges</w:t>
+      </w:r>
+      <w:proofErr w:type="spellEnd"/>
+      <w:r>
+        <w:rPr>
+          <w:lang w:val="uk-UA"/>
+        </w:rPr>
+        <w:t xml:space="preserve"> </w:t>
+      </w:r>
+      <w:proofErr w:type="spellStart"/>
+      <w:r>
+        <w:rPr>
+          <w:lang w:val="uk-UA"/>
+        </w:rPr>
+        <w:t>Objekt</w:t>
+      </w:r>
+      <w:proofErr w:type="spellEnd"/>
+      <w:r>
+        <w:rPr>
+          <w:lang w:val="uk-UA"/>
+        </w:rPr>
+        <w:t xml:space="preserve"> </w:t>
+      </w:r>
+      <w:proofErr w:type="spellStart"/>
+      <w:r>
+        <w:rPr>
+          <w:lang w:val="uk-UA"/>
+        </w:rPr>
+        <w:t>zu</w:t>
+      </w:r>
+      <w:proofErr w:type="spellEnd"/>
+      <w:r>
+        <w:rPr>
+          <w:lang w:val="uk-UA"/>
+        </w:rPr>
+        <w:t xml:space="preserve"> </w:t>
+      </w:r>
+      <w:proofErr w:type="spellStart"/>
+      <w:r>
+        <w:rPr>
+          <w:lang w:val="uk-UA"/>
+        </w:rPr>
+        <w:t>kapseln</w:t>
+      </w:r>
+      <w:proofErr w:type="spellEnd"/>
+      <w:r>
+        <w:rPr>
+          <w:lang w:val="uk-UA"/>
+        </w:rPr>
+        <w:t xml:space="preserve">, </w:t>
+      </w:r>
+      <w:proofErr w:type="spellStart"/>
+      <w:r>
+        <w:rPr>
+          <w:lang w:val="uk-UA"/>
+        </w:rPr>
+        <w:t>was</w:t>
+      </w:r>
+      <w:proofErr w:type="spellEnd"/>
+      <w:r>
+        <w:rPr>
+          <w:lang w:val="uk-UA"/>
+        </w:rPr>
+        <w:t xml:space="preserve"> </w:t>
+      </w:r>
+      <w:proofErr w:type="spellStart"/>
+      <w:r>
+        <w:rPr>
+          <w:lang w:val="uk-UA"/>
+        </w:rPr>
+        <w:t>sowohl</w:t>
+      </w:r>
+      <w:proofErr w:type="spellEnd"/>
+      <w:r>
+        <w:rPr>
+          <w:lang w:val="uk-UA"/>
+        </w:rPr>
+        <w:t xml:space="preserve"> </w:t>
+      </w:r>
+      <w:proofErr w:type="spellStart"/>
+      <w:r>
+        <w:rPr>
+          <w:lang w:val="uk-UA"/>
+        </w:rPr>
+        <w:t>eine</w:t>
+      </w:r>
+      <w:proofErr w:type="spellEnd"/>
+      <w:r>
+        <w:rPr>
+          <w:lang w:val="uk-UA"/>
+        </w:rPr>
+        <w:t xml:space="preserve"> </w:t>
+      </w:r>
+      <w:proofErr w:type="spellStart"/>
+      <w:r>
+        <w:rPr>
+          <w:lang w:val="uk-UA"/>
+        </w:rPr>
+        <w:t>universelle</w:t>
+      </w:r>
+      <w:proofErr w:type="spellEnd"/>
+      <w:r>
+        <w:rPr>
+          <w:lang w:val="uk-UA"/>
+        </w:rPr>
+        <w:t xml:space="preserve"> </w:t>
+      </w:r>
+      <w:proofErr w:type="spellStart"/>
+      <w:r>
+        <w:rPr>
+          <w:lang w:val="uk-UA"/>
+        </w:rPr>
+        <w:t>Undo</w:t>
+      </w:r>
+      <w:r>
+        <w:rPr>
+          <w:lang w:val="en-US"/>
+        </w:rPr>
+        <w:t>möglichkeit</w:t>
+      </w:r>
+      <w:proofErr w:type="spellEnd"/>
+      <w:r>
+        <w:rPr>
+          <w:lang w:val="uk-UA"/>
+        </w:rPr>
+        <w:t xml:space="preserve"> </w:t>
+      </w:r>
+      <w:proofErr w:type="spellStart"/>
+      <w:r>
+        <w:rPr>
+          <w:lang w:val="uk-UA"/>
+        </w:rPr>
+        <w:t>als</w:t>
+      </w:r>
+      <w:proofErr w:type="spellEnd"/>
+      <w:r>
+        <w:rPr>
+          <w:lang w:val="uk-UA"/>
+        </w:rPr>
+        <w:t xml:space="preserve"> </w:t>
+      </w:r>
+      <w:proofErr w:type="spellStart"/>
+      <w:r>
+        <w:rPr>
+          <w:lang w:val="uk-UA"/>
+        </w:rPr>
+        <w:t>auch</w:t>
+      </w:r>
+      <w:proofErr w:type="spellEnd"/>
+      <w:r>
+        <w:rPr>
+          <w:lang w:val="uk-UA"/>
+        </w:rPr>
+        <w:t xml:space="preserve"> </w:t>
+      </w:r>
+      <w:proofErr w:type="spellStart"/>
+      <w:r>
+        <w:rPr>
+          <w:lang w:val="uk-UA"/>
+        </w:rPr>
+        <w:t>die</w:t>
+      </w:r>
+      <w:proofErr w:type="spellEnd"/>
+      <w:r>
+        <w:rPr>
+          <w:lang w:val="uk-UA"/>
+        </w:rPr>
+        <w:t xml:space="preserve"> </w:t>
+      </w:r>
+      <w:proofErr w:type="spellStart"/>
+      <w:r>
+        <w:rPr>
+          <w:lang w:val="uk-UA"/>
+        </w:rPr>
+        <w:t>Erstellung</w:t>
+      </w:r>
+      <w:proofErr w:type="spellEnd"/>
+      <w:r>
+        <w:rPr>
+          <w:lang w:val="uk-UA"/>
+        </w:rPr>
+        <w:t xml:space="preserve"> </w:t>
+      </w:r>
+      <w:proofErr w:type="spellStart"/>
+      <w:r>
+        <w:rPr>
+          <w:lang w:val="uk-UA"/>
+        </w:rPr>
+        <w:t>spielspezifischer</w:t>
+      </w:r>
+      <w:proofErr w:type="spellEnd"/>
+      <w:r>
+        <w:rPr>
+          <w:lang w:val="uk-UA"/>
+        </w:rPr>
+        <w:t xml:space="preserve"> </w:t>
+      </w:r>
+      <w:proofErr w:type="spellStart"/>
+      <w:r>
+        <w:rPr>
+          <w:lang w:val="uk-UA"/>
+        </w:rPr>
+        <w:t>Befehle</w:t>
+      </w:r>
+      <w:proofErr w:type="spellEnd"/>
+      <w:r>
+        <w:rPr>
+          <w:lang w:val="uk-UA"/>
+        </w:rPr>
+        <w:t xml:space="preserve"> </w:t>
+      </w:r>
+      <w:proofErr w:type="spellStart"/>
+      <w:r>
+        <w:rPr>
+          <w:lang w:val="uk-UA"/>
+        </w:rPr>
+        <w:t>in</w:t>
+      </w:r>
+      <w:proofErr w:type="spellEnd"/>
+      <w:r>
+        <w:rPr>
+          <w:lang w:val="uk-UA"/>
+        </w:rPr>
+        <w:t xml:space="preserve"> </w:t>
+      </w:r>
+      <w:proofErr w:type="spellStart"/>
+      <w:r>
+        <w:rPr>
+          <w:lang w:val="uk-UA"/>
+        </w:rPr>
+        <w:t>den</w:t>
+      </w:r>
+      <w:proofErr w:type="spellEnd"/>
+      <w:r>
+        <w:rPr>
+          <w:lang w:val="uk-UA"/>
+        </w:rPr>
+        <w:t xml:space="preserve"> </w:t>
+      </w:r>
+      <w:proofErr w:type="spellStart"/>
+      <w:r>
+        <w:rPr>
+          <w:lang w:val="uk-UA"/>
+        </w:rPr>
+        <w:t>Showcase-Anwendungen</w:t>
+      </w:r>
+      <w:proofErr w:type="spellEnd"/>
+      <w:r>
+        <w:rPr>
+          <w:lang w:val="uk-UA"/>
+        </w:rPr>
+        <w:t xml:space="preserve"> </w:t>
+      </w:r>
+      <w:proofErr w:type="spellStart"/>
+      <w:r>
+        <w:rPr>
+          <w:lang w:val="uk-UA"/>
+        </w:rPr>
+        <w:t>unterstützt</w:t>
+      </w:r>
+      <w:proofErr w:type="spellEnd"/>
+      <w:r>
+        <w:rPr>
+          <w:lang w:val="uk-UA"/>
+        </w:rPr>
+        <w:t>.</w:t>
+      </w:r>
+      <w:r>
+        <w:rPr>
+          <w:lang w:val="en-US"/>
+        </w:rPr>
+        <w:t xml:space="preserve"> </w:t>
+      </w:r>
+      <w:proofErr w:type="spellStart"/>
+      <w:r>
+        <w:rPr>
+          <w:color w:val="EE0000"/>
+          <w:lang w:val="en-US"/>
+        </w:rPr>
+        <w:t>Dafür</w:t>
+      </w:r>
+      <w:proofErr w:type="spellEnd"/>
+      <w:r>
+        <w:rPr>
+          <w:color w:val="EE0000"/>
+          <w:lang w:val="en-US"/>
+        </w:rPr>
+        <w:t xml:space="preserve"> </w:t>
+      </w:r>
+      <w:proofErr w:type="spellStart"/>
+      <w:r>
+        <w:rPr>
+          <w:color w:val="EE0000"/>
+          <w:lang w:val="en-US"/>
+        </w:rPr>
+        <w:t>müsste</w:t>
+      </w:r>
+      <w:proofErr w:type="spellEnd"/>
+      <w:r>
+        <w:rPr>
+          <w:color w:val="EE0000"/>
+          <w:lang w:val="en-US"/>
+        </w:rPr>
+        <w:t xml:space="preserve"> </w:t>
+      </w:r>
+      <w:proofErr w:type="spellStart"/>
+      <w:r>
+        <w:rPr>
+          <w:color w:val="EE0000"/>
+          <w:lang w:val="en-US"/>
+        </w:rPr>
+        <w:t>CommandHistory</w:t>
+      </w:r>
+      <w:proofErr w:type="spellEnd"/>
+      <w:r>
+        <w:rPr>
+          <w:color w:val="EE0000"/>
+          <w:lang w:val="en-US"/>
+        </w:rPr>
+        <w:t xml:space="preserve"> = </w:t>
+      </w:r>
+      <w:proofErr w:type="spellStart"/>
+      <w:r>
+        <w:rPr>
+          <w:color w:val="EE0000"/>
+          <w:lang w:val="en-US"/>
+        </w:rPr>
+        <w:t>i</w:t>
+      </w:r>
+      <w:r>
+        <w:rPr>
+          <w:color w:val="EE0000"/>
+          <w:lang w:val="en-US"/>
+        </w:rPr>
+        <w:t>n</w:t>
+      </w:r>
+      <w:r>
+        <w:rPr>
+          <w:color w:val="EE0000"/>
+          <w:lang w:val="en-US"/>
+        </w:rPr>
+        <w:t>vocer</w:t>
+      </w:r>
+      <w:proofErr w:type="spellEnd"/>
+      <w:r>
+        <w:rPr>
+          <w:color w:val="EE0000"/>
+          <w:lang w:val="en-US"/>
+        </w:rPr>
+        <w:t xml:space="preserve">? </w:t>
+      </w:r>
+      <w:proofErr w:type="spellStart"/>
+      <w:r>
+        <w:rPr>
+          <w:color w:val="EE0000"/>
+          <w:lang w:val="en-US"/>
+        </w:rPr>
+        <w:t>Nachschaien</w:t>
+      </w:r>
+      <w:proofErr w:type="spellEnd"/>
+      <w:r>
+        <w:rPr>
+          <w:color w:val="EE0000"/>
+          <w:lang w:val="en-US"/>
+        </w:rPr>
+        <w:t xml:space="preserve">, </w:t>
+      </w:r>
+      <w:proofErr w:type="spellStart"/>
+      <w:r>
+        <w:rPr>
+          <w:color w:val="EE0000"/>
+          <w:lang w:val="en-US"/>
+        </w:rPr>
+        <w:t>wenn</w:t>
+      </w:r>
+      <w:proofErr w:type="spellEnd"/>
+      <w:r>
+        <w:rPr>
+          <w:color w:val="EE0000"/>
+          <w:lang w:val="en-US"/>
+        </w:rPr>
+        <w:t xml:space="preserve"> nicht, </w:t>
+      </w:r>
+      <w:proofErr w:type="spellStart"/>
+      <w:r>
+        <w:rPr>
+          <w:color w:val="EE0000"/>
+          <w:lang w:val="en-US"/>
+        </w:rPr>
+        <w:t>dann</w:t>
+      </w:r>
+      <w:proofErr w:type="spellEnd"/>
+      <w:r>
+        <w:rPr>
+          <w:color w:val="EE0000"/>
+          <w:lang w:val="en-US"/>
+        </w:rPr>
+        <w:t xml:space="preserve"> es </w:t>
+      </w:r>
+      <w:proofErr w:type="spellStart"/>
+      <w:r>
+        <w:rPr>
+          <w:color w:val="EE0000"/>
+          <w:lang w:val="en-US"/>
+        </w:rPr>
+        <w:t>hier</w:t>
+      </w:r>
+      <w:proofErr w:type="spellEnd"/>
+      <w:r>
+        <w:rPr>
+          <w:color w:val="EE0000"/>
+          <w:lang w:val="en-US"/>
+        </w:rPr>
+        <w:t xml:space="preserve"> </w:t>
+      </w:r>
+      <w:proofErr w:type="spellStart"/>
+      <w:r>
+        <w:rPr>
+          <w:color w:val="EE0000"/>
+          <w:lang w:val="en-US"/>
+        </w:rPr>
+        <w:t>erj</w:t>
+      </w:r>
+      <w:proofErr w:type="spellEnd"/>
+      <w:r>
+        <w:rPr>
+          <w:color w:val="EE0000"/>
+          <w:lang w:val="en-US"/>
+        </w:rPr>
+        <w:t>=</w:t>
+      </w:r>
+      <w:proofErr w:type="spellStart"/>
+      <w:r>
+        <w:rPr>
+          <w:color w:val="EE0000"/>
+          <w:lang w:val="en-US"/>
+        </w:rPr>
+        <w:t>klären</w:t>
+      </w:r>
+      <w:proofErr w:type="spellEnd"/>
+      <w:r>
+        <w:rPr>
+          <w:color w:val="EE0000"/>
+          <w:lang w:val="en-US"/>
+        </w:rPr>
+        <w:t xml:space="preserve"> </w:t>
+      </w:r>
+      <w:proofErr w:type="spellStart"/>
+      <w:r>
+        <w:rPr>
+          <w:color w:val="EE0000"/>
+          <w:lang w:val="en-US"/>
+        </w:rPr>
+        <w:t>wie</w:t>
+      </w:r>
+      <w:proofErr w:type="spellEnd"/>
+      <w:r>
+        <w:rPr>
+          <w:color w:val="EE0000"/>
+          <w:lang w:val="en-US"/>
+        </w:rPr>
+        <w:t xml:space="preserve"> es </w:t>
+      </w:r>
+      <w:proofErr w:type="spellStart"/>
+      <w:r>
+        <w:rPr>
+          <w:color w:val="EE0000"/>
+          <w:lang w:val="en-US"/>
+        </w:rPr>
+        <w:t>erweitert</w:t>
+      </w:r>
+      <w:proofErr w:type="spellEnd"/>
+      <w:r>
+        <w:rPr>
+          <w:color w:val="EE0000"/>
+          <w:lang w:val="en-US"/>
+        </w:rPr>
+        <w:t xml:space="preserve"> war</w:t>
+      </w:r>
+    </w:p>
+    <w:p>
+      <w:pPr>
+        <w:rPr>
+          <w:lang w:val="uk-UA"/>
+        </w:rPr>
+      </w:pPr>
+      <w:proofErr w:type="spellStart"/>
+      <w:r>
+        <w:rPr>
+          <w:lang w:val="uk-UA"/>
+        </w:rPr>
+        <w:t>Wie</w:t>
+      </w:r>
+      <w:proofErr w:type="spellEnd"/>
+      <w:r>
+        <w:rPr>
+          <w:lang w:val="uk-UA"/>
+        </w:rPr>
+        <w:t xml:space="preserve"> </w:t>
+      </w:r>
+      <w:proofErr w:type="spellStart"/>
+      <w:r>
+        <w:rPr>
+          <w:lang w:val="uk-UA"/>
+        </w:rPr>
+        <w:t>in</w:t>
+      </w:r>
+      <w:proofErr w:type="spellEnd"/>
+      <w:r>
+        <w:rPr>
+          <w:lang w:val="uk-UA"/>
+        </w:rPr>
+        <w:t xml:space="preserve"> </w:t>
+      </w:r>
+      <w:proofErr w:type="spellStart"/>
+      <w:r>
+        <w:rPr>
+          <w:lang w:val="uk-UA"/>
+        </w:rPr>
+        <w:t>Abbildung</w:t>
+      </w:r>
+      <w:proofErr w:type="spellEnd"/>
+      <w:r>
+        <w:rPr>
+          <w:lang w:val="uk-UA"/>
+        </w:rPr>
+        <w:t xml:space="preserve"> 4.</w:t>
+      </w:r>
+      <w:r>
+        <w:rPr>
+          <w:lang w:val="uk-UA"/>
+        </w:rPr>
+        <w:t>3</w:t>
+      </w:r>
+      <w:r>
+        <w:rPr>
+          <w:lang w:val="uk-UA"/>
+        </w:rPr>
+        <w:t xml:space="preserve"> </w:t>
+      </w:r>
+      <w:proofErr w:type="spellStart"/>
+      <w:r>
+        <w:rPr>
+          <w:lang w:val="uk-UA"/>
+        </w:rPr>
+        <w:t>dargestellt</w:t>
+      </w:r>
+      <w:proofErr w:type="spellEnd"/>
+      <w:r>
+        <w:rPr>
+          <w:lang w:val="uk-UA"/>
+        </w:rPr>
+        <w:t xml:space="preserve">, </w:t>
+      </w:r>
+      <w:proofErr w:type="spellStart"/>
+      <w:r>
+        <w:rPr>
+          <w:lang w:val="uk-UA"/>
+        </w:rPr>
+        <w:t>bildet</w:t>
+      </w:r>
+      <w:proofErr w:type="spellEnd"/>
+      <w:r>
+        <w:rPr>
+          <w:lang w:val="uk-UA"/>
+        </w:rPr>
+        <w:t xml:space="preserve"> </w:t>
+      </w:r>
+      <w:proofErr w:type="spellStart"/>
+      <w:r>
+        <w:rPr>
+          <w:lang w:val="uk-UA"/>
+        </w:rPr>
+        <w:t>die</w:t>
+      </w:r>
+      <w:proofErr w:type="spellEnd"/>
+      <w:r>
+        <w:rPr>
+          <w:lang w:val="uk-UA"/>
+        </w:rPr>
+        <w:t xml:space="preserve"> </w:t>
+      </w:r>
+      <w:r>
+        <w:rPr>
+          <w:lang w:val="en-US"/>
+        </w:rPr>
+        <w:t>Interface</w:t>
+      </w:r>
+      <w:r>
+        <w:rPr>
+          <w:lang w:val="uk-UA"/>
+        </w:rPr>
+        <w:t xml:space="preserve"> </w:t>
+      </w:r>
+      <w:proofErr w:type="spellStart"/>
+      <w:r>
+        <w:rPr>
+          <w:lang w:val="uk-UA"/>
+        </w:rPr>
+        <w:t>Command</w:t>
+      </w:r>
+      <w:proofErr w:type="spellEnd"/>
+      <w:r>
+        <w:rPr>
+          <w:lang w:val="uk-UA"/>
+        </w:rPr>
+        <w:t xml:space="preserve"> </w:t>
+      </w:r>
+      <w:proofErr w:type="spellStart"/>
+      <w:r>
+        <w:rPr>
+          <w:lang w:val="uk-UA"/>
+        </w:rPr>
+        <w:t>den</w:t>
+      </w:r>
+      <w:proofErr w:type="spellEnd"/>
+      <w:r>
+        <w:rPr>
+          <w:lang w:val="uk-UA"/>
+        </w:rPr>
+        <w:t xml:space="preserve"> </w:t>
+      </w:r>
+      <w:proofErr w:type="spellStart"/>
+      <w:r>
+        <w:rPr>
+          <w:lang w:val="uk-UA"/>
+        </w:rPr>
+        <w:t>zentralen</w:t>
+      </w:r>
+      <w:proofErr w:type="spellEnd"/>
+      <w:r>
+        <w:rPr>
+          <w:lang w:val="uk-UA"/>
+        </w:rPr>
+        <w:t xml:space="preserve"> </w:t>
+      </w:r>
+      <w:proofErr w:type="spellStart"/>
+      <w:r>
+        <w:rPr>
+          <w:lang w:val="uk-UA"/>
+        </w:rPr>
+        <w:t>Vertrag</w:t>
+      </w:r>
+      <w:proofErr w:type="spellEnd"/>
+      <w:r>
+        <w:rPr>
+          <w:lang w:val="uk-UA"/>
+        </w:rPr>
+        <w:t xml:space="preserve">, </w:t>
+      </w:r>
+      <w:proofErr w:type="spellStart"/>
+      <w:r>
+        <w:rPr>
+          <w:lang w:val="uk-UA"/>
+        </w:rPr>
+        <w:t>der</w:t>
+      </w:r>
+      <w:proofErr w:type="spellEnd"/>
+      <w:r>
+        <w:rPr>
+          <w:lang w:val="uk-UA"/>
+        </w:rPr>
+        <w:t xml:space="preserve"> </w:t>
+      </w:r>
+      <w:proofErr w:type="spellStart"/>
+      <w:r>
+        <w:rPr>
+          <w:lang w:val="uk-UA"/>
+        </w:rPr>
+        <w:t>durch</w:t>
+      </w:r>
+      <w:proofErr w:type="spellEnd"/>
+      <w:r>
+        <w:rPr>
+          <w:lang w:val="uk-UA"/>
+        </w:rPr>
+        <w:t xml:space="preserve"> </w:t>
+      </w:r>
+      <w:proofErr w:type="spellStart"/>
+      <w:r>
+        <w:rPr>
+          <w:lang w:val="uk-UA"/>
+        </w:rPr>
+        <w:t>konkrete</w:t>
+      </w:r>
+      <w:proofErr w:type="spellEnd"/>
+      <w:r>
+        <w:rPr>
+          <w:lang w:val="uk-UA"/>
+        </w:rPr>
+        <w:t xml:space="preserve"> </w:t>
+      </w:r>
+      <w:proofErr w:type="spellStart"/>
+      <w:r>
+        <w:rPr>
+          <w:lang w:val="uk-UA"/>
+        </w:rPr>
+        <w:t>Befehle</w:t>
+      </w:r>
+      <w:proofErr w:type="spellEnd"/>
+      <w:r>
+        <w:rPr>
+          <w:lang w:val="uk-UA"/>
+        </w:rPr>
+        <w:t xml:space="preserve"> </w:t>
+      </w:r>
+      <w:proofErr w:type="spellStart"/>
+      <w:r>
+        <w:rPr>
+          <w:lang w:val="uk-UA"/>
+        </w:rPr>
+        <w:t>in</w:t>
+      </w:r>
+      <w:proofErr w:type="spellEnd"/>
+      <w:r>
+        <w:rPr>
+          <w:lang w:val="uk-UA"/>
+        </w:rPr>
+        <w:t xml:space="preserve"> </w:t>
+      </w:r>
+      <w:proofErr w:type="spellStart"/>
+      <w:r>
+        <w:rPr>
+          <w:lang w:val="uk-UA"/>
+        </w:rPr>
+        <w:t>den</w:t>
+      </w:r>
+      <w:proofErr w:type="spellEnd"/>
+      <w:r>
+        <w:rPr>
+          <w:lang w:val="uk-UA"/>
+        </w:rPr>
+        <w:t xml:space="preserve"> </w:t>
+      </w:r>
+      <w:proofErr w:type="spellStart"/>
+      <w:r>
+        <w:rPr>
+          <w:lang w:val="uk-UA"/>
+        </w:rPr>
+        <w:t>Showcase</w:t>
+      </w:r>
+      <w:proofErr w:type="spellEnd"/>
+      <w:r>
+        <w:rPr>
+          <w:lang w:val="en-US"/>
+        </w:rPr>
+        <w:t>p</w:t>
+      </w:r>
+      <w:proofErr w:type="spellStart"/>
+      <w:r>
+        <w:rPr>
+          <w:lang w:val="uk-UA"/>
+        </w:rPr>
+        <w:t>aketen</w:t>
+      </w:r>
+      <w:proofErr w:type="spellEnd"/>
+      <w:r>
+        <w:rPr>
+          <w:lang w:val="en-US"/>
+        </w:rPr>
+        <w:t xml:space="preserve">, </w:t>
+      </w:r>
+      <w:r>
+        <w:rPr>
+          <w:lang w:val="uk-UA"/>
+        </w:rPr>
+        <w:t xml:space="preserve">z. B. </w:t>
+      </w:r>
+      <w:proofErr w:type="spellStart"/>
+      <w:r>
+        <w:rPr>
+          <w:lang w:val="uk-UA"/>
+        </w:rPr>
+        <w:t>AttackCardCommand</w:t>
+      </w:r>
+      <w:proofErr w:type="spellEnd"/>
+      <w:r>
+        <w:rPr>
+          <w:lang w:val="uk-UA"/>
+        </w:rPr>
+        <w:t xml:space="preserve"> </w:t>
+      </w:r>
+      <w:proofErr w:type="spellStart"/>
+      <w:r>
+        <w:rPr>
+          <w:lang w:val="uk-UA"/>
+        </w:rPr>
+        <w:t>bei</w:t>
+      </w:r>
+      <w:proofErr w:type="spellEnd"/>
+      <w:r>
+        <w:rPr>
+          <w:lang w:val="uk-UA"/>
+        </w:rPr>
+        <w:t xml:space="preserve"> </w:t>
+      </w:r>
+      <w:proofErr w:type="spellStart"/>
+      <w:r>
+        <w:rPr>
+          <w:lang w:val="uk-UA"/>
+        </w:rPr>
+        <w:t>Durak</w:t>
+      </w:r>
+      <w:proofErr w:type="spellEnd"/>
+      <w:r>
+        <w:rPr>
+          <w:lang w:val="uk-UA"/>
+        </w:rPr>
+        <w:t xml:space="preserve"> </w:t>
+      </w:r>
+      <w:proofErr w:type="spellStart"/>
+      <w:r>
+        <w:rPr>
+          <w:lang w:val="uk-UA"/>
+        </w:rPr>
+        <w:t>oder</w:t>
+      </w:r>
+      <w:proofErr w:type="spellEnd"/>
+      <w:r>
+        <w:rPr>
+          <w:lang w:val="uk-UA"/>
+        </w:rPr>
+        <w:t xml:space="preserve"> </w:t>
+      </w:r>
+      <w:proofErr w:type="spellStart"/>
+      <w:r>
+        <w:rPr>
+          <w:lang w:val="uk-UA"/>
+        </w:rPr>
+        <w:t>BetCommand</w:t>
+      </w:r>
+      <w:proofErr w:type="spellEnd"/>
+      <w:r>
+        <w:rPr>
+          <w:lang w:val="uk-UA"/>
+        </w:rPr>
+        <w:t xml:space="preserve"> </w:t>
+      </w:r>
+      <w:proofErr w:type="spellStart"/>
+      <w:r>
+        <w:rPr>
+          <w:lang w:val="uk-UA"/>
+        </w:rPr>
+        <w:t>bei</w:t>
+      </w:r>
+      <w:proofErr w:type="spellEnd"/>
+      <w:r>
+        <w:rPr>
+          <w:lang w:val="uk-UA"/>
+        </w:rPr>
+        <w:t xml:space="preserve"> </w:t>
+      </w:r>
+      <w:proofErr w:type="spellStart"/>
+      <w:r>
+        <w:rPr>
+          <w:lang w:val="uk-UA"/>
+        </w:rPr>
+        <w:t>Poker</w:t>
+      </w:r>
+      <w:proofErr w:type="spellEnd"/>
+      <w:r>
+        <w:rPr>
+          <w:lang w:val="en-US"/>
+        </w:rPr>
+        <w:t>,</w:t>
+      </w:r>
+      <w:r>
+        <w:rPr>
+          <w:lang w:val="uk-UA"/>
+        </w:rPr>
+        <w:t xml:space="preserve"> </w:t>
+      </w:r>
+      <w:proofErr w:type="spellStart"/>
+      <w:r>
+        <w:rPr>
+          <w:lang w:val="uk-UA"/>
+        </w:rPr>
+        <w:t>implementiert</w:t>
+      </w:r>
+      <w:proofErr w:type="spellEnd"/>
+      <w:r>
+        <w:rPr>
+          <w:lang w:val="uk-UA"/>
+        </w:rPr>
+        <w:t xml:space="preserve"> </w:t>
+      </w:r>
+      <w:proofErr w:type="spellStart"/>
+      <w:r>
+        <w:rPr>
+          <w:lang w:val="uk-UA"/>
+        </w:rPr>
+        <w:t>wird</w:t>
+      </w:r>
+      <w:proofErr w:type="spellEnd"/>
+      <w:r>
+        <w:rPr>
+          <w:lang w:val="uk-UA"/>
+        </w:rPr>
+        <w:t xml:space="preserve">. </w:t>
+      </w:r>
+      <w:proofErr w:type="spellStart"/>
+      <w:r>
+        <w:rPr>
+          <w:lang w:val="uk-UA"/>
+        </w:rPr>
+        <w:t>Die</w:t>
+      </w:r>
+      <w:proofErr w:type="spellEnd"/>
+      <w:r>
+        <w:rPr>
+          <w:lang w:val="uk-UA"/>
+        </w:rPr>
+        <w:t xml:space="preserve"> </w:t>
+      </w:r>
+      <w:proofErr w:type="spellStart"/>
+      <w:r>
+        <w:rPr>
+          <w:lang w:val="uk-UA"/>
+        </w:rPr>
+        <w:t>gemeinsame</w:t>
+      </w:r>
+      <w:proofErr w:type="spellEnd"/>
+      <w:r>
+        <w:rPr>
+          <w:lang w:val="uk-UA"/>
+        </w:rPr>
+        <w:t xml:space="preserve"> </w:t>
+      </w:r>
+      <w:proofErr w:type="spellStart"/>
+      <w:r>
+        <w:rPr>
+          <w:lang w:val="uk-UA"/>
+        </w:rPr>
+        <w:t>abstrakte</w:t>
+      </w:r>
+      <w:proofErr w:type="spellEnd"/>
+      <w:r>
+        <w:rPr>
+          <w:lang w:val="uk-UA"/>
+        </w:rPr>
+        <w:t xml:space="preserve"> </w:t>
+      </w:r>
+      <w:proofErr w:type="spellStart"/>
+      <w:r>
+        <w:rPr>
+          <w:lang w:val="uk-UA"/>
+        </w:rPr>
+        <w:t>Klasse</w:t>
+      </w:r>
+      <w:proofErr w:type="spellEnd"/>
+      <w:r>
+        <w:rPr>
+          <w:lang w:val="uk-UA"/>
+        </w:rPr>
+        <w:t xml:space="preserve"> </w:t>
+      </w:r>
+      <w:proofErr w:type="spellStart"/>
+      <w:r>
+        <w:rPr>
+          <w:lang w:val="uk-UA"/>
+        </w:rPr>
+        <w:t>AbstractCommand</w:t>
+      </w:r>
+      <w:proofErr w:type="spellEnd"/>
+      <w:r>
+        <w:rPr>
+          <w:lang w:val="uk-UA"/>
+        </w:rPr>
+        <w:t xml:space="preserve"> </w:t>
+      </w:r>
+      <w:proofErr w:type="spellStart"/>
+      <w:r>
+        <w:rPr>
+          <w:lang w:val="uk-UA"/>
+        </w:rPr>
+        <w:t>speichert</w:t>
+      </w:r>
+      <w:proofErr w:type="spellEnd"/>
+      <w:r>
+        <w:rPr>
+          <w:lang w:val="uk-UA"/>
+        </w:rPr>
+        <w:t xml:space="preserve"> </w:t>
+      </w:r>
+      <w:proofErr w:type="spellStart"/>
+      <w:r>
+        <w:rPr>
+          <w:lang w:val="uk-UA"/>
+        </w:rPr>
+        <w:t>dabei</w:t>
+      </w:r>
+      <w:proofErr w:type="spellEnd"/>
+      <w:r>
+        <w:rPr>
+          <w:lang w:val="uk-UA"/>
+        </w:rPr>
+        <w:t xml:space="preserve"> </w:t>
+      </w:r>
+      <w:proofErr w:type="spellStart"/>
+      <w:r>
+        <w:rPr>
+          <w:lang w:val="uk-UA"/>
+        </w:rPr>
+        <w:t>die</w:t>
+      </w:r>
+      <w:proofErr w:type="spellEnd"/>
+      <w:r>
+        <w:rPr>
+          <w:lang w:val="uk-UA"/>
+        </w:rPr>
+        <w:t xml:space="preserve"> </w:t>
+      </w:r>
+      <w:proofErr w:type="spellStart"/>
+      <w:r>
+        <w:rPr>
+          <w:lang w:val="uk-UA"/>
+        </w:rPr>
+        <w:t>Referenz</w:t>
+      </w:r>
+      <w:proofErr w:type="spellEnd"/>
+      <w:r>
+        <w:rPr>
+          <w:lang w:val="uk-UA"/>
+        </w:rPr>
+        <w:t xml:space="preserve"> </w:t>
+      </w:r>
+      <w:proofErr w:type="spellStart"/>
+      <w:r>
+        <w:rPr>
+          <w:lang w:val="uk-UA"/>
+        </w:rPr>
+        <w:t>auf</w:t>
+      </w:r>
+      <w:proofErr w:type="spellEnd"/>
+      <w:r>
+        <w:rPr>
+          <w:lang w:val="uk-UA"/>
+        </w:rPr>
+        <w:t xml:space="preserve"> </w:t>
+      </w:r>
+      <w:proofErr w:type="spellStart"/>
+      <w:r>
+        <w:rPr>
+          <w:lang w:val="uk-UA"/>
+        </w:rPr>
+        <w:t>den</w:t>
+      </w:r>
+      <w:proofErr w:type="spellEnd"/>
+      <w:r>
+        <w:rPr>
+          <w:lang w:val="uk-UA"/>
+        </w:rPr>
+        <w:t xml:space="preserve"> </w:t>
+      </w:r>
+      <w:proofErr w:type="spellStart"/>
+      <w:r>
+        <w:rPr>
+          <w:lang w:val="uk-UA"/>
+        </w:rPr>
+        <w:t>ausführenden</w:t>
+      </w:r>
+      <w:proofErr w:type="spellEnd"/>
+      <w:r>
+        <w:rPr>
+          <w:lang w:val="uk-UA"/>
+        </w:rPr>
+        <w:t xml:space="preserve"> </w:t>
+      </w:r>
+      <w:r>
+        <w:rPr>
+          <w:lang w:val="en-US"/>
+        </w:rPr>
+        <w:t>Player</w:t>
+      </w:r>
+      <w:r>
+        <w:rPr>
+          <w:lang w:val="uk-UA"/>
+        </w:rPr>
+        <w:t>.</w:t>
+      </w:r>
+    </w:p>
+    <w:p>
+      <w:pPr>
+        <w:rPr>
+          <w:color w:val="EE0000"/>
+          <w:lang w:val="en-US"/>
+        </w:rPr>
+      </w:pPr>
+      <w:proofErr w:type="spellStart"/>
+      <w:r>
+        <w:rPr>
+          <w:color w:val="EE0000"/>
+          <w:lang w:val="en-US"/>
+        </w:rPr>
+        <w:t>Evtl</w:t>
+      </w:r>
+      <w:proofErr w:type="spellEnd"/>
+      <w:r>
+        <w:rPr>
+          <w:color w:val="EE0000"/>
+          <w:lang w:val="en-US"/>
+        </w:rPr>
+        <w:t xml:space="preserve">. </w:t>
+      </w:r>
+      <w:proofErr w:type="spellStart"/>
+      <w:r>
+        <w:rPr>
+          <w:color w:val="EE0000"/>
+          <w:lang w:val="en-US"/>
+        </w:rPr>
+        <w:t>Genauer</w:t>
+      </w:r>
+      <w:proofErr w:type="spellEnd"/>
+      <w:r>
+        <w:rPr>
+          <w:color w:val="EE0000"/>
+          <w:lang w:val="en-US"/>
+        </w:rPr>
+        <w:t xml:space="preserve"> </w:t>
+      </w:r>
+      <w:proofErr w:type="gramStart"/>
+      <w:r>
+        <w:rPr>
+          <w:color w:val="EE0000"/>
+          <w:lang w:val="en-US"/>
+        </w:rPr>
+        <w:t>an</w:t>
+      </w:r>
+      <w:proofErr w:type="gramEnd"/>
+      <w:r>
+        <w:rPr>
+          <w:color w:val="EE0000"/>
+          <w:lang w:val="en-US"/>
+        </w:rPr>
+        <w:t xml:space="preserve"> die </w:t>
+      </w:r>
+      <w:proofErr w:type="spellStart"/>
+      <w:r>
+        <w:rPr>
+          <w:color w:val="EE0000"/>
+          <w:lang w:val="en-US"/>
+        </w:rPr>
+        <w:t>eingefügte</w:t>
+      </w:r>
+      <w:proofErr w:type="spellEnd"/>
+      <w:r>
+        <w:rPr>
+          <w:color w:val="EE0000"/>
+          <w:lang w:val="en-US"/>
+        </w:rPr>
+        <w:t xml:space="preserve"> </w:t>
+      </w:r>
+      <w:proofErr w:type="spellStart"/>
+      <w:r>
+        <w:rPr>
+          <w:color w:val="EE0000"/>
+          <w:lang w:val="en-US"/>
+        </w:rPr>
+        <w:t>abstracte</w:t>
+      </w:r>
+      <w:proofErr w:type="spellEnd"/>
+      <w:r>
+        <w:rPr>
+          <w:color w:val="EE0000"/>
+          <w:lang w:val="en-US"/>
+        </w:rPr>
+        <w:t xml:space="preserve"> Klassen </w:t>
+      </w:r>
+      <w:proofErr w:type="spellStart"/>
+      <w:r>
+        <w:rPr>
+          <w:color w:val="EE0000"/>
+          <w:lang w:val="en-US"/>
+        </w:rPr>
+        <w:t>eingehen</w:t>
+      </w:r>
+      <w:proofErr w:type="spellEnd"/>
+    </w:p>
+    <w:p>
+      <w:pPr>
+        <w:rPr>
+          <w:lang w:val="en-US"/>
+        </w:rPr>
+      </w:pPr>
+      <w:proofErr w:type="spellStart"/>
+      <w:r>
+        <w:rPr>
+          <w:lang w:val="uk-UA"/>
+        </w:rPr>
+        <w:t>Zur</w:t>
+      </w:r>
+      <w:proofErr w:type="spellEnd"/>
+      <w:r>
+        <w:rPr>
+          <w:lang w:val="uk-UA"/>
+        </w:rPr>
+        <w:t xml:space="preserve"> </w:t>
+      </w:r>
+      <w:proofErr w:type="spellStart"/>
+      <w:r>
+        <w:rPr>
+          <w:lang w:val="uk-UA"/>
+        </w:rPr>
+        <w:t>Umsetzung</w:t>
+      </w:r>
+      <w:proofErr w:type="spellEnd"/>
+      <w:r>
+        <w:rPr>
+          <w:lang w:val="uk-UA"/>
+        </w:rPr>
+        <w:t xml:space="preserve"> </w:t>
+      </w:r>
+      <w:proofErr w:type="spellStart"/>
+      <w:r>
+        <w:rPr>
+          <w:lang w:val="uk-UA"/>
+        </w:rPr>
+        <w:t>der</w:t>
+      </w:r>
+      <w:proofErr w:type="spellEnd"/>
+      <w:r>
+        <w:rPr>
+          <w:lang w:val="uk-UA"/>
+        </w:rPr>
+        <w:t xml:space="preserve"> </w:t>
+      </w:r>
+      <w:proofErr w:type="spellStart"/>
+      <w:r>
+        <w:rPr>
+          <w:lang w:val="uk-UA"/>
+        </w:rPr>
+        <w:t>Undo-Funktionalität</w:t>
+      </w:r>
+      <w:proofErr w:type="spellEnd"/>
+      <w:r>
+        <w:rPr>
+          <w:lang w:val="uk-UA"/>
+        </w:rPr>
+        <w:t xml:space="preserve"> </w:t>
+      </w:r>
+      <w:proofErr w:type="spellStart"/>
+      <w:r>
+        <w:rPr>
+          <w:lang w:val="uk-UA"/>
+        </w:rPr>
+        <w:t>wurde</w:t>
+      </w:r>
+      <w:proofErr w:type="spellEnd"/>
+      <w:r>
+        <w:rPr>
+          <w:lang w:val="uk-UA"/>
+        </w:rPr>
+        <w:t xml:space="preserve"> </w:t>
+      </w:r>
+      <w:proofErr w:type="spellStart"/>
+      <w:r>
+        <w:rPr>
+          <w:lang w:val="uk-UA"/>
+        </w:rPr>
+        <w:t>die</w:t>
+      </w:r>
+      <w:proofErr w:type="spellEnd"/>
+      <w:r>
+        <w:rPr>
+          <w:lang w:val="uk-UA"/>
+        </w:rPr>
+        <w:t xml:space="preserve"> </w:t>
+      </w:r>
+      <w:proofErr w:type="spellStart"/>
+      <w:r>
+        <w:rPr>
+          <w:lang w:val="uk-UA"/>
+        </w:rPr>
+        <w:t>Klasse</w:t>
+      </w:r>
+      <w:proofErr w:type="spellEnd"/>
+      <w:r>
+        <w:rPr>
+          <w:lang w:val="uk-UA"/>
+        </w:rPr>
+        <w:t xml:space="preserve"> </w:t>
+      </w:r>
+      <w:proofErr w:type="spellStart"/>
+      <w:r>
+        <w:rPr>
+          <w:lang w:val="uk-UA"/>
+        </w:rPr>
+        <w:t>CommandHistory</w:t>
+      </w:r>
+      <w:proofErr w:type="spellEnd"/>
+      <w:r>
+        <w:rPr>
+          <w:lang w:val="uk-UA"/>
+        </w:rPr>
+        <w:t xml:space="preserve"> e</w:t>
+      </w:r>
+      <w:proofErr w:type="spellStart"/>
+      <w:r>
+        <w:rPr>
+          <w:lang w:val="en-US"/>
+        </w:rPr>
+        <w:t>ingedacht</w:t>
+      </w:r>
+      <w:proofErr w:type="spellEnd"/>
+      <w:r>
+        <w:rPr>
+          <w:lang w:val="uk-UA"/>
+        </w:rPr>
+        <w:t xml:space="preserve">, </w:t>
+      </w:r>
+      <w:proofErr w:type="spellStart"/>
+      <w:r>
+        <w:rPr>
+          <w:lang w:val="uk-UA"/>
+        </w:rPr>
+        <w:t>welche</w:t>
+      </w:r>
+      <w:proofErr w:type="spellEnd"/>
+      <w:r>
+        <w:rPr>
+          <w:lang w:val="uk-UA"/>
+        </w:rPr>
+        <w:t xml:space="preserve"> </w:t>
+      </w:r>
+      <w:proofErr w:type="spellStart"/>
+      <w:r>
+        <w:rPr>
+          <w:lang w:val="uk-UA"/>
+        </w:rPr>
+        <w:t>alle</w:t>
+      </w:r>
+      <w:proofErr w:type="spellEnd"/>
+      <w:r>
+        <w:rPr>
+          <w:lang w:val="uk-UA"/>
+        </w:rPr>
+        <w:t xml:space="preserve"> </w:t>
+      </w:r>
+      <w:proofErr w:type="spellStart"/>
+      <w:r>
+        <w:rPr>
+          <w:lang w:val="uk-UA"/>
+        </w:rPr>
+        <w:t>ausgeführten</w:t>
+      </w:r>
+      <w:proofErr w:type="spellEnd"/>
+      <w:r>
+        <w:rPr>
+          <w:lang w:val="uk-UA"/>
+        </w:rPr>
+        <w:t xml:space="preserve"> </w:t>
+      </w:r>
+      <w:proofErr w:type="spellStart"/>
+      <w:r>
+        <w:rPr>
+          <w:lang w:val="uk-UA"/>
+        </w:rPr>
+        <w:t>Befehle</w:t>
+      </w:r>
+      <w:proofErr w:type="spellEnd"/>
+      <w:r>
+        <w:rPr>
+          <w:lang w:val="uk-UA"/>
+        </w:rPr>
+        <w:t xml:space="preserve"> </w:t>
+      </w:r>
+      <w:proofErr w:type="spellStart"/>
+      <w:r>
+        <w:rPr>
+          <w:lang w:val="uk-UA"/>
+        </w:rPr>
+        <w:t>in</w:t>
+      </w:r>
+      <w:proofErr w:type="spellEnd"/>
+      <w:r>
+        <w:rPr>
+          <w:lang w:val="uk-UA"/>
+        </w:rPr>
+        <w:t xml:space="preserve"> </w:t>
+      </w:r>
+      <w:proofErr w:type="spellStart"/>
+      <w:r>
+        <w:rPr>
+          <w:lang w:val="uk-UA"/>
+        </w:rPr>
+        <w:t>einem</w:t>
+      </w:r>
+      <w:proofErr w:type="spellEnd"/>
+      <w:r>
+        <w:rPr>
+          <w:lang w:val="uk-UA"/>
+        </w:rPr>
+        <w:t xml:space="preserve"> </w:t>
+      </w:r>
+      <w:proofErr w:type="spellStart"/>
+      <w:r>
+        <w:rPr>
+          <w:lang w:val="uk-UA"/>
+        </w:rPr>
+        <w:t>Stack</w:t>
+      </w:r>
+      <w:proofErr w:type="spellEnd"/>
+      <w:r>
+        <w:rPr>
+          <w:lang w:val="uk-UA"/>
+        </w:rPr>
+        <w:t>&lt;</w:t>
+      </w:r>
+      <w:proofErr w:type="spellStart"/>
+      <w:r>
+        <w:rPr>
+          <w:lang w:val="uk-UA"/>
+        </w:rPr>
+        <w:t>Command</w:t>
+      </w:r>
+      <w:proofErr w:type="spellEnd"/>
+      <w:r>
+        <w:rPr>
+          <w:lang w:val="uk-UA"/>
+        </w:rPr>
+        <w:t>&gt;</w:t>
+      </w:r>
+      <w:r>
+        <w:rPr>
+          <w:lang w:val="en-US"/>
+        </w:rPr>
+        <w:t xml:space="preserve"> </w:t>
+      </w:r>
+      <w:proofErr w:type="spellStart"/>
+      <w:r>
+        <w:rPr>
+          <w:lang w:val="uk-UA"/>
+        </w:rPr>
+        <w:t>verwaltet</w:t>
+      </w:r>
+      <w:proofErr w:type="spellEnd"/>
+      <w:r>
+        <w:rPr>
+          <w:lang w:val="uk-UA"/>
+        </w:rPr>
+        <w:t xml:space="preserve">. </w:t>
+      </w:r>
+      <w:proofErr w:type="spellStart"/>
+      <w:r>
+        <w:rPr>
+          <w:lang w:val="uk-UA"/>
+        </w:rPr>
+        <w:t>Dieser</w:t>
+      </w:r>
+      <w:proofErr w:type="spellEnd"/>
+      <w:r>
+        <w:rPr>
+          <w:lang w:val="uk-UA"/>
+        </w:rPr>
+        <w:t xml:space="preserve"> </w:t>
+      </w:r>
+      <w:proofErr w:type="spellStart"/>
+      <w:r>
+        <w:rPr>
+          <w:lang w:val="uk-UA"/>
+        </w:rPr>
+        <w:t>arbeitet</w:t>
+      </w:r>
+      <w:proofErr w:type="spellEnd"/>
+      <w:r>
+        <w:rPr>
+          <w:lang w:val="uk-UA"/>
+        </w:rPr>
+        <w:t xml:space="preserve"> </w:t>
+      </w:r>
+      <w:proofErr w:type="spellStart"/>
+      <w:r>
+        <w:rPr>
+          <w:lang w:val="uk-UA"/>
+        </w:rPr>
+        <w:t>nach</w:t>
+      </w:r>
+      <w:proofErr w:type="spellEnd"/>
+      <w:r>
+        <w:rPr>
+          <w:lang w:val="uk-UA"/>
+        </w:rPr>
+        <w:t xml:space="preserve"> </w:t>
+      </w:r>
+      <w:proofErr w:type="spellStart"/>
+      <w:r>
+        <w:rPr>
+          <w:lang w:val="uk-UA"/>
+        </w:rPr>
+        <w:t>dem</w:t>
+      </w:r>
+      <w:proofErr w:type="spellEnd"/>
+      <w:r>
+        <w:rPr>
+          <w:lang w:val="uk-UA"/>
+        </w:rPr>
+        <w:t xml:space="preserve"> LIFO-</w:t>
+      </w:r>
+      <w:proofErr w:type="spellStart"/>
+      <w:r>
+        <w:rPr>
+          <w:lang w:val="uk-UA"/>
+        </w:rPr>
+        <w:t>Prinzip</w:t>
+      </w:r>
+      <w:proofErr w:type="spellEnd"/>
+      <w:r>
+        <w:rPr>
+          <w:lang w:val="uk-UA"/>
+        </w:rPr>
+        <w:t xml:space="preserve">, </w:t>
+      </w:r>
+      <w:proofErr w:type="spellStart"/>
+      <w:r>
+        <w:rPr>
+          <w:lang w:val="uk-UA"/>
+        </w:rPr>
+        <w:t>was</w:t>
+      </w:r>
+      <w:proofErr w:type="spellEnd"/>
+      <w:r>
+        <w:rPr>
+          <w:lang w:val="uk-UA"/>
+        </w:rPr>
+        <w:t xml:space="preserve"> </w:t>
+      </w:r>
+      <w:proofErr w:type="spellStart"/>
+      <w:r>
+        <w:rPr>
+          <w:lang w:val="uk-UA"/>
+        </w:rPr>
+        <w:t>die</w:t>
+      </w:r>
+      <w:proofErr w:type="spellEnd"/>
+      <w:r>
+        <w:rPr>
+          <w:lang w:val="uk-UA"/>
+        </w:rPr>
+        <w:t xml:space="preserve"> </w:t>
+      </w:r>
+      <w:proofErr w:type="spellStart"/>
+      <w:r>
+        <w:rPr>
+          <w:lang w:val="uk-UA"/>
+        </w:rPr>
+        <w:t>exakte</w:t>
+      </w:r>
+      <w:proofErr w:type="spellEnd"/>
+      <w:r>
+        <w:rPr>
+          <w:lang w:val="uk-UA"/>
+        </w:rPr>
+        <w:t xml:space="preserve"> </w:t>
+      </w:r>
+      <w:proofErr w:type="spellStart"/>
+      <w:r>
+        <w:rPr>
+          <w:lang w:val="uk-UA"/>
+        </w:rPr>
+        <w:t>Rücknahme</w:t>
+      </w:r>
+      <w:proofErr w:type="spellEnd"/>
+      <w:r>
+        <w:rPr>
+          <w:lang w:val="uk-UA"/>
+        </w:rPr>
+        <w:t xml:space="preserve"> </w:t>
+      </w:r>
+      <w:proofErr w:type="spellStart"/>
+      <w:r>
+        <w:rPr>
+          <w:lang w:val="uk-UA"/>
+        </w:rPr>
+        <w:t>der</w:t>
+      </w:r>
+      <w:proofErr w:type="spellEnd"/>
+      <w:r>
+        <w:rPr>
+          <w:lang w:val="uk-UA"/>
+        </w:rPr>
+        <w:t xml:space="preserve"> </w:t>
+      </w:r>
+      <w:proofErr w:type="spellStart"/>
+      <w:r>
+        <w:rPr>
+          <w:lang w:val="uk-UA"/>
+        </w:rPr>
+        <w:t>jeweils</w:t>
+      </w:r>
+      <w:proofErr w:type="spellEnd"/>
+      <w:r>
+        <w:rPr>
+          <w:lang w:val="uk-UA"/>
+        </w:rPr>
+        <w:t xml:space="preserve"> </w:t>
+      </w:r>
+      <w:proofErr w:type="spellStart"/>
+      <w:r>
+        <w:rPr>
+          <w:lang w:val="uk-UA"/>
+        </w:rPr>
+        <w:t>letzten</w:t>
+      </w:r>
+      <w:proofErr w:type="spellEnd"/>
+      <w:r>
+        <w:rPr>
+          <w:lang w:val="uk-UA"/>
+        </w:rPr>
+        <w:t xml:space="preserve"> </w:t>
+      </w:r>
+      <w:proofErr w:type="spellStart"/>
+      <w:r>
+        <w:rPr>
+          <w:lang w:val="uk-UA"/>
+        </w:rPr>
+        <w:t>Aktionen</w:t>
+      </w:r>
+      <w:proofErr w:type="spellEnd"/>
+      <w:r>
+        <w:rPr>
+          <w:lang w:val="uk-UA"/>
+        </w:rPr>
+        <w:t xml:space="preserve"> </w:t>
+      </w:r>
+      <w:proofErr w:type="spellStart"/>
+      <w:r>
+        <w:rPr>
+          <w:lang w:val="uk-UA"/>
+        </w:rPr>
+        <w:t>ermöglicht</w:t>
+      </w:r>
+      <w:proofErr w:type="spellEnd"/>
+      <w:r>
+        <w:rPr>
+          <w:lang w:val="uk-UA"/>
+        </w:rPr>
+        <w:t xml:space="preserve">. </w:t>
+      </w:r>
+      <w:proofErr w:type="spellStart"/>
+      <w:r>
+        <w:rPr>
+          <w:lang w:val="uk-UA"/>
+        </w:rPr>
+        <w:t>Zudem</w:t>
+      </w:r>
+      <w:proofErr w:type="spellEnd"/>
+      <w:r>
+        <w:rPr>
+          <w:lang w:val="uk-UA"/>
+        </w:rPr>
+        <w:t xml:space="preserve"> </w:t>
+      </w:r>
+      <w:proofErr w:type="spellStart"/>
+      <w:r>
+        <w:rPr>
+          <w:lang w:val="uk-UA"/>
+        </w:rPr>
+        <w:t>erlaubt</w:t>
+      </w:r>
+      <w:proofErr w:type="spellEnd"/>
+      <w:r>
+        <w:rPr>
+          <w:lang w:val="uk-UA"/>
+        </w:rPr>
+        <w:t xml:space="preserve"> </w:t>
+      </w:r>
+      <w:proofErr w:type="spellStart"/>
+      <w:r>
+        <w:rPr>
+          <w:lang w:val="uk-UA"/>
+        </w:rPr>
+        <w:t>diese</w:t>
+      </w:r>
+      <w:proofErr w:type="spellEnd"/>
+      <w:r>
+        <w:rPr>
+          <w:lang w:val="uk-UA"/>
+        </w:rPr>
+        <w:t xml:space="preserve"> </w:t>
+      </w:r>
+      <w:proofErr w:type="spellStart"/>
+      <w:r>
+        <w:rPr>
+          <w:lang w:val="uk-UA"/>
+        </w:rPr>
+        <w:t>Historie</w:t>
+      </w:r>
+      <w:proofErr w:type="spellEnd"/>
+      <w:r>
+        <w:rPr>
+          <w:lang w:val="uk-UA"/>
+        </w:rPr>
+        <w:t xml:space="preserve"> </w:t>
+      </w:r>
+      <w:proofErr w:type="spellStart"/>
+      <w:r>
+        <w:rPr>
+          <w:lang w:val="uk-UA"/>
+        </w:rPr>
+        <w:t>die</w:t>
+      </w:r>
+      <w:proofErr w:type="spellEnd"/>
+      <w:r>
+        <w:rPr>
+          <w:lang w:val="uk-UA"/>
+        </w:rPr>
+        <w:t xml:space="preserve"> </w:t>
+      </w:r>
+      <w:proofErr w:type="spellStart"/>
+      <w:r>
+        <w:rPr>
+          <w:lang w:val="uk-UA"/>
+        </w:rPr>
+        <w:t>Ausgabe</w:t>
+      </w:r>
+      <w:proofErr w:type="spellEnd"/>
+      <w:r>
+        <w:rPr>
+          <w:lang w:val="uk-UA"/>
+        </w:rPr>
+        <w:t xml:space="preserve"> </w:t>
+      </w:r>
+      <w:proofErr w:type="spellStart"/>
+      <w:r>
+        <w:rPr>
+          <w:lang w:val="uk-UA"/>
+        </w:rPr>
+        <w:t>des</w:t>
+      </w:r>
+      <w:proofErr w:type="spellEnd"/>
+      <w:r>
+        <w:rPr>
+          <w:lang w:val="uk-UA"/>
+        </w:rPr>
+        <w:t xml:space="preserve"> </w:t>
+      </w:r>
+      <w:proofErr w:type="spellStart"/>
+      <w:r>
+        <w:rPr>
+          <w:lang w:val="uk-UA"/>
+        </w:rPr>
+        <w:t>Spielverlaufs</w:t>
+      </w:r>
+      <w:proofErr w:type="spellEnd"/>
+      <w:r>
+        <w:rPr>
+          <w:lang w:val="uk-UA"/>
+        </w:rPr>
+        <w:t xml:space="preserve"> </w:t>
+      </w:r>
+      <w:proofErr w:type="spellStart"/>
+      <w:r>
+        <w:rPr>
+          <w:lang w:val="uk-UA"/>
+        </w:rPr>
+        <w:t>in</w:t>
+      </w:r>
+      <w:proofErr w:type="spellEnd"/>
+      <w:r>
+        <w:rPr>
+          <w:lang w:val="uk-UA"/>
+        </w:rPr>
+        <w:t xml:space="preserve"> </w:t>
+      </w:r>
+      <w:proofErr w:type="spellStart"/>
+      <w:r>
+        <w:rPr>
+          <w:lang w:val="uk-UA"/>
+        </w:rPr>
+        <w:t>der</w:t>
+      </w:r>
+      <w:proofErr w:type="spellEnd"/>
+      <w:r>
+        <w:rPr>
+          <w:lang w:val="uk-UA"/>
+        </w:rPr>
+        <w:t xml:space="preserve"> </w:t>
+      </w:r>
+      <w:proofErr w:type="spellStart"/>
+      <w:r>
+        <w:rPr>
+          <w:lang w:val="uk-UA"/>
+        </w:rPr>
+        <w:t>Benutzeroberfläche</w:t>
+      </w:r>
+      <w:proofErr w:type="spellEnd"/>
+      <w:r>
+        <w:rPr>
+          <w:lang w:val="uk-UA"/>
+        </w:rPr>
+        <w:t xml:space="preserve">. </w:t>
+      </w:r>
+      <w:proofErr w:type="spellStart"/>
+      <w:r>
+        <w:rPr>
+          <w:lang w:val="uk-UA"/>
+        </w:rPr>
+        <w:t>Die</w:t>
+      </w:r>
+      <w:proofErr w:type="spellEnd"/>
+      <w:r>
+        <w:rPr>
+          <w:lang w:val="uk-UA"/>
+        </w:rPr>
+        <w:t xml:space="preserve"> </w:t>
+      </w:r>
+      <w:proofErr w:type="spellStart"/>
+      <w:r>
+        <w:rPr>
+          <w:lang w:val="uk-UA"/>
+        </w:rPr>
+        <w:t>Klasse</w:t>
+      </w:r>
+      <w:proofErr w:type="spellEnd"/>
+      <w:r>
+        <w:rPr>
+          <w:lang w:val="uk-UA"/>
+        </w:rPr>
+        <w:t xml:space="preserve"> </w:t>
+      </w:r>
+      <w:proofErr w:type="spellStart"/>
+      <w:r>
+        <w:rPr>
+          <w:lang w:val="uk-UA"/>
+        </w:rPr>
+        <w:t>CommandHistory</w:t>
+      </w:r>
+      <w:proofErr w:type="spellEnd"/>
+      <w:r>
+        <w:rPr>
+          <w:lang w:val="uk-UA"/>
+        </w:rPr>
+        <w:t xml:space="preserve"> </w:t>
+      </w:r>
+      <w:proofErr w:type="spellStart"/>
+      <w:r>
+        <w:rPr>
+          <w:lang w:val="en-US"/>
+        </w:rPr>
+        <w:t>wird</w:t>
+      </w:r>
+      <w:proofErr w:type="spellEnd"/>
+      <w:r>
+        <w:rPr>
+          <w:lang w:val="en-US"/>
+        </w:rPr>
+        <w:t xml:space="preserve"> </w:t>
+      </w:r>
+      <w:proofErr w:type="spellStart"/>
+      <w:r>
+        <w:rPr>
+          <w:lang w:val="en-US"/>
+        </w:rPr>
+        <w:t>dann</w:t>
+      </w:r>
+      <w:proofErr w:type="spellEnd"/>
+      <w:r>
+        <w:rPr>
+          <w:lang w:val="uk-UA"/>
+        </w:rPr>
+        <w:t xml:space="preserve"> </w:t>
+      </w:r>
+      <w:proofErr w:type="spellStart"/>
+      <w:r>
+        <w:rPr>
+          <w:lang w:val="uk-UA"/>
+        </w:rPr>
+        <w:t>als</w:t>
+      </w:r>
+      <w:proofErr w:type="spellEnd"/>
+      <w:r>
+        <w:rPr>
+          <w:lang w:val="uk-UA"/>
+        </w:rPr>
+        <w:t xml:space="preserve"> </w:t>
+      </w:r>
+      <w:proofErr w:type="spellStart"/>
+      <w:r>
+        <w:rPr>
+          <w:lang w:val="uk-UA"/>
+        </w:rPr>
+        <w:t>Objektvariable</w:t>
+      </w:r>
+      <w:proofErr w:type="spellEnd"/>
+      <w:r>
+        <w:rPr>
+          <w:lang w:val="uk-UA"/>
+        </w:rPr>
+        <w:t xml:space="preserve"> </w:t>
+      </w:r>
+      <w:proofErr w:type="spellStart"/>
+      <w:r>
+        <w:rPr>
+          <w:lang w:val="uk-UA"/>
+        </w:rPr>
+        <w:t>direkt</w:t>
+      </w:r>
+      <w:proofErr w:type="spellEnd"/>
+      <w:r>
+        <w:rPr>
+          <w:lang w:val="uk-UA"/>
+        </w:rPr>
+        <w:t xml:space="preserve"> </w:t>
+      </w:r>
+      <w:proofErr w:type="spellStart"/>
+      <w:r>
+        <w:rPr>
+          <w:lang w:val="uk-UA"/>
+        </w:rPr>
+        <w:t>in</w:t>
+      </w:r>
+      <w:proofErr w:type="spellEnd"/>
+      <w:r>
+        <w:rPr>
+          <w:lang w:val="uk-UA"/>
+        </w:rPr>
+        <w:t xml:space="preserve"> </w:t>
+      </w:r>
+      <w:proofErr w:type="spellStart"/>
+      <w:r>
+        <w:rPr>
+          <w:lang w:val="uk-UA"/>
+        </w:rPr>
+        <w:t>den</w:t>
+      </w:r>
+      <w:proofErr w:type="spellEnd"/>
+      <w:r>
+        <w:rPr>
+          <w:lang w:val="uk-UA"/>
+        </w:rPr>
+        <w:t xml:space="preserve"> </w:t>
+      </w:r>
+      <w:proofErr w:type="spellStart"/>
+      <w:r>
+        <w:rPr>
+          <w:lang w:val="uk-UA"/>
+        </w:rPr>
+        <w:t>zentralen</w:t>
+      </w:r>
+      <w:proofErr w:type="spellEnd"/>
+      <w:r>
+        <w:rPr>
+          <w:lang w:val="uk-UA"/>
+        </w:rPr>
+        <w:t xml:space="preserve"> </w:t>
+      </w:r>
+      <w:proofErr w:type="spellStart"/>
+      <w:r>
+        <w:rPr>
+          <w:lang w:val="uk-UA"/>
+        </w:rPr>
+        <w:t>Controller</w:t>
+      </w:r>
+      <w:proofErr w:type="spellEnd"/>
+      <w:r>
+        <w:rPr>
+          <w:lang w:val="uk-UA"/>
+        </w:rPr>
+        <w:t xml:space="preserve"> </w:t>
+      </w:r>
+      <w:r>
+        <w:rPr>
+          <w:lang w:val="en-US"/>
+        </w:rPr>
+        <w:t xml:space="preserve">- </w:t>
+      </w:r>
+      <w:proofErr w:type="spellStart"/>
+      <w:r>
+        <w:rPr>
+          <w:lang w:val="uk-UA"/>
+        </w:rPr>
+        <w:t>Game</w:t>
+      </w:r>
+      <w:proofErr w:type="spellEnd"/>
+      <w:r>
+        <w:rPr>
+          <w:lang w:val="uk-UA"/>
+        </w:rPr>
+        <w:t xml:space="preserve"> </w:t>
+      </w:r>
+      <w:proofErr w:type="spellStart"/>
+      <w:r>
+        <w:rPr>
+          <w:lang w:val="uk-UA"/>
+        </w:rPr>
+        <w:t>eingebunden</w:t>
+      </w:r>
+      <w:proofErr w:type="spellEnd"/>
+      <w:r>
+        <w:rPr>
+          <w:lang w:val="en-US"/>
+        </w:rPr>
+        <w:t xml:space="preserve">. </w:t>
+      </w:r>
+    </w:p>
+    <w:p>
+      <w:pPr>
+        <w:rPr>
+          <w:lang w:val="en-US"/>
+        </w:rPr>
+      </w:pPr>
+      <w:r>
+        <w:rPr>
+          <w:noProof/>
+          <w:lang w:val="en-US"/>
+        </w:rPr>
+        <w:lastRenderedPageBreak/>
+        <w:drawing>
+          <wp:inline distT="0" distB="0" distL="0" distR="0" wp14:anchorId="065F4C53" wp14:editId="234E27C1">
+            <wp:extent cx="5760085" cy="2862580"/>
+            <wp:effectExtent l="0" t="0" r="5715" b="0"/>
+            <wp:docPr id="202955049" name="Picture 6"/>
+            <wp:cNvGraphicFramePr>
+              <a:graphicFrameLocks xmlns:a="http://schemas.openxmlformats.org/drawingml/2006/main" noChangeAspect="1"/>
+            </wp:cNvGraphicFramePr>
+            <a:graphic xmlns:a="http://schemas.openxmlformats.org/drawingml/2006/main">
+              <a:graphicData uri="http://schemas.openxmlformats.org/drawingml/2006/picture">
+                <pic:pic xmlns:pic="http://schemas.openxmlformats.org/drawingml/2006/picture">
+                  <pic:nvPicPr>
+                    <pic:cNvPr id="202955049" name="Picture 202955049"/>
+                    <pic:cNvPicPr/>
+                  </pic:nvPicPr>
+                  <pic:blipFill>
+                    <a:blip r:embed="rId17" cstate="print">
+                      <a:extLst>
+                        <a:ext uri="{28A0092B-C50C-407E-A947-70E740481C1C}">
+                          <a14:useLocalDpi xmlns:a14="http://schemas.microsoft.com/office/drawing/2010/main" val="0"/>
+                        </a:ext>
+                      </a:extLst>
+                    </a:blip>
+                    <a:stretch>
+                      <a:fillRect/>
+                    </a:stretch>
+                  </pic:blipFill>
+                  <pic:spPr>
+                    <a:xfrm>
+                      <a:off x="0" y="0"/>
+                      <a:ext cx="5760085" cy="2862580"/>
+                    </a:xfrm>
+                    <a:prstGeom prst="rect">
+                      <a:avLst/>
+                    </a:prstGeom>
+                  </pic:spPr>
+                </pic:pic>
+              </a:graphicData>
+            </a:graphic>
+          </wp:inline>
+        </w:drawing>
+      </w:r>
+    </w:p>
+    <w:p>
+      <w:pPr>
+        <w:pStyle w:val="Caption"/>
+        <w:jc w:val="center"/>
+        <w:rPr>
+          <w:sz w:val="24"/>
+          <w:lang w:val="en-US"/>
+        </w:rPr>
+      </w:pPr>
+      <w:r>
+        <w:rPr>
+          <w:sz w:val="24"/>
+        </w:rPr>
+        <w:t xml:space="preserve">Abbildung </w:t>
+      </w:r>
+      <w:r>
+        <w:rPr>
+          <w:sz w:val="24"/>
+          <w:lang w:val="en-US"/>
+        </w:rPr>
+        <w:t>4.3</w:t>
+      </w:r>
+      <w:r>
+        <w:rPr>
+          <w:sz w:val="24"/>
+        </w:rPr>
+        <w:t xml:space="preserve">: </w:t>
+      </w:r>
+      <w:r>
+        <w:rPr>
+          <w:sz w:val="24"/>
+          <w:lang w:val="en-US"/>
+        </w:rPr>
+        <w:t>Undo Command Pattern UML</w:t>
+      </w:r>
+    </w:p>
+    <w:p>
+      <w:pPr>
+        <w:rPr>
+          <w:lang w:val="en-US"/>
+        </w:rPr>
+      </w:pPr>
+    </w:p>
+    <w:p>
+      <w:pPr>
+        <w:pStyle w:val="Heading2"/>
+        <w:numPr>
+          <w:ilvl w:val="1"/>
+          <w:numId w:val="2"/>
+        </w:numPr>
+      </w:pPr>
+      <w:r>
+        <w:t>Factory Pattern (Decks)</w:t>
+      </w:r>
+    </w:p>
+    <w:p>
+      <w:pPr>
+        <w:rPr>
+          <w:lang w:val="en-US"/>
+        </w:rPr>
+      </w:pPr>
+      <w:proofErr w:type="spellStart"/>
+      <w:r>
+        <w:rPr>
+          <w:lang w:val="uk-UA"/>
+        </w:rPr>
+        <w:t>Für</w:t>
+      </w:r>
+      <w:proofErr w:type="spellEnd"/>
+      <w:r>
+        <w:rPr>
+          <w:lang w:val="uk-UA"/>
+        </w:rPr>
+        <w:t xml:space="preserve"> </w:t>
+      </w:r>
+      <w:proofErr w:type="spellStart"/>
+      <w:r>
+        <w:rPr>
+          <w:lang w:val="uk-UA"/>
+        </w:rPr>
+        <w:t>die</w:t>
+      </w:r>
+      <w:proofErr w:type="spellEnd"/>
+      <w:r>
+        <w:rPr>
+          <w:lang w:val="uk-UA"/>
+        </w:rPr>
+        <w:t xml:space="preserve"> </w:t>
+      </w:r>
+      <w:proofErr w:type="spellStart"/>
+      <w:r>
+        <w:rPr>
+          <w:lang w:val="uk-UA"/>
+        </w:rPr>
+        <w:t>Erzeugung</w:t>
+      </w:r>
+      <w:proofErr w:type="spellEnd"/>
+      <w:r>
+        <w:rPr>
+          <w:lang w:val="uk-UA"/>
+        </w:rPr>
+        <w:t xml:space="preserve"> </w:t>
+      </w:r>
+      <w:proofErr w:type="spellStart"/>
+      <w:r>
+        <w:rPr>
+          <w:lang w:val="uk-UA"/>
+        </w:rPr>
+        <w:t>von</w:t>
+      </w:r>
+      <w:proofErr w:type="spellEnd"/>
+      <w:r>
+        <w:rPr>
+          <w:lang w:val="uk-UA"/>
+        </w:rPr>
+        <w:t xml:space="preserve"> </w:t>
+      </w:r>
+      <w:proofErr w:type="spellStart"/>
+      <w:r>
+        <w:rPr>
+          <w:lang w:val="uk-UA"/>
+        </w:rPr>
+        <w:t>Kartendecks</w:t>
+      </w:r>
+      <w:proofErr w:type="spellEnd"/>
+      <w:r>
+        <w:rPr>
+          <w:lang w:val="uk-UA"/>
+        </w:rPr>
+        <w:t xml:space="preserve"> </w:t>
+      </w:r>
+      <w:proofErr w:type="spellStart"/>
+      <w:r>
+        <w:rPr>
+          <w:lang w:val="uk-UA"/>
+        </w:rPr>
+        <w:t>erwies</w:t>
+      </w:r>
+      <w:proofErr w:type="spellEnd"/>
+      <w:r>
+        <w:rPr>
+          <w:lang w:val="uk-UA"/>
+        </w:rPr>
+        <w:t xml:space="preserve"> </w:t>
+      </w:r>
+      <w:proofErr w:type="spellStart"/>
+      <w:r>
+        <w:rPr>
+          <w:lang w:val="uk-UA"/>
+        </w:rPr>
+        <w:t>sich</w:t>
+      </w:r>
+      <w:proofErr w:type="spellEnd"/>
+      <w:r>
+        <w:rPr>
+          <w:lang w:val="uk-UA"/>
+        </w:rPr>
+        <w:t xml:space="preserve"> </w:t>
+      </w:r>
+      <w:proofErr w:type="spellStart"/>
+      <w:r>
+        <w:rPr>
+          <w:lang w:val="uk-UA"/>
+        </w:rPr>
+        <w:t>die</w:t>
+      </w:r>
+      <w:proofErr w:type="spellEnd"/>
+      <w:r>
+        <w:rPr>
+          <w:lang w:val="uk-UA"/>
+        </w:rPr>
+        <w:t xml:space="preserve"> </w:t>
+      </w:r>
+      <w:proofErr w:type="spellStart"/>
+      <w:r>
+        <w:rPr>
+          <w:lang w:val="uk-UA"/>
+        </w:rPr>
+        <w:t>Anwendung</w:t>
+      </w:r>
+      <w:proofErr w:type="spellEnd"/>
+      <w:r>
+        <w:rPr>
+          <w:lang w:val="uk-UA"/>
+        </w:rPr>
+        <w:t xml:space="preserve"> </w:t>
+      </w:r>
+      <w:proofErr w:type="spellStart"/>
+      <w:r>
+        <w:rPr>
+          <w:lang w:val="uk-UA"/>
+        </w:rPr>
+        <w:t>des</w:t>
+      </w:r>
+      <w:proofErr w:type="spellEnd"/>
+      <w:r>
+        <w:rPr>
+          <w:lang w:val="uk-UA"/>
+        </w:rPr>
+        <w:t xml:space="preserve"> </w:t>
+      </w:r>
+      <w:proofErr w:type="spellStart"/>
+      <w:r>
+        <w:rPr>
+          <w:lang w:val="uk-UA"/>
+        </w:rPr>
+        <w:t>Factory</w:t>
+      </w:r>
+      <w:proofErr w:type="spellEnd"/>
+      <w:r>
+        <w:rPr>
+          <w:lang w:val="uk-UA"/>
+        </w:rPr>
+        <w:t xml:space="preserve"> </w:t>
+      </w:r>
+      <w:proofErr w:type="spellStart"/>
+      <w:r>
+        <w:rPr>
+          <w:lang w:val="uk-UA"/>
+        </w:rPr>
+        <w:t>Method</w:t>
+      </w:r>
+      <w:proofErr w:type="spellEnd"/>
+      <w:r>
+        <w:rPr>
+          <w:lang w:val="uk-UA"/>
+        </w:rPr>
+        <w:t xml:space="preserve"> </w:t>
+      </w:r>
+      <w:proofErr w:type="spellStart"/>
+      <w:r>
+        <w:rPr>
+          <w:lang w:val="uk-UA"/>
+        </w:rPr>
+        <w:t>Patterns</w:t>
+      </w:r>
+      <w:proofErr w:type="spellEnd"/>
+      <w:r>
+        <w:rPr>
+          <w:lang w:val="uk-UA"/>
+        </w:rPr>
+        <w:t xml:space="preserve"> </w:t>
+      </w:r>
+      <w:proofErr w:type="spellStart"/>
+      <w:r>
+        <w:rPr>
+          <w:lang w:val="uk-UA"/>
+        </w:rPr>
+        <w:t>als</w:t>
+      </w:r>
+      <w:proofErr w:type="spellEnd"/>
+      <w:r>
+        <w:rPr>
+          <w:lang w:val="uk-UA"/>
+        </w:rPr>
+        <w:t xml:space="preserve"> </w:t>
+      </w:r>
+      <w:proofErr w:type="spellStart"/>
+      <w:r>
+        <w:rPr>
+          <w:lang w:val="uk-UA"/>
+        </w:rPr>
+        <w:t>optimale</w:t>
+      </w:r>
+      <w:proofErr w:type="spellEnd"/>
+      <w:r>
+        <w:rPr>
+          <w:lang w:val="uk-UA"/>
+        </w:rPr>
+        <w:t xml:space="preserve"> </w:t>
+      </w:r>
+      <w:proofErr w:type="spellStart"/>
+      <w:r>
+        <w:rPr>
+          <w:lang w:val="uk-UA"/>
+        </w:rPr>
+        <w:t>Lösung</w:t>
+      </w:r>
+      <w:proofErr w:type="spellEnd"/>
+      <w:r>
+        <w:rPr>
+          <w:lang w:val="uk-UA"/>
+        </w:rPr>
+        <w:t xml:space="preserve">. </w:t>
+      </w:r>
+      <w:proofErr w:type="spellStart"/>
+      <w:r>
+        <w:rPr>
+          <w:lang w:val="uk-UA"/>
+        </w:rPr>
+        <w:t>Dieser</w:t>
+      </w:r>
+      <w:proofErr w:type="spellEnd"/>
+      <w:r>
+        <w:rPr>
+          <w:lang w:val="uk-UA"/>
+        </w:rPr>
+        <w:t xml:space="preserve"> </w:t>
+      </w:r>
+      <w:proofErr w:type="spellStart"/>
+      <w:r>
+        <w:rPr>
+          <w:lang w:val="uk-UA"/>
+        </w:rPr>
+        <w:t>Ansatz</w:t>
+      </w:r>
+      <w:proofErr w:type="spellEnd"/>
+      <w:r>
+        <w:rPr>
+          <w:lang w:val="uk-UA"/>
+        </w:rPr>
+        <w:t xml:space="preserve"> </w:t>
+      </w:r>
+      <w:proofErr w:type="spellStart"/>
+      <w:r>
+        <w:rPr>
+          <w:lang w:val="uk-UA"/>
+        </w:rPr>
+        <w:t>ermöglicht</w:t>
+      </w:r>
+      <w:proofErr w:type="spellEnd"/>
+      <w:r>
+        <w:rPr>
+          <w:lang w:val="uk-UA"/>
+        </w:rPr>
+        <w:t xml:space="preserve"> </w:t>
+      </w:r>
+      <w:proofErr w:type="spellStart"/>
+      <w:r>
+        <w:rPr>
+          <w:lang w:val="uk-UA"/>
+        </w:rPr>
+        <w:t>es</w:t>
+      </w:r>
+      <w:proofErr w:type="spellEnd"/>
+      <w:r>
+        <w:rPr>
+          <w:lang w:val="uk-UA"/>
+        </w:rPr>
+        <w:t xml:space="preserve">, </w:t>
+      </w:r>
+      <w:proofErr w:type="spellStart"/>
+      <w:r>
+        <w:rPr>
+          <w:lang w:val="uk-UA"/>
+        </w:rPr>
+        <w:t>spielspezifische</w:t>
+      </w:r>
+      <w:proofErr w:type="spellEnd"/>
+      <w:r>
+        <w:rPr>
+          <w:lang w:val="uk-UA"/>
+        </w:rPr>
+        <w:t xml:space="preserve"> </w:t>
+      </w:r>
+      <w:proofErr w:type="spellStart"/>
+      <w:r>
+        <w:rPr>
+          <w:lang w:val="uk-UA"/>
+        </w:rPr>
+        <w:t>Decks</w:t>
+      </w:r>
+      <w:proofErr w:type="spellEnd"/>
+      <w:r>
+        <w:rPr>
+          <w:lang w:val="uk-UA"/>
+        </w:rPr>
+        <w:t xml:space="preserve"> </w:t>
+      </w:r>
+      <w:proofErr w:type="spellStart"/>
+      <w:r>
+        <w:rPr>
+          <w:lang w:val="uk-UA"/>
+        </w:rPr>
+        <w:t>mit</w:t>
+      </w:r>
+      <w:proofErr w:type="spellEnd"/>
+      <w:r>
+        <w:rPr>
+          <w:lang w:val="uk-UA"/>
+        </w:rPr>
+        <w:t xml:space="preserve"> </w:t>
+      </w:r>
+      <w:proofErr w:type="spellStart"/>
+      <w:r>
+        <w:rPr>
+          <w:lang w:val="uk-UA"/>
+        </w:rPr>
+        <w:t>variierender</w:t>
+      </w:r>
+      <w:proofErr w:type="spellEnd"/>
+      <w:r>
+        <w:rPr>
+          <w:lang w:val="uk-UA"/>
+        </w:rPr>
+        <w:t xml:space="preserve"> </w:t>
+      </w:r>
+      <w:proofErr w:type="spellStart"/>
+      <w:r>
+        <w:rPr>
+          <w:lang w:val="uk-UA"/>
+        </w:rPr>
+        <w:t>Kartenanzahl</w:t>
+      </w:r>
+      <w:proofErr w:type="spellEnd"/>
+      <w:r>
+        <w:rPr>
+          <w:lang w:val="uk-UA"/>
+        </w:rPr>
+        <w:t xml:space="preserve"> </w:t>
+      </w:r>
+      <w:proofErr w:type="spellStart"/>
+      <w:r>
+        <w:rPr>
+          <w:lang w:val="uk-UA"/>
+        </w:rPr>
+        <w:t>zu</w:t>
+      </w:r>
+      <w:proofErr w:type="spellEnd"/>
+      <w:r>
+        <w:rPr>
+          <w:lang w:val="uk-UA"/>
+        </w:rPr>
+        <w:t xml:space="preserve"> </w:t>
+      </w:r>
+      <w:proofErr w:type="spellStart"/>
+      <w:r>
+        <w:rPr>
+          <w:lang w:val="uk-UA"/>
+        </w:rPr>
+        <w:t>erstellen</w:t>
+      </w:r>
+      <w:proofErr w:type="spellEnd"/>
+      <w:r>
+        <w:rPr>
+          <w:lang w:val="uk-UA"/>
+        </w:rPr>
+        <w:t xml:space="preserve">, </w:t>
+      </w:r>
+      <w:proofErr w:type="spellStart"/>
+      <w:r>
+        <w:rPr>
+          <w:lang w:val="uk-UA"/>
+        </w:rPr>
+        <w:t>während</w:t>
+      </w:r>
+      <w:proofErr w:type="spellEnd"/>
+      <w:r>
+        <w:rPr>
+          <w:lang w:val="uk-UA"/>
+        </w:rPr>
+        <w:t xml:space="preserve"> </w:t>
+      </w:r>
+      <w:proofErr w:type="spellStart"/>
+      <w:r>
+        <w:rPr>
+          <w:lang w:val="uk-UA"/>
+        </w:rPr>
+        <w:t>gemeinsame</w:t>
+      </w:r>
+      <w:proofErr w:type="spellEnd"/>
+      <w:r>
+        <w:rPr>
+          <w:lang w:val="uk-UA"/>
+        </w:rPr>
+        <w:t xml:space="preserve"> </w:t>
+      </w:r>
+      <w:proofErr w:type="spellStart"/>
+      <w:r>
+        <w:rPr>
+          <w:lang w:val="uk-UA"/>
+        </w:rPr>
+        <w:t>Methoden</w:t>
+      </w:r>
+      <w:proofErr w:type="spellEnd"/>
+      <w:r>
+        <w:rPr>
+          <w:lang w:val="uk-UA"/>
+        </w:rPr>
+        <w:t xml:space="preserve"> </w:t>
+      </w:r>
+      <w:proofErr w:type="spellStart"/>
+      <w:r>
+        <w:rPr>
+          <w:lang w:val="uk-UA"/>
+        </w:rPr>
+        <w:t>und</w:t>
+      </w:r>
+      <w:proofErr w:type="spellEnd"/>
+      <w:r>
+        <w:rPr>
+          <w:lang w:val="uk-UA"/>
+        </w:rPr>
+        <w:t xml:space="preserve"> </w:t>
+      </w:r>
+      <w:proofErr w:type="spellStart"/>
+      <w:r>
+        <w:rPr>
+          <w:lang w:val="uk-UA"/>
+        </w:rPr>
+        <w:t>Strukturen</w:t>
+      </w:r>
+      <w:proofErr w:type="spellEnd"/>
+      <w:r>
+        <w:rPr>
+          <w:lang w:val="uk-UA"/>
+        </w:rPr>
+        <w:t xml:space="preserve"> </w:t>
+      </w:r>
+      <w:proofErr w:type="spellStart"/>
+      <w:r>
+        <w:rPr>
+          <w:lang w:val="uk-UA"/>
+        </w:rPr>
+        <w:t>im</w:t>
+      </w:r>
+      <w:proofErr w:type="spellEnd"/>
+      <w:r>
+        <w:rPr>
+          <w:lang w:val="uk-UA"/>
+        </w:rPr>
+        <w:t xml:space="preserve"> </w:t>
+      </w:r>
+      <w:proofErr w:type="spellStart"/>
+      <w:r>
+        <w:rPr>
+          <w:lang w:val="uk-UA"/>
+        </w:rPr>
+        <w:t>Framework</w:t>
+      </w:r>
+      <w:proofErr w:type="spellEnd"/>
+      <w:r>
+        <w:rPr>
+          <w:lang w:val="uk-UA"/>
+        </w:rPr>
+        <w:t xml:space="preserve"> </w:t>
+      </w:r>
+      <w:proofErr w:type="spellStart"/>
+      <w:r>
+        <w:rPr>
+          <w:lang w:val="uk-UA"/>
+        </w:rPr>
+        <w:t>wiederverwendet</w:t>
+      </w:r>
+      <w:proofErr w:type="spellEnd"/>
+      <w:r>
+        <w:rPr>
+          <w:lang w:val="uk-UA"/>
+        </w:rPr>
+        <w:t xml:space="preserve"> </w:t>
+      </w:r>
+      <w:proofErr w:type="spellStart"/>
+      <w:r>
+        <w:rPr>
+          <w:lang w:val="uk-UA"/>
+        </w:rPr>
+        <w:t>werden</w:t>
+      </w:r>
+      <w:proofErr w:type="spellEnd"/>
+      <w:r>
+        <w:rPr>
+          <w:lang w:val="uk-UA"/>
+        </w:rPr>
+        <w:t xml:space="preserve"> </w:t>
+      </w:r>
+      <w:proofErr w:type="spellStart"/>
+      <w:r>
+        <w:rPr>
+          <w:lang w:val="uk-UA"/>
+        </w:rPr>
+        <w:t>und</w:t>
+      </w:r>
+      <w:proofErr w:type="spellEnd"/>
+      <w:r>
+        <w:rPr>
+          <w:lang w:val="uk-UA"/>
+        </w:rPr>
+        <w:t xml:space="preserve"> </w:t>
+      </w:r>
+      <w:proofErr w:type="spellStart"/>
+      <w:r>
+        <w:rPr>
+          <w:lang w:val="uk-UA"/>
+        </w:rPr>
+        <w:t>gleichzeitig</w:t>
+      </w:r>
+      <w:proofErr w:type="spellEnd"/>
+      <w:r>
+        <w:rPr>
+          <w:lang w:val="uk-UA"/>
+        </w:rPr>
+        <w:t xml:space="preserve"> </w:t>
+      </w:r>
+      <w:proofErr w:type="spellStart"/>
+      <w:r>
+        <w:rPr>
+          <w:lang w:val="uk-UA"/>
+        </w:rPr>
+        <w:t>Raum</w:t>
+      </w:r>
+      <w:proofErr w:type="spellEnd"/>
+      <w:r>
+        <w:rPr>
+          <w:lang w:val="uk-UA"/>
+        </w:rPr>
+        <w:t xml:space="preserve"> </w:t>
+      </w:r>
+      <w:proofErr w:type="spellStart"/>
+      <w:r>
+        <w:rPr>
+          <w:lang w:val="uk-UA"/>
+        </w:rPr>
+        <w:t>für</w:t>
+      </w:r>
+      <w:proofErr w:type="spellEnd"/>
+      <w:r>
+        <w:rPr>
+          <w:lang w:val="uk-UA"/>
+        </w:rPr>
+        <w:t xml:space="preserve"> </w:t>
+      </w:r>
+      <w:proofErr w:type="spellStart"/>
+      <w:r>
+        <w:rPr>
+          <w:lang w:val="uk-UA"/>
+        </w:rPr>
+        <w:t>spezifische</w:t>
+      </w:r>
+      <w:proofErr w:type="spellEnd"/>
+      <w:r>
+        <w:rPr>
+          <w:lang w:val="uk-UA"/>
+        </w:rPr>
+        <w:t xml:space="preserve"> </w:t>
+      </w:r>
+      <w:proofErr w:type="spellStart"/>
+      <w:r>
+        <w:rPr>
+          <w:lang w:val="uk-UA"/>
+        </w:rPr>
+        <w:t>Eigenschaften</w:t>
+      </w:r>
+      <w:proofErr w:type="spellEnd"/>
+      <w:r>
+        <w:rPr>
+          <w:lang w:val="uk-UA"/>
+        </w:rPr>
+        <w:t xml:space="preserve"> </w:t>
+      </w:r>
+      <w:proofErr w:type="spellStart"/>
+      <w:r>
+        <w:rPr>
+          <w:lang w:val="uk-UA"/>
+        </w:rPr>
+        <w:t>verbleibt</w:t>
+      </w:r>
+      <w:proofErr w:type="spellEnd"/>
+      <w:r>
+        <w:rPr>
+          <w:lang w:val="uk-UA"/>
+        </w:rPr>
+        <w:t>.</w:t>
+      </w:r>
+    </w:p>
+    <w:p>
+      <w:pPr>
+        <w:rPr>
+          <w:lang w:val="en-US"/>
+        </w:rPr>
+      </w:pPr>
+      <w:proofErr w:type="spellStart"/>
+      <w:r>
+        <w:rPr>
+          <w:lang w:val="uk-UA"/>
+        </w:rPr>
+        <w:t>Wie</w:t>
+      </w:r>
+      <w:proofErr w:type="spellEnd"/>
+      <w:r>
+        <w:rPr>
+          <w:lang w:val="uk-UA"/>
+        </w:rPr>
+        <w:t xml:space="preserve"> </w:t>
+      </w:r>
+      <w:proofErr w:type="spellStart"/>
+      <w:r>
+        <w:rPr>
+          <w:lang w:val="uk-UA"/>
+        </w:rPr>
+        <w:t>in</w:t>
+      </w:r>
+      <w:proofErr w:type="spellEnd"/>
+      <w:r>
+        <w:rPr>
+          <w:lang w:val="uk-UA"/>
+        </w:rPr>
+        <w:t xml:space="preserve"> </w:t>
+      </w:r>
+      <w:proofErr w:type="spellStart"/>
+      <w:r>
+        <w:rPr>
+          <w:lang w:val="uk-UA"/>
+        </w:rPr>
+        <w:t>Abbildung</w:t>
+      </w:r>
+      <w:proofErr w:type="spellEnd"/>
+      <w:r>
+        <w:rPr>
+          <w:lang w:val="uk-UA"/>
+        </w:rPr>
+        <w:t xml:space="preserve"> 4.4 </w:t>
+      </w:r>
+      <w:proofErr w:type="spellStart"/>
+      <w:r>
+        <w:rPr>
+          <w:lang w:val="uk-UA"/>
+        </w:rPr>
+        <w:t>dargestellt</w:t>
+      </w:r>
+      <w:proofErr w:type="spellEnd"/>
+      <w:r>
+        <w:rPr>
+          <w:lang w:val="uk-UA"/>
+        </w:rPr>
+        <w:t xml:space="preserve">, </w:t>
+      </w:r>
+      <w:proofErr w:type="spellStart"/>
+      <w:r>
+        <w:rPr>
+          <w:lang w:val="uk-UA"/>
+        </w:rPr>
+        <w:t>erhält</w:t>
+      </w:r>
+      <w:proofErr w:type="spellEnd"/>
+      <w:r>
+        <w:rPr>
+          <w:lang w:val="uk-UA"/>
+        </w:rPr>
+        <w:t xml:space="preserve"> </w:t>
+      </w:r>
+      <w:proofErr w:type="spellStart"/>
+      <w:r>
+        <w:rPr>
+          <w:lang w:val="uk-UA"/>
+        </w:rPr>
+        <w:t>jede</w:t>
+      </w:r>
+      <w:proofErr w:type="spellEnd"/>
+      <w:r>
+        <w:rPr>
+          <w:lang w:val="uk-UA"/>
+        </w:rPr>
+        <w:t xml:space="preserve"> </w:t>
+      </w:r>
+      <w:proofErr w:type="spellStart"/>
+      <w:r>
+        <w:rPr>
+          <w:lang w:val="uk-UA"/>
+        </w:rPr>
+        <w:t>Showcase</w:t>
+      </w:r>
+      <w:proofErr w:type="spellEnd"/>
+      <w:r>
+        <w:rPr>
+          <w:lang w:val="en-US"/>
+        </w:rPr>
+        <w:t xml:space="preserve"> </w:t>
+      </w:r>
+      <w:proofErr w:type="spellStart"/>
+      <w:r>
+        <w:rPr>
+          <w:lang w:val="en-US"/>
+        </w:rPr>
+        <w:t>Anwendung</w:t>
+      </w:r>
+      <w:proofErr w:type="spellEnd"/>
+      <w:r>
+        <w:rPr>
+          <w:lang w:val="uk-UA"/>
+        </w:rPr>
+        <w:t xml:space="preserve"> </w:t>
+      </w:r>
+      <w:proofErr w:type="spellStart"/>
+      <w:r>
+        <w:rPr>
+          <w:lang w:val="uk-UA"/>
+        </w:rPr>
+        <w:t>eine</w:t>
+      </w:r>
+      <w:proofErr w:type="spellEnd"/>
+      <w:r>
+        <w:rPr>
+          <w:lang w:val="uk-UA"/>
+        </w:rPr>
+        <w:t xml:space="preserve"> </w:t>
+      </w:r>
+      <w:proofErr w:type="spellStart"/>
+      <w:r>
+        <w:rPr>
+          <w:lang w:val="uk-UA"/>
+        </w:rPr>
+        <w:t>eigene</w:t>
+      </w:r>
+      <w:proofErr w:type="spellEnd"/>
+      <w:r>
+        <w:rPr>
+          <w:lang w:val="uk-UA"/>
+        </w:rPr>
+        <w:t xml:space="preserve"> </w:t>
+      </w:r>
+      <w:proofErr w:type="spellStart"/>
+      <w:r>
+        <w:rPr>
+          <w:lang w:val="uk-UA"/>
+        </w:rPr>
+        <w:t>konkrete</w:t>
+      </w:r>
+      <w:proofErr w:type="spellEnd"/>
+      <w:r>
+        <w:rPr>
+          <w:lang w:val="uk-UA"/>
+        </w:rPr>
+        <w:t xml:space="preserve"> </w:t>
+      </w:r>
+      <w:proofErr w:type="spellStart"/>
+      <w:r>
+        <w:rPr>
+          <w:lang w:val="uk-UA"/>
+        </w:rPr>
+        <w:t>Fabrik</w:t>
+      </w:r>
+      <w:proofErr w:type="spellEnd"/>
+      <w:r>
+        <w:rPr>
+          <w:lang w:val="uk-UA"/>
+        </w:rPr>
+        <w:t xml:space="preserve">, </w:t>
+      </w:r>
+      <w:proofErr w:type="spellStart"/>
+      <w:r>
+        <w:rPr>
+          <w:lang w:val="uk-UA"/>
+        </w:rPr>
+        <w:t>welche</w:t>
+      </w:r>
+      <w:proofErr w:type="spellEnd"/>
+      <w:r>
+        <w:rPr>
+          <w:lang w:val="uk-UA"/>
+        </w:rPr>
+        <w:t xml:space="preserve"> </w:t>
+      </w:r>
+      <w:proofErr w:type="spellStart"/>
+      <w:r>
+        <w:rPr>
+          <w:lang w:val="uk-UA"/>
+        </w:rPr>
+        <w:t>das</w:t>
+      </w:r>
+      <w:proofErr w:type="spellEnd"/>
+      <w:r>
+        <w:rPr>
+          <w:lang w:val="uk-UA"/>
+        </w:rPr>
+        <w:t xml:space="preserve"> </w:t>
+      </w:r>
+      <w:proofErr w:type="spellStart"/>
+      <w:r>
+        <w:rPr>
+          <w:lang w:val="uk-UA"/>
+        </w:rPr>
+        <w:t>Deck</w:t>
+      </w:r>
+      <w:proofErr w:type="spellEnd"/>
+      <w:r>
+        <w:rPr>
+          <w:lang w:val="uk-UA"/>
+        </w:rPr>
+        <w:t xml:space="preserve"> </w:t>
+      </w:r>
+      <w:proofErr w:type="spellStart"/>
+      <w:r>
+        <w:rPr>
+          <w:lang w:val="uk-UA"/>
+        </w:rPr>
+        <w:t>für</w:t>
+      </w:r>
+      <w:proofErr w:type="spellEnd"/>
+      <w:r>
+        <w:rPr>
+          <w:lang w:val="uk-UA"/>
+        </w:rPr>
+        <w:t xml:space="preserve"> </w:t>
+      </w:r>
+      <w:proofErr w:type="spellStart"/>
+      <w:r>
+        <w:rPr>
+          <w:lang w:val="uk-UA"/>
+        </w:rPr>
+        <w:t>das</w:t>
+      </w:r>
+      <w:proofErr w:type="spellEnd"/>
+      <w:r>
+        <w:rPr>
+          <w:lang w:val="uk-UA"/>
+        </w:rPr>
+        <w:t xml:space="preserve"> </w:t>
+      </w:r>
+      <w:proofErr w:type="spellStart"/>
+      <w:r>
+        <w:rPr>
+          <w:lang w:val="uk-UA"/>
+        </w:rPr>
+        <w:t>jeweilige</w:t>
+      </w:r>
+      <w:proofErr w:type="spellEnd"/>
+      <w:r>
+        <w:rPr>
+          <w:lang w:val="uk-UA"/>
+        </w:rPr>
+        <w:t xml:space="preserve"> </w:t>
+      </w:r>
+      <w:proofErr w:type="spellStart"/>
+      <w:r>
+        <w:rPr>
+          <w:lang w:val="uk-UA"/>
+        </w:rPr>
+        <w:t>Spiel</w:t>
+      </w:r>
+      <w:proofErr w:type="spellEnd"/>
+      <w:r>
+        <w:rPr>
+          <w:lang w:val="uk-UA"/>
+        </w:rPr>
+        <w:t xml:space="preserve"> </w:t>
+      </w:r>
+      <w:proofErr w:type="spellStart"/>
+      <w:r>
+        <w:rPr>
+          <w:lang w:val="uk-UA"/>
+        </w:rPr>
+        <w:t>erzeugt</w:t>
+      </w:r>
+      <w:proofErr w:type="spellEnd"/>
+      <w:r>
+        <w:rPr>
+          <w:lang w:val="uk-UA"/>
+        </w:rPr>
+        <w:t xml:space="preserve">. </w:t>
+      </w:r>
+      <w:proofErr w:type="spellStart"/>
+      <w:r>
+        <w:rPr>
+          <w:lang w:val="uk-UA"/>
+        </w:rPr>
+        <w:t>Dies</w:t>
+      </w:r>
+      <w:proofErr w:type="spellEnd"/>
+      <w:r>
+        <w:rPr>
+          <w:lang w:val="uk-UA"/>
+        </w:rPr>
+        <w:t xml:space="preserve"> </w:t>
+      </w:r>
+      <w:proofErr w:type="spellStart"/>
+      <w:r>
+        <w:rPr>
+          <w:lang w:val="uk-UA"/>
+        </w:rPr>
+        <w:t>erlaubt</w:t>
+      </w:r>
+      <w:proofErr w:type="spellEnd"/>
+      <w:r>
+        <w:rPr>
+          <w:lang w:val="uk-UA"/>
+        </w:rPr>
+        <w:t xml:space="preserve"> </w:t>
+      </w:r>
+      <w:proofErr w:type="spellStart"/>
+      <w:r>
+        <w:rPr>
+          <w:lang w:val="uk-UA"/>
+        </w:rPr>
+        <w:t>es</w:t>
+      </w:r>
+      <w:proofErr w:type="spellEnd"/>
+      <w:r>
+        <w:rPr>
+          <w:lang w:val="uk-UA"/>
+        </w:rPr>
+        <w:t xml:space="preserve"> </w:t>
+      </w:r>
+      <w:proofErr w:type="spellStart"/>
+      <w:r>
+        <w:rPr>
+          <w:lang w:val="uk-UA"/>
+        </w:rPr>
+        <w:t>beispielsweise</w:t>
+      </w:r>
+      <w:proofErr w:type="spellEnd"/>
+      <w:r>
+        <w:rPr>
+          <w:lang w:val="uk-UA"/>
+        </w:rPr>
+        <w:t xml:space="preserve">, </w:t>
+      </w:r>
+      <w:proofErr w:type="spellStart"/>
+      <w:r>
+        <w:rPr>
+          <w:lang w:val="uk-UA"/>
+        </w:rPr>
+        <w:t>für</w:t>
+      </w:r>
+      <w:proofErr w:type="spellEnd"/>
+      <w:r>
+        <w:rPr>
+          <w:lang w:val="uk-UA"/>
+        </w:rPr>
+        <w:t xml:space="preserve"> </w:t>
+      </w:r>
+      <w:proofErr w:type="spellStart"/>
+      <w:r>
+        <w:rPr>
+          <w:lang w:val="uk-UA"/>
+        </w:rPr>
+        <w:t>den</w:t>
+      </w:r>
+      <w:proofErr w:type="spellEnd"/>
+      <w:r>
+        <w:rPr>
+          <w:lang w:val="uk-UA"/>
+        </w:rPr>
+        <w:t xml:space="preserve"> </w:t>
+      </w:r>
+      <w:proofErr w:type="spellStart"/>
+      <w:r>
+        <w:rPr>
+          <w:lang w:val="uk-UA"/>
+        </w:rPr>
+        <w:t>Durak-Showcase</w:t>
+      </w:r>
+      <w:proofErr w:type="spellEnd"/>
+      <w:r>
+        <w:rPr>
+          <w:lang w:val="uk-UA"/>
+        </w:rPr>
+        <w:t xml:space="preserve"> </w:t>
+      </w:r>
+      <w:proofErr w:type="spellStart"/>
+      <w:r>
+        <w:rPr>
+          <w:lang w:val="uk-UA"/>
+        </w:rPr>
+        <w:t>ein</w:t>
+      </w:r>
+      <w:proofErr w:type="spellEnd"/>
+      <w:r>
+        <w:rPr>
+          <w:lang w:val="uk-UA"/>
+        </w:rPr>
+        <w:t xml:space="preserve"> </w:t>
+      </w:r>
+      <w:proofErr w:type="spellStart"/>
+      <w:r>
+        <w:rPr>
+          <w:lang w:val="uk-UA"/>
+        </w:rPr>
+        <w:t>Deck</w:t>
+      </w:r>
+      <w:proofErr w:type="spellEnd"/>
+      <w:r>
+        <w:rPr>
+          <w:lang w:val="uk-UA"/>
+        </w:rPr>
+        <w:t xml:space="preserve"> </w:t>
+      </w:r>
+      <w:proofErr w:type="spellStart"/>
+      <w:r>
+        <w:rPr>
+          <w:lang w:val="uk-UA"/>
+        </w:rPr>
+        <w:t>mit</w:t>
+      </w:r>
+      <w:proofErr w:type="spellEnd"/>
+      <w:r>
+        <w:rPr>
+          <w:lang w:val="uk-UA"/>
+        </w:rPr>
+        <w:t xml:space="preserve"> 36 </w:t>
+      </w:r>
+      <w:proofErr w:type="spellStart"/>
+      <w:r>
+        <w:rPr>
+          <w:lang w:val="uk-UA"/>
+        </w:rPr>
+        <w:t>Karten</w:t>
+      </w:r>
+      <w:proofErr w:type="spellEnd"/>
+      <w:r>
+        <w:rPr>
+          <w:lang w:val="uk-UA"/>
+        </w:rPr>
+        <w:t xml:space="preserve"> </w:t>
+      </w:r>
+      <w:proofErr w:type="spellStart"/>
+      <w:r>
+        <w:rPr>
+          <w:lang w:val="uk-UA"/>
+        </w:rPr>
+        <w:t>sowie</w:t>
+      </w:r>
+      <w:proofErr w:type="spellEnd"/>
+      <w:r>
+        <w:rPr>
+          <w:lang w:val="uk-UA"/>
+        </w:rPr>
+        <w:t xml:space="preserve"> </w:t>
+      </w:r>
+      <w:proofErr w:type="spellStart"/>
+      <w:r>
+        <w:rPr>
+          <w:lang w:val="uk-UA"/>
+        </w:rPr>
+        <w:t>einer</w:t>
+      </w:r>
+      <w:proofErr w:type="spellEnd"/>
+      <w:r>
+        <w:rPr>
+          <w:lang w:val="uk-UA"/>
+        </w:rPr>
+        <w:t xml:space="preserve"> </w:t>
+      </w:r>
+      <w:proofErr w:type="spellStart"/>
+      <w:r>
+        <w:rPr>
+          <w:lang w:val="uk-UA"/>
+        </w:rPr>
+        <w:t>festgelegten</w:t>
+      </w:r>
+      <w:proofErr w:type="spellEnd"/>
+      <w:r>
+        <w:rPr>
+          <w:lang w:val="uk-UA"/>
+        </w:rPr>
+        <w:t xml:space="preserve"> </w:t>
+      </w:r>
+      <w:proofErr w:type="spellStart"/>
+      <w:r>
+        <w:rPr>
+          <w:lang w:val="uk-UA"/>
+        </w:rPr>
+        <w:t>Trumpf</w:t>
+      </w:r>
+      <w:proofErr w:type="spellEnd"/>
+      <w:r>
+        <w:rPr>
+          <w:lang w:val="en-US"/>
+        </w:rPr>
+        <w:t>Suit</w:t>
+      </w:r>
+      <w:r>
+        <w:rPr>
+          <w:lang w:val="uk-UA"/>
+        </w:rPr>
+        <w:t xml:space="preserve"> </w:t>
+      </w:r>
+      <w:proofErr w:type="spellStart"/>
+      <w:r>
+        <w:rPr>
+          <w:lang w:val="uk-UA"/>
+        </w:rPr>
+        <w:t>zu</w:t>
+      </w:r>
+      <w:proofErr w:type="spellEnd"/>
+      <w:r>
+        <w:rPr>
+          <w:lang w:val="uk-UA"/>
+        </w:rPr>
+        <w:t xml:space="preserve"> </w:t>
+      </w:r>
+      <w:proofErr w:type="spellStart"/>
+      <w:r>
+        <w:rPr>
+          <w:lang w:val="uk-UA"/>
+        </w:rPr>
+        <w:t>erstellen</w:t>
+      </w:r>
+      <w:proofErr w:type="spellEnd"/>
+      <w:r>
+        <w:rPr>
+          <w:lang w:val="uk-UA"/>
+        </w:rPr>
+        <w:t xml:space="preserve">, </w:t>
+      </w:r>
+      <w:proofErr w:type="spellStart"/>
+      <w:r>
+        <w:rPr>
+          <w:lang w:val="uk-UA"/>
+        </w:rPr>
+        <w:t>während</w:t>
+      </w:r>
+      <w:proofErr w:type="spellEnd"/>
+      <w:r>
+        <w:rPr>
+          <w:lang w:val="uk-UA"/>
+        </w:rPr>
+        <w:t xml:space="preserve"> </w:t>
+      </w:r>
+      <w:proofErr w:type="spellStart"/>
+      <w:r>
+        <w:rPr>
+          <w:lang w:val="uk-UA"/>
+        </w:rPr>
+        <w:t>für</w:t>
+      </w:r>
+      <w:proofErr w:type="spellEnd"/>
+      <w:r>
+        <w:rPr>
+          <w:lang w:val="uk-UA"/>
+        </w:rPr>
+        <w:t xml:space="preserve"> </w:t>
+      </w:r>
+      <w:proofErr w:type="spellStart"/>
+      <w:r>
+        <w:rPr>
+          <w:lang w:val="uk-UA"/>
+        </w:rPr>
+        <w:t>andere</w:t>
+      </w:r>
+      <w:proofErr w:type="spellEnd"/>
+      <w:r>
+        <w:rPr>
+          <w:lang w:val="uk-UA"/>
+        </w:rPr>
+        <w:t xml:space="preserve"> </w:t>
+      </w:r>
+      <w:proofErr w:type="spellStart"/>
+      <w:r>
+        <w:rPr>
+          <w:lang w:val="uk-UA"/>
+        </w:rPr>
+        <w:t>Spielvarianten</w:t>
+      </w:r>
+      <w:proofErr w:type="spellEnd"/>
+      <w:r>
+        <w:rPr>
+          <w:lang w:val="uk-UA"/>
+        </w:rPr>
+        <w:t xml:space="preserve"> </w:t>
+      </w:r>
+      <w:proofErr w:type="spellStart"/>
+      <w:r>
+        <w:rPr>
+          <w:lang w:val="uk-UA"/>
+        </w:rPr>
+        <w:t>Decks</w:t>
+      </w:r>
+      <w:proofErr w:type="spellEnd"/>
+      <w:r>
+        <w:rPr>
+          <w:lang w:val="uk-UA"/>
+        </w:rPr>
+        <w:t xml:space="preserve"> </w:t>
+      </w:r>
+      <w:proofErr w:type="spellStart"/>
+      <w:r>
+        <w:rPr>
+          <w:lang w:val="uk-UA"/>
+        </w:rPr>
+        <w:t>mit</w:t>
+      </w:r>
+      <w:proofErr w:type="spellEnd"/>
+      <w:r>
+        <w:rPr>
+          <w:lang w:val="uk-UA"/>
+        </w:rPr>
+        <w:t xml:space="preserve"> 32 </w:t>
+      </w:r>
+      <w:proofErr w:type="spellStart"/>
+      <w:r>
+        <w:rPr>
+          <w:lang w:val="uk-UA"/>
+        </w:rPr>
+        <w:t>oder</w:t>
+      </w:r>
+      <w:proofErr w:type="spellEnd"/>
+      <w:r>
+        <w:rPr>
+          <w:lang w:val="uk-UA"/>
+        </w:rPr>
+        <w:t xml:space="preserve"> 52 </w:t>
+      </w:r>
+      <w:proofErr w:type="spellStart"/>
+      <w:r>
+        <w:rPr>
+          <w:lang w:val="uk-UA"/>
+        </w:rPr>
+        <w:t>Karten</w:t>
+      </w:r>
+      <w:proofErr w:type="spellEnd"/>
+      <w:r>
+        <w:rPr>
+          <w:lang w:val="uk-UA"/>
+        </w:rPr>
+        <w:t xml:space="preserve"> </w:t>
+      </w:r>
+      <w:proofErr w:type="spellStart"/>
+      <w:r>
+        <w:rPr>
+          <w:lang w:val="uk-UA"/>
+        </w:rPr>
+        <w:t>generiert</w:t>
+      </w:r>
+      <w:proofErr w:type="spellEnd"/>
+      <w:r>
+        <w:rPr>
+          <w:lang w:val="uk-UA"/>
+        </w:rPr>
+        <w:t xml:space="preserve"> </w:t>
+      </w:r>
+      <w:proofErr w:type="spellStart"/>
+      <w:r>
+        <w:rPr>
+          <w:lang w:val="uk-UA"/>
+        </w:rPr>
+        <w:t>werden</w:t>
+      </w:r>
+      <w:proofErr w:type="spellEnd"/>
+      <w:r>
+        <w:rPr>
+          <w:lang w:val="uk-UA"/>
+        </w:rPr>
+        <w:t xml:space="preserve"> </w:t>
+      </w:r>
+      <w:proofErr w:type="spellStart"/>
+      <w:r>
+        <w:rPr>
+          <w:lang w:val="uk-UA"/>
+        </w:rPr>
+        <w:t>können</w:t>
+      </w:r>
+      <w:proofErr w:type="spellEnd"/>
+      <w:r>
+        <w:rPr>
+          <w:lang w:val="uk-UA"/>
+        </w:rPr>
+        <w:t>.</w:t>
+      </w:r>
+    </w:p>
+    <w:p>
+      <w:pPr>
+        <w:rPr>
+          <w:lang w:val="en-US"/>
+        </w:rPr>
+      </w:pPr>
+      <w:proofErr w:type="spellStart"/>
+      <w:r>
+        <w:rPr>
+          <w:lang w:val="en-US"/>
+        </w:rPr>
+        <w:t>Hierbei</w:t>
+      </w:r>
+      <w:proofErr w:type="spellEnd"/>
+      <w:r>
+        <w:rPr>
+          <w:lang w:val="en-US"/>
+        </w:rPr>
+        <w:t xml:space="preserve"> </w:t>
+      </w:r>
+      <w:proofErr w:type="spellStart"/>
+      <w:r>
+        <w:rPr>
+          <w:lang w:val="en-US"/>
+        </w:rPr>
+        <w:t>nimmt</w:t>
+      </w:r>
+      <w:proofErr w:type="spellEnd"/>
+      <w:r>
+        <w:rPr>
+          <w:lang w:val="en-US"/>
+        </w:rPr>
+        <w:t xml:space="preserve"> Deck die Rolle </w:t>
+      </w:r>
+      <w:proofErr w:type="spellStart"/>
+      <w:r>
+        <w:rPr>
+          <w:lang w:val="en-US"/>
+        </w:rPr>
+        <w:t>einer</w:t>
+      </w:r>
+      <w:proofErr w:type="spellEnd"/>
+      <w:r>
+        <w:rPr>
+          <w:lang w:val="en-US"/>
+        </w:rPr>
+        <w:t xml:space="preserve"> </w:t>
+      </w:r>
+      <w:proofErr w:type="spellStart"/>
+      <w:r>
+        <w:rPr>
+          <w:lang w:val="en-US"/>
+        </w:rPr>
+        <w:t>reinen</w:t>
+      </w:r>
+      <w:proofErr w:type="spellEnd"/>
+      <w:r>
+        <w:rPr>
+          <w:lang w:val="en-US"/>
+        </w:rPr>
+        <w:t xml:space="preserve"> </w:t>
+      </w:r>
+      <w:r>
+        <w:rPr>
+          <w:lang w:val="en-US"/>
+        </w:rPr>
+        <w:t>Interface</w:t>
+      </w:r>
+      <w:r>
+        <w:rPr>
+          <w:lang w:val="en-US"/>
+        </w:rPr>
+        <w:t xml:space="preserve"> </w:t>
+      </w:r>
+      <w:proofErr w:type="spellStart"/>
+      <w:r>
+        <w:rPr>
+          <w:lang w:val="en-US"/>
+        </w:rPr>
+        <w:t>ein</w:t>
+      </w:r>
+      <w:proofErr w:type="spellEnd"/>
+      <w:r>
+        <w:rPr>
+          <w:lang w:val="en-US"/>
+        </w:rPr>
+        <w:t xml:space="preserve">. Eine </w:t>
+      </w:r>
+      <w:proofErr w:type="spellStart"/>
+      <w:r>
+        <w:rPr>
+          <w:lang w:val="en-US"/>
+        </w:rPr>
+        <w:t>denkbare</w:t>
+      </w:r>
+      <w:proofErr w:type="spellEnd"/>
+      <w:r>
+        <w:rPr>
+          <w:lang w:val="en-US"/>
+        </w:rPr>
+        <w:t xml:space="preserve"> Alternative </w:t>
+      </w:r>
+      <w:proofErr w:type="spellStart"/>
+      <w:r>
+        <w:rPr>
+          <w:lang w:val="en-US"/>
+        </w:rPr>
+        <w:t>hätte</w:t>
+      </w:r>
+      <w:proofErr w:type="spellEnd"/>
+      <w:r>
+        <w:rPr>
+          <w:lang w:val="en-US"/>
+        </w:rPr>
+        <w:t xml:space="preserve"> </w:t>
+      </w:r>
+      <w:proofErr w:type="spellStart"/>
+      <w:r>
+        <w:rPr>
+          <w:lang w:val="en-US"/>
+        </w:rPr>
+        <w:t>darin</w:t>
+      </w:r>
+      <w:proofErr w:type="spellEnd"/>
+      <w:r>
+        <w:rPr>
+          <w:lang w:val="en-US"/>
+        </w:rPr>
+        <w:t xml:space="preserve"> </w:t>
+      </w:r>
+      <w:proofErr w:type="spellStart"/>
+      <w:r>
+        <w:rPr>
+          <w:lang w:val="en-US"/>
+        </w:rPr>
+        <w:t>bestanden</w:t>
+      </w:r>
+      <w:proofErr w:type="spellEnd"/>
+      <w:r>
+        <w:rPr>
+          <w:lang w:val="en-US"/>
+        </w:rPr>
+        <w:t xml:space="preserve">, Deck </w:t>
+      </w:r>
+      <w:proofErr w:type="spellStart"/>
+      <w:r>
+        <w:rPr>
+          <w:lang w:val="en-US"/>
+        </w:rPr>
+        <w:t>als</w:t>
+      </w:r>
+      <w:proofErr w:type="spellEnd"/>
+      <w:r>
+        <w:rPr>
+          <w:lang w:val="en-US"/>
+        </w:rPr>
+        <w:t xml:space="preserve"> </w:t>
+      </w:r>
+      <w:proofErr w:type="spellStart"/>
+      <w:r>
+        <w:rPr>
+          <w:lang w:val="en-US"/>
+        </w:rPr>
+        <w:t>abstrakte</w:t>
+      </w:r>
+      <w:proofErr w:type="spellEnd"/>
+      <w:r>
+        <w:rPr>
+          <w:lang w:val="en-US"/>
+        </w:rPr>
+        <w:t xml:space="preserve"> Klasse </w:t>
+      </w:r>
+      <w:proofErr w:type="spellStart"/>
+      <w:r>
+        <w:rPr>
+          <w:lang w:val="en-US"/>
+        </w:rPr>
+        <w:t>zu</w:t>
+      </w:r>
+      <w:proofErr w:type="spellEnd"/>
+      <w:r>
+        <w:rPr>
+          <w:lang w:val="en-US"/>
+        </w:rPr>
+        <w:t xml:space="preserve"> gestalten, </w:t>
+      </w:r>
+      <w:proofErr w:type="spellStart"/>
+      <w:r>
+        <w:rPr>
+          <w:lang w:val="en-US"/>
+        </w:rPr>
+        <w:t>welche</w:t>
+      </w:r>
+      <w:proofErr w:type="spellEnd"/>
+      <w:r>
+        <w:rPr>
+          <w:lang w:val="en-US"/>
+        </w:rPr>
+        <w:t xml:space="preserve"> von </w:t>
+      </w:r>
+      <w:proofErr w:type="spellStart"/>
+      <w:r>
+        <w:rPr>
+          <w:lang w:val="en-US"/>
+        </w:rPr>
+        <w:t>CardCollection</w:t>
+      </w:r>
+      <w:proofErr w:type="spellEnd"/>
+      <w:r>
+        <w:rPr>
+          <w:lang w:val="en-US"/>
+        </w:rPr>
+        <w:t xml:space="preserve"> </w:t>
+      </w:r>
+      <w:proofErr w:type="spellStart"/>
+      <w:r>
+        <w:rPr>
+          <w:lang w:val="en-US"/>
+        </w:rPr>
+        <w:t>erbt</w:t>
+      </w:r>
+      <w:proofErr w:type="spellEnd"/>
+      <w:r>
+        <w:rPr>
+          <w:lang w:val="en-US"/>
+        </w:rPr>
+        <w:t xml:space="preserve">. Dies </w:t>
+      </w:r>
+      <w:proofErr w:type="spellStart"/>
+      <w:r>
+        <w:rPr>
+          <w:lang w:val="en-US"/>
+        </w:rPr>
+        <w:t>hätte</w:t>
+      </w:r>
+      <w:proofErr w:type="spellEnd"/>
+      <w:r>
+        <w:rPr>
+          <w:lang w:val="en-US"/>
+        </w:rPr>
+        <w:t xml:space="preserve"> </w:t>
+      </w:r>
+      <w:proofErr w:type="spellStart"/>
+      <w:r>
+        <w:rPr>
+          <w:lang w:val="en-US"/>
+        </w:rPr>
+        <w:t>jedoch</w:t>
+      </w:r>
+      <w:proofErr w:type="spellEnd"/>
+      <w:r>
+        <w:rPr>
+          <w:lang w:val="en-US"/>
+        </w:rPr>
+        <w:t xml:space="preserve"> </w:t>
+      </w:r>
+      <w:proofErr w:type="spellStart"/>
+      <w:r>
+        <w:rPr>
+          <w:lang w:val="en-US"/>
+        </w:rPr>
+        <w:t>zu</w:t>
+      </w:r>
+      <w:proofErr w:type="spellEnd"/>
+      <w:r>
+        <w:rPr>
+          <w:lang w:val="en-US"/>
+        </w:rPr>
+        <w:t xml:space="preserve"> </w:t>
+      </w:r>
+      <w:proofErr w:type="spellStart"/>
+      <w:r>
+        <w:rPr>
+          <w:lang w:val="en-US"/>
+        </w:rPr>
+        <w:t>einer</w:t>
+      </w:r>
+      <w:proofErr w:type="spellEnd"/>
+      <w:r>
+        <w:rPr>
+          <w:lang w:val="en-US"/>
+        </w:rPr>
+        <w:t xml:space="preserve"> </w:t>
+      </w:r>
+      <w:proofErr w:type="spellStart"/>
+      <w:r>
+        <w:rPr>
+          <w:lang w:val="en-US"/>
+        </w:rPr>
+        <w:t>tiefen</w:t>
+      </w:r>
+      <w:proofErr w:type="spellEnd"/>
+      <w:r>
+        <w:rPr>
+          <w:lang w:val="en-US"/>
+        </w:rPr>
+        <w:t xml:space="preserve">, </w:t>
+      </w:r>
+      <w:proofErr w:type="spellStart"/>
+      <w:r>
+        <w:rPr>
+          <w:lang w:val="en-US"/>
+        </w:rPr>
+        <w:t>mehrstufigen</w:t>
+      </w:r>
+      <w:proofErr w:type="spellEnd"/>
+      <w:r>
+        <w:rPr>
+          <w:lang w:val="en-US"/>
+        </w:rPr>
+        <w:t xml:space="preserve"> </w:t>
+      </w:r>
+      <w:proofErr w:type="spellStart"/>
+      <w:r>
+        <w:rPr>
+          <w:lang w:val="en-US"/>
+        </w:rPr>
+        <w:t>Vererbungshierarchie</w:t>
+      </w:r>
+      <w:proofErr w:type="spellEnd"/>
+      <w:r>
+        <w:rPr>
+          <w:lang w:val="en-US"/>
+        </w:rPr>
+        <w:t xml:space="preserve"> </w:t>
+      </w:r>
+      <w:proofErr w:type="spellStart"/>
+      <w:r>
+        <w:rPr>
+          <w:lang w:val="en-US"/>
+        </w:rPr>
+        <w:t>geführt</w:t>
+      </w:r>
+      <w:proofErr w:type="spellEnd"/>
+      <w:r>
+        <w:rPr>
+          <w:lang w:val="en-US"/>
+        </w:rPr>
+        <w:t xml:space="preserve">. Die </w:t>
+      </w:r>
+      <w:proofErr w:type="spellStart"/>
+      <w:r>
+        <w:rPr>
+          <w:lang w:val="en-US"/>
+        </w:rPr>
+        <w:t>Entscheidung</w:t>
+      </w:r>
+      <w:proofErr w:type="spellEnd"/>
+      <w:r>
+        <w:rPr>
+          <w:lang w:val="en-US"/>
+        </w:rPr>
+        <w:t xml:space="preserve"> für </w:t>
+      </w:r>
+      <w:proofErr w:type="spellStart"/>
+      <w:r>
+        <w:rPr>
+          <w:lang w:val="en-US"/>
+        </w:rPr>
+        <w:t>ein</w:t>
+      </w:r>
+      <w:proofErr w:type="spellEnd"/>
+      <w:r>
+        <w:rPr>
+          <w:lang w:val="en-US"/>
+        </w:rPr>
+        <w:t xml:space="preserve"> Interface </w:t>
+      </w:r>
+      <w:proofErr w:type="spellStart"/>
+      <w:r>
+        <w:rPr>
+          <w:lang w:val="en-US"/>
+        </w:rPr>
+        <w:t>bietet</w:t>
+      </w:r>
+      <w:proofErr w:type="spellEnd"/>
+      <w:r>
+        <w:rPr>
+          <w:lang w:val="en-US"/>
+        </w:rPr>
+        <w:t xml:space="preserve"> an </w:t>
+      </w:r>
+      <w:proofErr w:type="spellStart"/>
+      <w:r>
+        <w:rPr>
+          <w:lang w:val="en-US"/>
+        </w:rPr>
+        <w:t>dieser</w:t>
+      </w:r>
+      <w:proofErr w:type="spellEnd"/>
+      <w:r>
+        <w:rPr>
+          <w:lang w:val="en-US"/>
+        </w:rPr>
+        <w:t xml:space="preserve"> Stelle </w:t>
+      </w:r>
+      <w:proofErr w:type="spellStart"/>
+      <w:r>
+        <w:rPr>
+          <w:lang w:val="en-US"/>
+        </w:rPr>
+        <w:t>eine</w:t>
+      </w:r>
+      <w:proofErr w:type="spellEnd"/>
+      <w:r>
+        <w:rPr>
+          <w:lang w:val="en-US"/>
+        </w:rPr>
+        <w:t xml:space="preserve"> </w:t>
+      </w:r>
+      <w:proofErr w:type="spellStart"/>
+      <w:r>
+        <w:rPr>
+          <w:lang w:val="en-US"/>
+        </w:rPr>
+        <w:t>deutlich</w:t>
+      </w:r>
+      <w:proofErr w:type="spellEnd"/>
+      <w:r>
+        <w:rPr>
+          <w:lang w:val="en-US"/>
+        </w:rPr>
+        <w:t xml:space="preserve"> </w:t>
+      </w:r>
+      <w:proofErr w:type="spellStart"/>
+      <w:r>
+        <w:rPr>
+          <w:lang w:val="en-US"/>
+        </w:rPr>
+        <w:t>höhere</w:t>
+      </w:r>
+      <w:proofErr w:type="spellEnd"/>
+      <w:r>
+        <w:rPr>
+          <w:lang w:val="en-US"/>
+        </w:rPr>
+        <w:t xml:space="preserve"> </w:t>
+      </w:r>
+      <w:proofErr w:type="spellStart"/>
+      <w:r>
+        <w:rPr>
+          <w:lang w:val="en-US"/>
+        </w:rPr>
+        <w:t>Flexibilität</w:t>
+      </w:r>
+      <w:proofErr w:type="spellEnd"/>
+      <w:r>
+        <w:rPr>
+          <w:lang w:val="en-US"/>
+        </w:rPr>
+        <w:t xml:space="preserve"> und </w:t>
+      </w:r>
+      <w:proofErr w:type="spellStart"/>
+      <w:r>
+        <w:rPr>
+          <w:lang w:val="en-US"/>
+        </w:rPr>
+        <w:t>gewährleistet</w:t>
+      </w:r>
+      <w:proofErr w:type="spellEnd"/>
+      <w:r>
+        <w:rPr>
+          <w:lang w:val="en-US"/>
+        </w:rPr>
+        <w:t xml:space="preserve"> </w:t>
+      </w:r>
+      <w:proofErr w:type="spellStart"/>
+      <w:r>
+        <w:rPr>
+          <w:lang w:val="en-US"/>
+        </w:rPr>
+        <w:t>eine</w:t>
+      </w:r>
+      <w:proofErr w:type="spellEnd"/>
+      <w:r>
+        <w:rPr>
+          <w:lang w:val="en-US"/>
+        </w:rPr>
+        <w:t xml:space="preserve"> lose </w:t>
+      </w:r>
+      <w:proofErr w:type="spellStart"/>
+      <w:r>
+        <w:rPr>
+          <w:lang w:val="en-US"/>
+        </w:rPr>
+        <w:t>Kopplung</w:t>
+      </w:r>
+      <w:proofErr w:type="spellEnd"/>
+      <w:r>
+        <w:rPr>
+          <w:lang w:val="en-US"/>
+        </w:rPr>
+        <w:t xml:space="preserve"> </w:t>
+      </w:r>
+      <w:proofErr w:type="spellStart"/>
+      <w:r>
+        <w:rPr>
+          <w:lang w:val="en-US"/>
+        </w:rPr>
+        <w:t>zwischen</w:t>
+      </w:r>
+      <w:proofErr w:type="spellEnd"/>
+      <w:r>
+        <w:rPr>
+          <w:lang w:val="en-US"/>
+        </w:rPr>
+        <w:t xml:space="preserve"> den </w:t>
+      </w:r>
+      <w:proofErr w:type="spellStart"/>
+      <w:r>
+        <w:rPr>
+          <w:lang w:val="en-US"/>
+        </w:rPr>
+        <w:t>Komponenten</w:t>
+      </w:r>
+      <w:proofErr w:type="spellEnd"/>
+      <w:r>
+        <w:rPr>
+          <w:lang w:val="en-US"/>
+        </w:rPr>
+        <w:t xml:space="preserve"> des Frameworks. Eine </w:t>
+      </w:r>
+      <w:proofErr w:type="spellStart"/>
+      <w:r>
+        <w:rPr>
+          <w:lang w:val="en-US"/>
+        </w:rPr>
+        <w:t>vertiefte</w:t>
+      </w:r>
+      <w:proofErr w:type="spellEnd"/>
+      <w:r>
+        <w:rPr>
+          <w:lang w:val="en-US"/>
+        </w:rPr>
+        <w:t xml:space="preserve"> </w:t>
+      </w:r>
+      <w:proofErr w:type="spellStart"/>
+      <w:r>
+        <w:rPr>
+          <w:lang w:val="en-US"/>
+        </w:rPr>
+        <w:t>Betrachtung</w:t>
+      </w:r>
+      <w:proofErr w:type="spellEnd"/>
+      <w:r>
+        <w:rPr>
+          <w:lang w:val="en-US"/>
+        </w:rPr>
+        <w:t xml:space="preserve"> </w:t>
+      </w:r>
+      <w:proofErr w:type="spellStart"/>
+      <w:r>
+        <w:rPr>
+          <w:lang w:val="en-US"/>
+        </w:rPr>
+        <w:t>dieser</w:t>
+      </w:r>
+      <w:proofErr w:type="spellEnd"/>
+      <w:r>
+        <w:rPr>
+          <w:lang w:val="en-US"/>
+        </w:rPr>
+        <w:t xml:space="preserve"> </w:t>
+      </w:r>
+      <w:proofErr w:type="spellStart"/>
+      <w:r>
+        <w:rPr>
+          <w:lang w:val="en-US"/>
+        </w:rPr>
+        <w:t>Zusammenhänge</w:t>
+      </w:r>
+      <w:proofErr w:type="spellEnd"/>
+      <w:r>
+        <w:rPr>
+          <w:lang w:val="en-US"/>
+        </w:rPr>
+        <w:t xml:space="preserve"> </w:t>
+      </w:r>
+      <w:proofErr w:type="spellStart"/>
+      <w:r>
+        <w:rPr>
+          <w:lang w:val="en-US"/>
+        </w:rPr>
+        <w:t>erfolgt</w:t>
+      </w:r>
+      <w:proofErr w:type="spellEnd"/>
+      <w:r>
+        <w:rPr>
+          <w:lang w:val="en-US"/>
+        </w:rPr>
+        <w:t xml:space="preserve"> in </w:t>
+      </w:r>
+      <w:proofErr w:type="spellStart"/>
+      <w:r>
+        <w:rPr>
+          <w:lang w:val="en-US"/>
+        </w:rPr>
+        <w:t>Kapitel</w:t>
+      </w:r>
+      <w:proofErr w:type="spellEnd"/>
+      <w:r>
+        <w:rPr>
+          <w:lang w:val="en-US"/>
+        </w:rPr>
+        <w:t xml:space="preserve"> 4.5 </w:t>
+      </w:r>
+      <w:proofErr w:type="spellStart"/>
+      <w:r>
+        <w:rPr>
+          <w:lang w:val="en-US"/>
+        </w:rPr>
+        <w:t>Gesamt-Klassendiagramm</w:t>
+      </w:r>
+      <w:proofErr w:type="spellEnd"/>
+      <w:r>
+        <w:rPr>
+          <w:lang w:val="en-US"/>
+        </w:rPr>
+        <w:t>.</w:t>
+      </w:r>
+    </w:p>
+    <w:p>
+      <w:r>
+        <w:rPr>
+          <w:noProof/>
+        </w:rPr>
+        <w:lastRenderedPageBreak/>
+        <w:drawing>
+          <wp:inline distT="0" distB="0" distL="0" distR="0" wp14:anchorId="70102CF1" wp14:editId="63C2EDFA">
+            <wp:extent cx="5760085" cy="4498340"/>
+            <wp:effectExtent l="0" t="0" r="5715" b="0"/>
+            <wp:docPr id="1159989465" name="Picture 7"/>
+            <wp:cNvGraphicFramePr>
+              <a:graphicFrameLocks xmlns:a="http://schemas.openxmlformats.org/drawingml/2006/main" noChangeAspect="1"/>
+            </wp:cNvGraphicFramePr>
+            <a:graphic xmlns:a="http://schemas.openxmlformats.org/drawingml/2006/main">
+              <a:graphicData uri="http://schemas.openxmlformats.org/drawingml/2006/picture">
+                <pic:pic xmlns:pic="http://schemas.openxmlformats.org/drawingml/2006/picture">
+                  <pic:nvPicPr>
+                    <pic:cNvPr id="1159989465" name="Picture 1159989465"/>
+                    <pic:cNvPicPr/>
+                  </pic:nvPicPr>
+                  <pic:blipFill>
+                    <a:blip r:embed="rId18" cstate="print">
+                      <a:extLst>
+                        <a:ext uri="{28A0092B-C50C-407E-A947-70E740481C1C}">
+                          <a14:useLocalDpi xmlns:a14="http://schemas.microsoft.com/office/drawing/2010/main" val="0"/>
+                        </a:ext>
+                      </a:extLst>
+                    </a:blip>
+                    <a:stretch>
+                      <a:fillRect/>
+                    </a:stretch>
+                  </pic:blipFill>
+                  <pic:spPr>
+                    <a:xfrm>
+                      <a:off x="0" y="0"/>
+                      <a:ext cx="5760085" cy="4498340"/>
+                    </a:xfrm>
+                    <a:prstGeom prst="rect">
+                      <a:avLst/>
+                    </a:prstGeom>
+                  </pic:spPr>
+                </pic:pic>
+              </a:graphicData>
+            </a:graphic>
+          </wp:inline>
+        </w:drawing>
+      </w:r>
+    </w:p>
+    <w:p>
+      <w:pPr>
+        <w:pStyle w:val="Caption"/>
+        <w:jc w:val="center"/>
+        <w:rPr>
+          <w:sz w:val="24"/>
+          <w:lang w:val="en-US"/>
+        </w:rPr>
+      </w:pPr>
+      <w:r>
+        <w:rPr>
+          <w:sz w:val="24"/>
+        </w:rPr>
+        <w:t xml:space="preserve">Abbildung </w:t>
+      </w:r>
+      <w:r>
+        <w:rPr>
+          <w:sz w:val="24"/>
+          <w:lang w:val="en-US"/>
+        </w:rPr>
+        <w:t>4.</w:t>
+      </w:r>
+      <w:r>
+        <w:rPr>
+          <w:sz w:val="24"/>
+          <w:lang w:val="en-US"/>
+        </w:rPr>
+        <w:t>4</w:t>
+      </w:r>
+      <w:r>
+        <w:rPr>
+          <w:sz w:val="24"/>
+        </w:rPr>
+        <w:t xml:space="preserve">: </w:t>
+      </w:r>
+      <w:r>
+        <w:rPr>
+          <w:sz w:val="24"/>
+          <w:lang w:val="en-US"/>
+        </w:rPr>
+        <w:t>Factory Pattern</w:t>
+      </w:r>
+    </w:p>
+    <w:p/>
+    <w:p>
+      <w:pPr>
+        <w:pStyle w:val="Heading2"/>
+        <w:numPr>
+          <w:ilvl w:val="1"/>
+          <w:numId w:val="2"/>
+        </w:numPr>
+      </w:pPr>
+      <w:proofErr w:type="spellStart"/>
+      <w:r>
+        <w:t>Strategy</w:t>
+      </w:r>
+      <w:proofErr w:type="spellEnd"/>
+      <w:r>
+        <w:t xml:space="preserve"> Pattern (Sieg)</w:t>
+      </w:r>
+    </w:p>
+    <w:p>
+      <w:pPr>
+        <w:pStyle w:val="Heading2"/>
+        <w:numPr>
+          <w:ilvl w:val="1"/>
+          <w:numId w:val="2"/>
+        </w:numPr>
+      </w:pPr>
+      <w:r>
+        <w:t>Gesamt-Klassendiagramm</w:t>
+      </w:r>
+    </w:p>
+    <w:p>
+      <w:pPr>
+        <w:pStyle w:val="ListParagraph"/>
+      </w:pPr>
+    </w:p>
+    <w:p>
+      <w:pPr>
         <w:spacing w:line="280" w:lineRule="exact"/>
       </w:pPr>
     </w:p>
@@ -2431,7 +10181,7 @@
     </w:p>
     <w:p>
       <w:pPr>
-        <w:pStyle w:val="berschrift1"/>
+        <w:pStyle w:val="Heading1"/>
         <w:numPr>
           <w:ilvl w:val="0"/>
           <w:numId w:val="2"/>
@@ -2501,7 +10251,7 @@
     </w:p>
     <w:p>
       <w:pPr>
-        <w:pStyle w:val="berschrift1"/>
+        <w:pStyle w:val="Heading1"/>
         <w:numPr>
           <w:ilvl w:val="0"/>
           <w:numId w:val="2"/>
@@ -2574,7 +10324,7 @@
     </w:p>
     <w:p>
       <w:pPr>
-        <w:pStyle w:val="berschrift1"/>
+        <w:pStyle w:val="Heading1"/>
         <w:numPr>
           <w:ilvl w:val="0"/>
           <w:numId w:val="2"/>
@@ -2597,7 +10347,7 @@
     </w:p>
     <w:p>
       <w:pPr>
-        <w:pStyle w:val="berschrift2"/>
+        <w:pStyle w:val="Heading2"/>
       </w:pPr>
       <w:bookmarkStart w:id="11" w:name="_Toc43728413"/>
       <w:r>
@@ -2615,7 +10365,7 @@
     </w:p>
     <w:p>
       <w:pPr>
-        <w:pStyle w:val="berschrift2"/>
+        <w:pStyle w:val="Heading2"/>
       </w:pPr>
       <w:bookmarkStart w:id="12" w:name="_Toc43728414"/>
       <w:r>
@@ -2639,7 +10389,7 @@
     </w:p>
     <w:p>
       <w:pPr>
-        <w:pStyle w:val="berschrift2"/>
+        <w:pStyle w:val="Heading2"/>
       </w:pPr>
       <w:bookmarkStart w:id="13" w:name="_Toc43728415"/>
       <w:r>
@@ -2733,8 +10483,8 @@
         <w:spacing w:before="0" w:after="160" w:line="259" w:lineRule="auto"/>
         <w:jc w:val="left"/>
         <w:sectPr>
-          <w:headerReference w:type="default" r:id="rId13"/>
-          <w:headerReference w:type="first" r:id="rId14"/>
+          <w:headerReference w:type="default" r:id="rId19"/>
+          <w:headerReference w:type="first" r:id="rId20"/>
           <w:pgSz w:w="11906" w:h="16838"/>
           <w:pgMar w:top="1134" w:right="1134" w:bottom="1134" w:left="1701" w:header="709" w:footer="709" w:gutter="0"/>
           <w:pgNumType w:start="1"/>
@@ -2745,7 +10495,7 @@
     </w:p>
     <w:p>
       <w:pPr>
-        <w:pStyle w:val="berschrift1"/>
+        <w:pStyle w:val="Heading1"/>
         <w:numPr>
           <w:ilvl w:val="0"/>
           <w:numId w:val="9"/>
@@ -2793,7 +10543,7 @@
     </w:p>
     <w:tbl>
       <w:tblPr>
-        <w:tblStyle w:val="Tabellenraster"/>
+        <w:tblStyle w:val="TableGrid"/>
         <w:tblW w:w="0" w:type="auto"/>
         <w:tblLook w:val="04A0" w:firstRow="1" w:lastRow="0" w:firstColumn="1" w:lastColumn="0" w:noHBand="0" w:noVBand="1"/>
       </w:tblPr>
@@ -3112,7 +10862,7 @@
     </w:p>
     <w:p>
       <w:pPr>
-        <w:pStyle w:val="berschrift1"/>
+        <w:pStyle w:val="Heading1"/>
         <w:numPr>
           <w:ilvl w:val="0"/>
           <w:numId w:val="9"/>
@@ -3169,7 +10919,7 @@
     </w:p>
     <w:tbl>
       <w:tblPr>
-        <w:tblStyle w:val="Tabellenraster"/>
+        <w:tblStyle w:val="TableGrid"/>
         <w:tblW w:w="9067" w:type="dxa"/>
         <w:tblLook w:val="04A0" w:firstRow="1" w:lastRow="0" w:firstColumn="1" w:lastColumn="0" w:noHBand="0" w:noVBand="1"/>
       </w:tblPr>
@@ -3397,7 +11147,7 @@
     </w:p>
     <w:p>
       <w:pPr>
-        <w:pStyle w:val="berschrift1"/>
+        <w:pStyle w:val="Heading1"/>
         <w:numPr>
           <w:ilvl w:val="0"/>
           <w:numId w:val="9"/>
@@ -3425,7 +11175,7 @@
     </w:p>
     <w:tbl>
       <w:tblPr>
-        <w:tblStyle w:val="Tabellenraster"/>
+        <w:tblStyle w:val="TableGrid"/>
         <w:tblW w:w="9067" w:type="dxa"/>
         <w:tblLook w:val="04A0" w:firstRow="1" w:lastRow="0" w:firstColumn="1" w:lastColumn="0" w:noHBand="0" w:noVBand="1"/>
       </w:tblPr>
@@ -3584,7 +11334,7 @@
     </w:p>
     <w:p>
       <w:pPr>
-        <w:pStyle w:val="berschrift1"/>
+        <w:pStyle w:val="Heading1"/>
         <w:numPr>
           <w:ilvl w:val="0"/>
           <w:numId w:val="9"/>
@@ -3786,7 +11536,7 @@
     </w:p>
     <w:p>
       <w:pPr>
-        <w:pStyle w:val="berschrift1"/>
+        <w:pStyle w:val="Heading1"/>
         <w:ind w:left="720"/>
       </w:pPr>
       <w:bookmarkStart w:id="19" w:name="_Toc43728420"/>
@@ -3830,7 +11580,7 @@
     </w:p>
     <w:tbl>
       <w:tblPr>
-        <w:tblStyle w:val="Tabellenraster"/>
+        <w:tblStyle w:val="TableGrid"/>
         <w:tblW w:w="0" w:type="auto"/>
         <w:tblBorders>
           <w:top w:val="none" w:sz="0" w:space="0" w:color="auto"/>
@@ -3882,7 +11632,7 @@
             <w:r>
               <w:t xml:space="preserve"> Anforderungen an Abschlussaufgaben, </w:t>
             </w:r>
-            <w:hyperlink r:id="rId15" w:history="1">
+            <w:hyperlink r:id="rId21" w:history="1">
               <w:r>
                 <w:rPr>
                   <w:rStyle w:val="Hyperlink"/>
@@ -3941,7 +11691,7 @@
               </w:rPr>
               <w:t xml:space="preserve">, </w:t>
             </w:r>
-            <w:hyperlink r:id="rId16" w:history="1">
+            <w:hyperlink r:id="rId22" w:history="1">
               <w:r>
                 <w:rPr>
                   <w:rStyle w:val="Hyperlink"/>
@@ -4002,7 +11752,7 @@
               </w:rPr>
               <w:t xml:space="preserve">fined, </w:t>
             </w:r>
-            <w:hyperlink r:id="rId17" w:history="1">
+            <w:hyperlink r:id="rId23" w:history="1">
               <w:r>
                 <w:rPr>
                   <w:rStyle w:val="Hyperlink"/>
@@ -4061,7 +11811,7 @@
               </w:rPr>
               <w:t xml:space="preserve">, </w:t>
             </w:r>
-            <w:hyperlink r:id="rId18" w:history="1">
+            <w:hyperlink r:id="rId24" w:history="1">
               <w:r>
                 <w:rPr>
                   <w:rStyle w:val="Hyperlink"/>
@@ -4338,7 +12088,7 @@
     </w:p>
     <w:p/>
     <w:sectPr>
-      <w:headerReference w:type="default" r:id="rId19"/>
+      <w:headerReference w:type="default" r:id="rId25"/>
       <w:pgSz w:w="11906" w:h="16838"/>
       <w:pgMar w:top="1134" w:right="1134" w:bottom="1134" w:left="1701" w:header="709" w:footer="709" w:gutter="0"/>
       <w:cols w:space="708"/>
@@ -4377,7 +12127,7 @@
 <w:ftr xmlns:wpc="http://schemas.microsoft.com/office/word/2010/wordprocessingCanvas" xmlns:cx="http://schemas.microsoft.com/office/drawing/2014/chartex" xmlns:cx1="http://schemas.microsoft.com/office/drawing/2015/9/8/chartex" xmlns:cx2="http://schemas.microsoft.com/office/drawing/2015/10/21/chartex" xmlns:cx3="http://schemas.microsoft.com/office/drawing/2016/5/9/chartex" xmlns:cx4="http://schemas.microsoft.com/office/drawing/2016/5/10/chartex" xmlns:cx5="http://schemas.microsoft.com/office/drawing/2016/5/11/chartex" xmlns:cx6="http://schemas.microsoft.com/office/drawing/2016/5/12/chartex" xmlns:cx7="http://schemas.microsoft.com/office/drawing/2016/5/13/chartex" xmlns:cx8="http://schemas.microsoft.com/office/drawing/2016/5/14/chartex" xmlns:mc="http://schemas.openxmlformats.org/markup-compatibility/2006" xmlns:aink="http://schemas.microsoft.com/office/drawing/2016/ink" xmlns:am3d="http://schemas.microsoft.com/office/drawing/2017/model3d" xmlns:o="urn:schemas-microsoft-com:office:office" xmlns:oel="http://schemas.microsoft.com/office/2019/extlst" xmlns:r="http://schemas.openxmlformats.org/officeDocument/2006/relationships" xmlns:m="http://schemas.openxmlformats.org/officeDocument/2006/math" xmlns:v="urn:schemas-microsoft-com:vml" xmlns:wp14="http://schemas.microsoft.com/office/word/2010/wordprocessingDrawing" xmlns:wp="http://schemas.openxmlformats.org/drawingml/2006/wordprocessingDrawing" xmlns:w10="urn:schemas-microsoft-com:office:word" xmlns:w="http://schemas.openxmlformats.org/wordprocessingml/2006/main" xmlns:w14="http://schemas.microsoft.com/office/word/2010/wordml" xmlns:w15="http://schemas.microsoft.com/office/word/2012/wordml" xmlns:w16cex="http://schemas.microsoft.com/office/word/2018/wordml/cex" xmlns:w16cid="http://schemas.microsoft.com/office/word/2016/wordml/cid" xmlns:w16="http://schemas.microsoft.com/office/word/2018/wordml" xmlns:w16du="http://schemas.microsoft.com/office/word/2023/wordml/word16du" xmlns:w16sdtdh="http://schemas.microsoft.com/office/word/2020/wordml/sdtdatahash" xmlns:w16sdtfl="http://schemas.microsoft.com/office/word/2024/wordml/sdtformatlock" xmlns:w16se="http://schemas.microsoft.com/office/word/2015/wordml/symex" xmlns:wpg="http://schemas.microsoft.com/office/word/2010/wordprocessingGroup" xmlns:wpi="http://schemas.microsoft.com/office/word/2010/wordprocessingInk" xmlns:wne="http://schemas.microsoft.com/office/word/2006/wordml" xmlns:wps="http://schemas.microsoft.com/office/word/2010/wordprocessingShape" mc:Ignorable="w14 w15 w16se w16cid w16 w16cex w16sdtdh w16sdtfl w16du wp14">
   <w:p>
     <w:pPr>
-      <w:pStyle w:val="Fuzeile"/>
+      <w:pStyle w:val="Footer"/>
       <w:pBdr>
         <w:top w:val="single" w:sz="4" w:space="0" w:color="auto"/>
       </w:pBdr>
@@ -4385,68 +12135,68 @@
     </w:pPr>
     <w:r>
       <w:rPr>
-        <w:rStyle w:val="Seitenzahl"/>
+        <w:rStyle w:val="PageNumber"/>
       </w:rPr>
       <w:t>&lt;Titel&gt;</w:t>
     </w:r>
     <w:r>
       <w:rPr>
-        <w:rStyle w:val="Seitenzahl"/>
+        <w:rStyle w:val="PageNumber"/>
       </w:rPr>
       <w:br/>
     </w:r>
     <w:r>
       <w:rPr>
-        <w:rStyle w:val="Seitenzahl"/>
+        <w:rStyle w:val="PageNumber"/>
       </w:rPr>
       <w:tab/>
     </w:r>
     <w:r>
       <w:rPr>
-        <w:rStyle w:val="Seitenzahl"/>
+        <w:rStyle w:val="PageNumber"/>
       </w:rPr>
       <w:tab/>
     </w:r>
     <w:r>
       <w:rPr>
-        <w:rStyle w:val="Seitenzahl"/>
+        <w:rStyle w:val="PageNumber"/>
       </w:rPr>
       <w:t xml:space="preserve">Seite </w:t>
     </w:r>
     <w:r>
       <w:rPr>
-        <w:rStyle w:val="Seitenzahl"/>
+        <w:rStyle w:val="PageNumber"/>
       </w:rPr>
       <w:fldChar w:fldCharType="begin"/>
     </w:r>
     <w:r>
       <w:rPr>
-        <w:rStyle w:val="Seitenzahl"/>
+        <w:rStyle w:val="PageNumber"/>
       </w:rPr>
       <w:instrText xml:space="preserve"> PAGE </w:instrText>
     </w:r>
     <w:r>
       <w:rPr>
-        <w:rStyle w:val="Seitenzahl"/>
+        <w:rStyle w:val="PageNumber"/>
       </w:rPr>
       <w:fldChar w:fldCharType="separate"/>
     </w:r>
     <w:r>
       <w:rPr>
-        <w:rStyle w:val="Seitenzahl"/>
+        <w:rStyle w:val="PageNumber"/>
       </w:rPr>
       <w:t>3</w:t>
     </w:r>
     <w:r>
       <w:rPr>
-        <w:rStyle w:val="Seitenzahl"/>
+        <w:rStyle w:val="PageNumber"/>
       </w:rPr>
       <w:fldChar w:fldCharType="end"/>
     </w:r>
   </w:p>
   <w:p>
     <w:pPr>
-      <w:pStyle w:val="Fuzeile"/>
+      <w:pStyle w:val="Footer"/>
     </w:pPr>
   </w:p>
 </w:ftr>
@@ -4534,25 +12284,57 @@
     <w:r>
       <w:t xml:space="preserve"> </w:t>
     </w:r>
-    <w:fldSimple w:instr=" STYLEREF  &quot;Überschrift 1&quot; \n  \* MERGEFORMAT ">
-      <w:r>
-        <w:rPr>
-          <w:noProof/>
-        </w:rPr>
-        <w:t>D</w:t>
-      </w:r>
-    </w:fldSimple>
+    <w:r>
+      <w:fldChar w:fldCharType="begin"/>
+    </w:r>
+    <w:r>
+      <w:instrText xml:space="preserve"> STYLEREF  "Überschrift 1" \n  \* MERGEFORMAT </w:instrText>
+    </w:r>
+    <w:r>
+      <w:fldChar w:fldCharType="separate"/>
+    </w:r>
+    <w:r>
+      <w:rPr>
+        <w:b/>
+        <w:bCs/>
+        <w:noProof/>
+        <w:lang w:val="en-US"/>
+      </w:rPr>
+      <w:t>Error! Use the Home tab to apply Überschrift 1 to the text that you want to appear here.</w:t>
+    </w:r>
+    <w:r>
+      <w:rPr>
+        <w:noProof/>
+      </w:rPr>
+      <w:fldChar w:fldCharType="end"/>
+    </w:r>
     <w:r>
       <w:tab/>
     </w:r>
-    <w:fldSimple w:instr=" STYLEREF  &quot;Überschrift 1&quot;  \* MERGEFORMAT ">
-      <w:r>
-        <w:rPr>
-          <w:noProof/>
-        </w:rPr>
-        <w:t>Erklärung</w:t>
-      </w:r>
-    </w:fldSimple>
+    <w:r>
+      <w:fldChar w:fldCharType="begin"/>
+    </w:r>
+    <w:r>
+      <w:instrText xml:space="preserve"> STYLEREF  "Überschrift 1"  \* MERGEFORMAT </w:instrText>
+    </w:r>
+    <w:r>
+      <w:fldChar w:fldCharType="separate"/>
+    </w:r>
+    <w:r>
+      <w:rPr>
+        <w:b/>
+        <w:bCs/>
+        <w:noProof/>
+        <w:lang w:val="en-US"/>
+      </w:rPr>
+      <w:t>Error! Use the Home tab to apply Überschrift 1 to the text that you want to appear here.</w:t>
+    </w:r>
+    <w:r>
+      <w:rPr>
+        <w:noProof/>
+      </w:rPr>
+      <w:fldChar w:fldCharType="end"/>
+    </w:r>
   </w:p>
 </w:hdr>
 </file>
@@ -4561,7 +12343,7 @@
 <w:hdr xmlns:wpc="http://schemas.microsoft.com/office/word/2010/wordprocessingCanvas" xmlns:cx="http://schemas.microsoft.com/office/drawing/2014/chartex" xmlns:cx1="http://schemas.microsoft.com/office/drawing/2015/9/8/chartex" xmlns:cx2="http://schemas.microsoft.com/office/drawing/2015/10/21/chartex" xmlns:cx3="http://schemas.microsoft.com/office/drawing/2016/5/9/chartex" xmlns:cx4="http://schemas.microsoft.com/office/drawing/2016/5/10/chartex" xmlns:cx5="http://schemas.microsoft.com/office/drawing/2016/5/11/chartex" xmlns:cx6="http://schemas.microsoft.com/office/drawing/2016/5/12/chartex" xmlns:cx7="http://schemas.microsoft.com/office/drawing/2016/5/13/chartex" xmlns:cx8="http://schemas.microsoft.com/office/drawing/2016/5/14/chartex" xmlns:mc="http://schemas.openxmlformats.org/markup-compatibility/2006" xmlns:aink="http://schemas.microsoft.com/office/drawing/2016/ink" xmlns:am3d="http://schemas.microsoft.com/office/drawing/2017/model3d" xmlns:o="urn:schemas-microsoft-com:office:office" xmlns:oel="http://schemas.microsoft.com/office/2019/extlst" xmlns:r="http://schemas.openxmlformats.org/officeDocument/2006/relationships" xmlns:m="http://schemas.openxmlformats.org/officeDocument/2006/math" xmlns:v="urn:schemas-microsoft-com:vml" xmlns:wp14="http://schemas.microsoft.com/office/word/2010/wordprocessingDrawing" xmlns:wp="http://schemas.openxmlformats.org/drawingml/2006/wordprocessingDrawing" xmlns:w10="urn:schemas-microsoft-com:office:word" xmlns:w="http://schemas.openxmlformats.org/wordprocessingml/2006/main" xmlns:w14="http://schemas.microsoft.com/office/word/2010/wordml" xmlns:w15="http://schemas.microsoft.com/office/word/2012/wordml" xmlns:w16cex="http://schemas.microsoft.com/office/word/2018/wordml/cex" xmlns:w16cid="http://schemas.microsoft.com/office/word/2016/wordml/cid" xmlns:w16="http://schemas.microsoft.com/office/word/2018/wordml" xmlns:w16du="http://schemas.microsoft.com/office/word/2023/wordml/word16du" xmlns:w16sdtdh="http://schemas.microsoft.com/office/word/2020/wordml/sdtdatahash" xmlns:w16sdtfl="http://schemas.microsoft.com/office/word/2024/wordml/sdtformatlock" xmlns:w16se="http://schemas.microsoft.com/office/word/2015/wordml/symex" xmlns:wpg="http://schemas.microsoft.com/office/word/2010/wordprocessingGroup" xmlns:wpi="http://schemas.microsoft.com/office/word/2010/wordprocessingInk" xmlns:wne="http://schemas.microsoft.com/office/word/2006/wordml" xmlns:wps="http://schemas.microsoft.com/office/word/2010/wordprocessingShape" mc:Ignorable="w14 w15 w16se w16cid w16 w16cex w16sdtdh w16sdtfl w16du wp14">
   <w:p>
     <w:pPr>
-      <w:pStyle w:val="Kopfzeile"/>
+      <w:pStyle w:val="Header"/>
     </w:pPr>
   </w:p>
 </w:hdr>
@@ -4591,6 +12373,95 @@
 <file path=word/numbering.xml><?xml version="1.0" encoding="utf-8"?>
 <w:numbering xmlns:wpc="http://schemas.microsoft.com/office/word/2010/wordprocessingCanvas" xmlns:cx="http://schemas.microsoft.com/office/drawing/2014/chartex" xmlns:cx1="http://schemas.microsoft.com/office/drawing/2015/9/8/chartex" xmlns:cx2="http://schemas.microsoft.com/office/drawing/2015/10/21/chartex" xmlns:cx3="http://schemas.microsoft.com/office/drawing/2016/5/9/chartex" xmlns:cx4="http://schemas.microsoft.com/office/drawing/2016/5/10/chartex" xmlns:cx5="http://schemas.microsoft.com/office/drawing/2016/5/11/chartex" xmlns:cx6="http://schemas.microsoft.com/office/drawing/2016/5/12/chartex" xmlns:cx7="http://schemas.microsoft.com/office/drawing/2016/5/13/chartex" xmlns:cx8="http://schemas.microsoft.com/office/drawing/2016/5/14/chartex" xmlns:mc="http://schemas.openxmlformats.org/markup-compatibility/2006" xmlns:aink="http://schemas.microsoft.com/office/drawing/2016/ink" xmlns:am3d="http://schemas.microsoft.com/office/drawing/2017/model3d" xmlns:o="urn:schemas-microsoft-com:office:office" xmlns:oel="http://schemas.microsoft.com/office/2019/extlst" xmlns:r="http://schemas.openxmlformats.org/officeDocument/2006/relationships" xmlns:m="http://schemas.openxmlformats.org/officeDocument/2006/math" xmlns:v="urn:schemas-microsoft-com:vml" xmlns:wp14="http://schemas.microsoft.com/office/word/2010/wordprocessingDrawing" xmlns:wp="http://schemas.openxmlformats.org/drawingml/2006/wordprocessingDrawing" xmlns:w10="urn:schemas-microsoft-com:office:word" xmlns:w="http://schemas.openxmlformats.org/wordprocessingml/2006/main" xmlns:w14="http://schemas.microsoft.com/office/word/2010/wordml" xmlns:w15="http://schemas.microsoft.com/office/word/2012/wordml" xmlns:w16cex="http://schemas.microsoft.com/office/word/2018/wordml/cex" xmlns:w16cid="http://schemas.microsoft.com/office/word/2016/wordml/cid" xmlns:w16="http://schemas.microsoft.com/office/word/2018/wordml" xmlns:w16du="http://schemas.microsoft.com/office/word/2023/wordml/word16du" xmlns:w16sdtdh="http://schemas.microsoft.com/office/word/2020/wordml/sdtdatahash" xmlns:w16sdtfl="http://schemas.microsoft.com/office/word/2024/wordml/sdtformatlock" xmlns:w16se="http://schemas.microsoft.com/office/word/2015/wordml/symex" xmlns:wpg="http://schemas.microsoft.com/office/word/2010/wordprocessingGroup" xmlns:wpi="http://schemas.microsoft.com/office/word/2010/wordprocessingInk" xmlns:wne="http://schemas.microsoft.com/office/word/2006/wordml" xmlns:wps="http://schemas.microsoft.com/office/word/2010/wordprocessingShape" mc:Ignorable="w14 w15 w16se w16cid w16 w16cex w16sdtdh w16sdtfl w16du wp14">
   <w:abstractNum w:abstractNumId="0" w15:restartNumberingAfterBreak="0">
+    <w:nsid w:val="04C06327"/>
+    <w:multiLevelType w:val="hybridMultilevel"/>
+    <w:tmpl w:val="F5DCAAC2"/>
+    <w:lvl w:ilvl="0" w:tplc="0409000F">
+      <w:start w:val="1"/>
+      <w:numFmt w:val="decimal"/>
+      <w:lvlText w:val="%1."/>
+      <w:lvlJc w:val="left"/>
+      <w:pPr>
+        <w:ind w:left="720" w:hanging="360"/>
+      </w:pPr>
+      <w:rPr>
+        <w:rFonts w:hint="default"/>
+      </w:rPr>
+    </w:lvl>
+    <w:lvl w:ilvl="1" w:tplc="04090019" w:tentative="1">
+      <w:start w:val="1"/>
+      <w:numFmt w:val="lowerLetter"/>
+      <w:lvlText w:val="%2."/>
+      <w:lvlJc w:val="left"/>
+      <w:pPr>
+        <w:ind w:left="1440" w:hanging="360"/>
+      </w:pPr>
+    </w:lvl>
+    <w:lvl w:ilvl="2" w:tplc="0409001B" w:tentative="1">
+      <w:start w:val="1"/>
+      <w:numFmt w:val="lowerRoman"/>
+      <w:lvlText w:val="%3."/>
+      <w:lvlJc w:val="right"/>
+      <w:pPr>
+        <w:ind w:left="2160" w:hanging="180"/>
+      </w:pPr>
+    </w:lvl>
+    <w:lvl w:ilvl="3" w:tplc="0409000F" w:tentative="1">
+      <w:start w:val="1"/>
+      <w:numFmt w:val="decimal"/>
+      <w:lvlText w:val="%4."/>
+      <w:lvlJc w:val="left"/>
+      <w:pPr>
+        <w:ind w:left="2880" w:hanging="360"/>
+      </w:pPr>
+    </w:lvl>
+    <w:lvl w:ilvl="4" w:tplc="04090019" w:tentative="1">
+      <w:start w:val="1"/>
+      <w:numFmt w:val="lowerLetter"/>
+      <w:lvlText w:val="%5."/>
+      <w:lvlJc w:val="left"/>
+      <w:pPr>
+        <w:ind w:left="3600" w:hanging="360"/>
+      </w:pPr>
+    </w:lvl>
+    <w:lvl w:ilvl="5" w:tplc="0409001B" w:tentative="1">
+      <w:start w:val="1"/>
+      <w:numFmt w:val="lowerRoman"/>
+      <w:lvlText w:val="%6."/>
+      <w:lvlJc w:val="right"/>
+      <w:pPr>
+        <w:ind w:left="4320" w:hanging="180"/>
+      </w:pPr>
+    </w:lvl>
+    <w:lvl w:ilvl="6" w:tplc="0409000F" w:tentative="1">
+      <w:start w:val="1"/>
+      <w:numFmt w:val="decimal"/>
+      <w:lvlText w:val="%7."/>
+      <w:lvlJc w:val="left"/>
+      <w:pPr>
+        <w:ind w:left="5040" w:hanging="360"/>
+      </w:pPr>
+    </w:lvl>
+    <w:lvl w:ilvl="7" w:tplc="04090019" w:tentative="1">
+      <w:start w:val="1"/>
+      <w:numFmt w:val="lowerLetter"/>
+      <w:lvlText w:val="%8."/>
+      <w:lvlJc w:val="left"/>
+      <w:pPr>
+        <w:ind w:left="5760" w:hanging="360"/>
+      </w:pPr>
+    </w:lvl>
+    <w:lvl w:ilvl="8" w:tplc="0409001B" w:tentative="1">
+      <w:start w:val="1"/>
+      <w:numFmt w:val="lowerRoman"/>
+      <w:lvlText w:val="%9."/>
+      <w:lvlJc w:val="right"/>
+      <w:pPr>
+        <w:ind w:left="6480" w:hanging="180"/>
+      </w:pPr>
+    </w:lvl>
+  </w:abstractNum>
+  <w:abstractNum w:abstractNumId="1" w15:restartNumberingAfterBreak="0">
     <w:nsid w:val="05845A05"/>
     <w:multiLevelType w:val="multilevel"/>
     <w:tmpl w:val="BD1C6764"/>
@@ -4712,7 +12583,7 @@
       </w:rPr>
     </w:lvl>
   </w:abstractNum>
-  <w:abstractNum w:abstractNumId="1" w15:restartNumberingAfterBreak="0">
+  <w:abstractNum w:abstractNumId="2" w15:restartNumberingAfterBreak="0">
     <w:nsid w:val="1CC27470"/>
     <w:multiLevelType w:val="multilevel"/>
     <w:tmpl w:val="BD1C6764"/>
@@ -4833,7 +12704,7 @@
       </w:rPr>
     </w:lvl>
   </w:abstractNum>
-  <w:abstractNum w:abstractNumId="2" w15:restartNumberingAfterBreak="0">
+  <w:abstractNum w:abstractNumId="3" w15:restartNumberingAfterBreak="0">
     <w:nsid w:val="24EA56D3"/>
     <w:multiLevelType w:val="multilevel"/>
     <w:tmpl w:val="BD1C6764"/>
@@ -4954,7 +12825,7 @@
       </w:rPr>
     </w:lvl>
   </w:abstractNum>
-  <w:abstractNum w:abstractNumId="3" w15:restartNumberingAfterBreak="0">
+  <w:abstractNum w:abstractNumId="4" w15:restartNumberingAfterBreak="0">
     <w:nsid w:val="286553CE"/>
     <w:multiLevelType w:val="multilevel"/>
     <w:tmpl w:val="BD1C6764"/>
@@ -5075,7 +12946,120 @@
       </w:rPr>
     </w:lvl>
   </w:abstractNum>
-  <w:abstractNum w:abstractNumId="4" w15:restartNumberingAfterBreak="0">
+  <w:abstractNum w:abstractNumId="5" w15:restartNumberingAfterBreak="0">
+    <w:nsid w:val="3B531E0C"/>
+    <w:multiLevelType w:val="hybridMultilevel"/>
+    <w:tmpl w:val="F984E040"/>
+    <w:lvl w:ilvl="0" w:tplc="C14AE0F0">
+      <w:start w:val="4"/>
+      <w:numFmt w:val="bullet"/>
+      <w:lvlText w:val="-"/>
+      <w:lvlJc w:val="left"/>
+      <w:pPr>
+        <w:ind w:left="720" w:hanging="360"/>
+      </w:pPr>
+      <w:rPr>
+        <w:rFonts w:ascii="Times New Roman" w:eastAsia="Times New Roman" w:hAnsi="Times New Roman" w:cs="Times New Roman" w:hint="default"/>
+      </w:rPr>
+    </w:lvl>
+    <w:lvl w:ilvl="1" w:tplc="04090003" w:tentative="1">
+      <w:start w:val="1"/>
+      <w:numFmt w:val="bullet"/>
+      <w:lvlText w:val="o"/>
+      <w:lvlJc w:val="left"/>
+      <w:pPr>
+        <w:ind w:left="1440" w:hanging="360"/>
+      </w:pPr>
+      <w:rPr>
+        <w:rFonts w:ascii="Courier New" w:hAnsi="Courier New" w:hint="default"/>
+      </w:rPr>
+    </w:lvl>
+    <w:lvl w:ilvl="2" w:tplc="04090005" w:tentative="1">
+      <w:start w:val="1"/>
+      <w:numFmt w:val="bullet"/>
+      <w:lvlText w:val=""/>
+      <w:lvlJc w:val="left"/>
+      <w:pPr>
+        <w:ind w:left="2160" w:hanging="360"/>
+      </w:pPr>
+      <w:rPr>
+        <w:rFonts w:ascii="Wingdings" w:hAnsi="Wingdings" w:hint="default"/>
+      </w:rPr>
+    </w:lvl>
+    <w:lvl w:ilvl="3" w:tplc="04090001" w:tentative="1">
+      <w:start w:val="1"/>
+      <w:numFmt w:val="bullet"/>
+      <w:lvlText w:val=""/>
+      <w:lvlJc w:val="left"/>
+      <w:pPr>
+        <w:ind w:left="2880" w:hanging="360"/>
+      </w:pPr>
+      <w:rPr>
+        <w:rFonts w:ascii="Symbol" w:hAnsi="Symbol" w:hint="default"/>
+      </w:rPr>
+    </w:lvl>
+    <w:lvl w:ilvl="4" w:tplc="04090003" w:tentative="1">
+      <w:start w:val="1"/>
+      <w:numFmt w:val="bullet"/>
+      <w:lvlText w:val="o"/>
+      <w:lvlJc w:val="left"/>
+      <w:pPr>
+        <w:ind w:left="3600" w:hanging="360"/>
+      </w:pPr>
+      <w:rPr>
+        <w:rFonts w:ascii="Courier New" w:hAnsi="Courier New" w:hint="default"/>
+      </w:rPr>
+    </w:lvl>
+    <w:lvl w:ilvl="5" w:tplc="04090005" w:tentative="1">
+      <w:start w:val="1"/>
+      <w:numFmt w:val="bullet"/>
+      <w:lvlText w:val=""/>
+      <w:lvlJc w:val="left"/>
+      <w:pPr>
+        <w:ind w:left="4320" w:hanging="360"/>
+      </w:pPr>
+      <w:rPr>
+        <w:rFonts w:ascii="Wingdings" w:hAnsi="Wingdings" w:hint="default"/>
+      </w:rPr>
+    </w:lvl>
+    <w:lvl w:ilvl="6" w:tplc="04090001" w:tentative="1">
+      <w:start w:val="1"/>
+      <w:numFmt w:val="bullet"/>
+      <w:lvlText w:val=""/>
+      <w:lvlJc w:val="left"/>
+      <w:pPr>
+        <w:ind w:left="5040" w:hanging="360"/>
+      </w:pPr>
+      <w:rPr>
+        <w:rFonts w:ascii="Symbol" w:hAnsi="Symbol" w:hint="default"/>
+      </w:rPr>
+    </w:lvl>
+    <w:lvl w:ilvl="7" w:tplc="04090003" w:tentative="1">
+      <w:start w:val="1"/>
+      <w:numFmt w:val="bullet"/>
+      <w:lvlText w:val="o"/>
+      <w:lvlJc w:val="left"/>
+      <w:pPr>
+        <w:ind w:left="5760" w:hanging="360"/>
+      </w:pPr>
+      <w:rPr>
+        <w:rFonts w:ascii="Courier New" w:hAnsi="Courier New" w:hint="default"/>
+      </w:rPr>
+    </w:lvl>
+    <w:lvl w:ilvl="8" w:tplc="04090005" w:tentative="1">
+      <w:start w:val="1"/>
+      <w:numFmt w:val="bullet"/>
+      <w:lvlText w:val=""/>
+      <w:lvlJc w:val="left"/>
+      <w:pPr>
+        <w:ind w:left="6480" w:hanging="360"/>
+      </w:pPr>
+      <w:rPr>
+        <w:rFonts w:ascii="Wingdings" w:hAnsi="Wingdings" w:hint="default"/>
+      </w:rPr>
+    </w:lvl>
+  </w:abstractNum>
+  <w:abstractNum w:abstractNumId="6" w15:restartNumberingAfterBreak="0">
     <w:nsid w:val="403E53D6"/>
     <w:multiLevelType w:val="multilevel"/>
     <w:tmpl w:val="BD1C6764"/>
@@ -5196,7 +13180,7 @@
       </w:rPr>
     </w:lvl>
   </w:abstractNum>
-  <w:abstractNum w:abstractNumId="5" w15:restartNumberingAfterBreak="0">
+  <w:abstractNum w:abstractNumId="7" w15:restartNumberingAfterBreak="0">
     <w:nsid w:val="44F07349"/>
     <w:multiLevelType w:val="multilevel"/>
     <w:tmpl w:val="BD1C6764"/>
@@ -5317,7 +13301,7 @@
       </w:rPr>
     </w:lvl>
   </w:abstractNum>
-  <w:abstractNum w:abstractNumId="6" w15:restartNumberingAfterBreak="0">
+  <w:abstractNum w:abstractNumId="8" w15:restartNumberingAfterBreak="0">
     <w:nsid w:val="485934CE"/>
     <w:multiLevelType w:val="hybridMultilevel"/>
     <w:tmpl w:val="0B0075CE"/>
@@ -5403,7 +13387,7 @@
       </w:pPr>
     </w:lvl>
   </w:abstractNum>
-  <w:abstractNum w:abstractNumId="7" w15:restartNumberingAfterBreak="0">
+  <w:abstractNum w:abstractNumId="9" w15:restartNumberingAfterBreak="0">
     <w:nsid w:val="4A7B1037"/>
     <w:multiLevelType w:val="multilevel"/>
     <w:tmpl w:val="BD1C6764"/>
@@ -5524,7 +13508,7 @@
       </w:rPr>
     </w:lvl>
   </w:abstractNum>
-  <w:abstractNum w:abstractNumId="8" w15:restartNumberingAfterBreak="0">
+  <w:abstractNum w:abstractNumId="10" w15:restartNumberingAfterBreak="0">
     <w:nsid w:val="504B0263"/>
     <w:multiLevelType w:val="multilevel"/>
     <w:tmpl w:val="BD1C6764"/>
@@ -5645,7 +13629,7 @@
       </w:rPr>
     </w:lvl>
   </w:abstractNum>
-  <w:abstractNum w:abstractNumId="9" w15:restartNumberingAfterBreak="0">
+  <w:abstractNum w:abstractNumId="11" w15:restartNumberingAfterBreak="0">
     <w:nsid w:val="52472673"/>
     <w:multiLevelType w:val="multilevel"/>
     <w:tmpl w:val="BD1C6764"/>
@@ -5766,13 +13750,13 @@
       </w:rPr>
     </w:lvl>
   </w:abstractNum>
-  <w:abstractNum w:abstractNumId="10" w15:restartNumberingAfterBreak="0">
+  <w:abstractNum w:abstractNumId="12" w15:restartNumberingAfterBreak="0">
     <w:nsid w:val="70801D32"/>
     <w:multiLevelType w:val="multilevel"/>
     <w:tmpl w:val="BD1C6764"/>
     <w:numStyleLink w:val="Anhaenge"/>
   </w:abstractNum>
-  <w:abstractNum w:abstractNumId="11" w15:restartNumberingAfterBreak="0">
+  <w:abstractNum w:abstractNumId="13" w15:restartNumberingAfterBreak="0">
     <w:nsid w:val="75E35978"/>
     <w:multiLevelType w:val="multilevel"/>
     <w:tmpl w:val="BD1C6764"/>
@@ -5893,7 +13877,7 @@
       </w:rPr>
     </w:lvl>
   </w:abstractNum>
-  <w:abstractNum w:abstractNumId="12" w15:restartNumberingAfterBreak="0">
+  <w:abstractNum w:abstractNumId="14" w15:restartNumberingAfterBreak="0">
     <w:nsid w:val="79E816BD"/>
     <w:multiLevelType w:val="multilevel"/>
     <w:tmpl w:val="BD1C6764"/>
@@ -6015,43 +13999,49 @@
     </w:lvl>
   </w:abstractNum>
   <w:num w:numId="1" w16cid:durableId="266620894">
+    <w:abstractNumId w:val="8"/>
+  </w:num>
+  <w:num w:numId="2" w16cid:durableId="2016608629">
+    <w:abstractNumId w:val="3"/>
+  </w:num>
+  <w:num w:numId="3" w16cid:durableId="166605048">
+    <w:abstractNumId w:val="4"/>
+  </w:num>
+  <w:num w:numId="4" w16cid:durableId="1588998126">
+    <w:abstractNumId w:val="2"/>
+  </w:num>
+  <w:num w:numId="5" w16cid:durableId="140662307">
+    <w:abstractNumId w:val="9"/>
+  </w:num>
+  <w:num w:numId="6" w16cid:durableId="1594194560">
     <w:abstractNumId w:val="6"/>
   </w:num>
-  <w:num w:numId="2" w16cid:durableId="2016608629">
-    <w:abstractNumId w:val="2"/>
+  <w:num w:numId="7" w16cid:durableId="1868836697">
+    <w:abstractNumId w:val="14"/>
   </w:num>
-  <w:num w:numId="3" w16cid:durableId="166605048">
-    <w:abstractNumId w:val="3"/>
+  <w:num w:numId="8" w16cid:durableId="1793403125">
+    <w:abstractNumId w:val="13"/>
   </w:num>
-  <w:num w:numId="4" w16cid:durableId="1588998126">
+  <w:num w:numId="9" w16cid:durableId="105269420">
+    <w:abstractNumId w:val="12"/>
+  </w:num>
+  <w:num w:numId="10" w16cid:durableId="914778649">
     <w:abstractNumId w:val="1"/>
   </w:num>
-  <w:num w:numId="5" w16cid:durableId="140662307">
+  <w:num w:numId="11" w16cid:durableId="1538855299">
+    <w:abstractNumId w:val="10"/>
+  </w:num>
+  <w:num w:numId="12" w16cid:durableId="1049836832">
     <w:abstractNumId w:val="7"/>
   </w:num>
-  <w:num w:numId="6" w16cid:durableId="1594194560">
-    <w:abstractNumId w:val="4"/>
-  </w:num>
-  <w:num w:numId="7" w16cid:durableId="1868836697">
-    <w:abstractNumId w:val="12"/>
-  </w:num>
-  <w:num w:numId="8" w16cid:durableId="1793403125">
+  <w:num w:numId="13" w16cid:durableId="140773195">
     <w:abstractNumId w:val="11"/>
   </w:num>
-  <w:num w:numId="9" w16cid:durableId="105269420">
-    <w:abstractNumId w:val="10"/>
-  </w:num>
-  <w:num w:numId="10" w16cid:durableId="914778649">
+  <w:num w:numId="14" w16cid:durableId="625701831">
     <w:abstractNumId w:val="0"/>
   </w:num>
-  <w:num w:numId="11" w16cid:durableId="1538855299">
-    <w:abstractNumId w:val="8"/>
-  </w:num>
-  <w:num w:numId="12" w16cid:durableId="1049836832">
+  <w:num w:numId="15" w16cid:durableId="451171866">
     <w:abstractNumId w:val="5"/>
-  </w:num>
-  <w:num w:numId="13" w16cid:durableId="140773195">
-    <w:abstractNumId w:val="9"/>
   </w:num>
 </w:numbering>
 </file>
@@ -6451,7 +14441,7 @@
     <w:lsdException w:name="Unresolved Mention" w:semiHidden="1" w:unhideWhenUsed="1"/>
     <w:lsdException w:name="Smart Link" w:semiHidden="1" w:unhideWhenUsed="1"/>
   </w:latentStyles>
-  <w:style w:type="paragraph" w:default="1" w:styleId="Standard">
+  <w:style w:type="paragraph" w:default="1" w:styleId="Normal">
     <w:name w:val="Normal"/>
     <w:qFormat/>
     <w:rsid w:val="009A2981"/>
@@ -6466,11 +14456,11 @@
       <w:lang w:eastAsia="de-DE"/>
     </w:rPr>
   </w:style>
-  <w:style w:type="paragraph" w:styleId="berschrift1">
+  <w:style w:type="paragraph" w:styleId="Heading1">
     <w:name w:val="heading 1"/>
-    <w:basedOn w:val="Standard"/>
-    <w:next w:val="Standard"/>
-    <w:link w:val="berschrift1Zchn"/>
+    <w:basedOn w:val="Normal"/>
+    <w:next w:val="Normal"/>
+    <w:link w:val="Heading1Char"/>
     <w:uiPriority w:val="9"/>
     <w:qFormat/>
     <w:rsid w:val="009A2981"/>
@@ -6487,11 +14477,11 @@
       <w:szCs w:val="32"/>
     </w:rPr>
   </w:style>
-  <w:style w:type="paragraph" w:styleId="berschrift2">
+  <w:style w:type="paragraph" w:styleId="Heading2">
     <w:name w:val="heading 2"/>
-    <w:basedOn w:val="Standard"/>
-    <w:next w:val="Standard"/>
-    <w:link w:val="berschrift2Zchn"/>
+    <w:basedOn w:val="Normal"/>
+    <w:next w:val="Normal"/>
+    <w:link w:val="Heading2Char"/>
     <w:uiPriority w:val="9"/>
     <w:unhideWhenUsed/>
     <w:qFormat/>
@@ -6509,13 +14499,13 @@
       <w:szCs w:val="26"/>
     </w:rPr>
   </w:style>
-  <w:style w:type="character" w:default="1" w:styleId="Absatz-Standardschriftart">
+  <w:style w:type="character" w:default="1" w:styleId="DefaultParagraphFont">
     <w:name w:val="Default Paragraph Font"/>
     <w:uiPriority w:val="1"/>
     <w:semiHidden/>
     <w:unhideWhenUsed/>
   </w:style>
-  <w:style w:type="table" w:default="1" w:styleId="NormaleTabelle">
+  <w:style w:type="table" w:default="1" w:styleId="TableNormal">
     <w:name w:val="Normal Table"/>
     <w:uiPriority w:val="99"/>
     <w:semiHidden/>
@@ -6530,15 +14520,15 @@
       </w:tblCellMar>
     </w:tblPr>
   </w:style>
-  <w:style w:type="numbering" w:default="1" w:styleId="KeineListe">
+  <w:style w:type="numbering" w:default="1" w:styleId="NoList">
     <w:name w:val="No List"/>
     <w:uiPriority w:val="99"/>
     <w:semiHidden/>
     <w:unhideWhenUsed/>
   </w:style>
-  <w:style w:type="character" w:styleId="Kommentarzeichen">
+  <w:style w:type="character" w:styleId="CommentReference">
     <w:name w:val="annotation reference"/>
-    <w:basedOn w:val="Absatz-Standardschriftart"/>
+    <w:basedOn w:val="DefaultParagraphFont"/>
     <w:uiPriority w:val="99"/>
     <w:semiHidden/>
     <w:unhideWhenUsed/>
@@ -6548,10 +14538,10 @@
       <w:szCs w:val="16"/>
     </w:rPr>
   </w:style>
-  <w:style w:type="paragraph" w:styleId="Kommentartext">
+  <w:style w:type="paragraph" w:styleId="CommentText">
     <w:name w:val="annotation text"/>
-    <w:basedOn w:val="Standard"/>
-    <w:link w:val="KommentartextZchn"/>
+    <w:basedOn w:val="Normal"/>
+    <w:link w:val="CommentTextChar"/>
     <w:uiPriority w:val="99"/>
     <w:semiHidden/>
     <w:unhideWhenUsed/>
@@ -6564,10 +14554,10 @@
       <w:szCs w:val="20"/>
     </w:rPr>
   </w:style>
-  <w:style w:type="character" w:customStyle="1" w:styleId="KommentartextZchn">
-    <w:name w:val="Kommentartext Zchn"/>
-    <w:basedOn w:val="Absatz-Standardschriftart"/>
-    <w:link w:val="Kommentartext"/>
+  <w:style w:type="character" w:customStyle="1" w:styleId="CommentTextChar">
+    <w:name w:val="Comment Text Char"/>
+    <w:basedOn w:val="DefaultParagraphFont"/>
+    <w:link w:val="CommentText"/>
     <w:uiPriority w:val="99"/>
     <w:semiHidden/>
     <w:rsid w:val="009A2981"/>
@@ -6578,10 +14568,10 @@
       <w:lang w:eastAsia="de-DE"/>
     </w:rPr>
   </w:style>
-  <w:style w:type="paragraph" w:styleId="Sprechblasentext">
+  <w:style w:type="paragraph" w:styleId="BalloonText">
     <w:name w:val="Balloon Text"/>
-    <w:basedOn w:val="Standard"/>
-    <w:link w:val="SprechblasentextZchn"/>
+    <w:basedOn w:val="Normal"/>
+    <w:link w:val="BalloonTextChar"/>
     <w:uiPriority w:val="99"/>
     <w:semiHidden/>
     <w:unhideWhenUsed/>
@@ -6595,10 +14585,10 @@
       <w:szCs w:val="18"/>
     </w:rPr>
   </w:style>
-  <w:style w:type="character" w:customStyle="1" w:styleId="SprechblasentextZchn">
-    <w:name w:val="Sprechblasentext Zchn"/>
-    <w:basedOn w:val="Absatz-Standardschriftart"/>
-    <w:link w:val="Sprechblasentext"/>
+  <w:style w:type="character" w:customStyle="1" w:styleId="BalloonTextChar">
+    <w:name w:val="Balloon Text Char"/>
+    <w:basedOn w:val="DefaultParagraphFont"/>
+    <w:link w:val="BalloonText"/>
     <w:uiPriority w:val="99"/>
     <w:semiHidden/>
     <w:rsid w:val="009A2981"/>
@@ -6609,10 +14599,10 @@
       <w:lang w:eastAsia="de-DE"/>
     </w:rPr>
   </w:style>
-  <w:style w:type="character" w:customStyle="1" w:styleId="berschrift1Zchn">
-    <w:name w:val="Überschrift 1 Zchn"/>
-    <w:basedOn w:val="Absatz-Standardschriftart"/>
-    <w:link w:val="berschrift1"/>
+  <w:style w:type="character" w:customStyle="1" w:styleId="Heading1Char">
+    <w:name w:val="Heading 1 Char"/>
+    <w:basedOn w:val="DefaultParagraphFont"/>
+    <w:link w:val="Heading1"/>
     <w:uiPriority w:val="9"/>
     <w:rsid w:val="009A2981"/>
     <w:rPr>
@@ -6623,9 +14613,9 @@
       <w:lang w:eastAsia="de-DE"/>
     </w:rPr>
   </w:style>
-  <w:style w:type="paragraph" w:styleId="Listenabsatz">
+  <w:style w:type="paragraph" w:styleId="ListParagraph">
     <w:name w:val="List Paragraph"/>
-    <w:basedOn w:val="Standard"/>
+    <w:basedOn w:val="Normal"/>
     <w:uiPriority w:val="34"/>
     <w:qFormat/>
     <w:rsid w:val="009A2981"/>
@@ -6634,10 +14624,10 @@
       <w:contextualSpacing/>
     </w:pPr>
   </w:style>
-  <w:style w:type="character" w:customStyle="1" w:styleId="berschrift2Zchn">
-    <w:name w:val="Überschrift 2 Zchn"/>
-    <w:basedOn w:val="Absatz-Standardschriftart"/>
-    <w:link w:val="berschrift2"/>
+  <w:style w:type="character" w:customStyle="1" w:styleId="Heading2Char">
+    <w:name w:val="Heading 2 Char"/>
+    <w:basedOn w:val="DefaultParagraphFont"/>
+    <w:link w:val="Heading2"/>
     <w:uiPriority w:val="9"/>
     <w:rsid w:val="009A2981"/>
     <w:rPr>
@@ -6648,10 +14638,10 @@
       <w:lang w:eastAsia="de-DE"/>
     </w:rPr>
   </w:style>
-  <w:style w:type="paragraph" w:styleId="Kopfzeile">
+  <w:style w:type="paragraph" w:styleId="Header">
     <w:name w:val="header"/>
-    <w:basedOn w:val="Standard"/>
-    <w:link w:val="KopfzeileZchn"/>
+    <w:basedOn w:val="Normal"/>
+    <w:link w:val="HeaderChar"/>
     <w:uiPriority w:val="99"/>
     <w:unhideWhenUsed/>
     <w:rsid w:val="009A2981"/>
@@ -6663,10 +14653,10 @@
       <w:spacing w:before="0" w:after="0" w:line="240" w:lineRule="auto"/>
     </w:pPr>
   </w:style>
-  <w:style w:type="character" w:customStyle="1" w:styleId="KopfzeileZchn">
-    <w:name w:val="Kopfzeile Zchn"/>
-    <w:basedOn w:val="Absatz-Standardschriftart"/>
-    <w:link w:val="Kopfzeile"/>
+  <w:style w:type="character" w:customStyle="1" w:styleId="HeaderChar">
+    <w:name w:val="Header Char"/>
+    <w:basedOn w:val="DefaultParagraphFont"/>
+    <w:link w:val="Header"/>
     <w:uiPriority w:val="99"/>
     <w:rsid w:val="009A2981"/>
     <w:rPr>
@@ -6676,10 +14666,10 @@
       <w:lang w:eastAsia="de-DE"/>
     </w:rPr>
   </w:style>
-  <w:style w:type="paragraph" w:styleId="Fuzeile">
+  <w:style w:type="paragraph" w:styleId="Footer">
     <w:name w:val="footer"/>
-    <w:basedOn w:val="Standard"/>
-    <w:link w:val="FuzeileZchn"/>
+    <w:basedOn w:val="Normal"/>
+    <w:link w:val="FooterChar"/>
     <w:unhideWhenUsed/>
     <w:rsid w:val="009A2981"/>
     <w:pPr>
@@ -6690,10 +14680,10 @@
       <w:spacing w:before="0" w:after="0" w:line="240" w:lineRule="auto"/>
     </w:pPr>
   </w:style>
-  <w:style w:type="character" w:customStyle="1" w:styleId="FuzeileZchn">
-    <w:name w:val="Fußzeile Zchn"/>
-    <w:basedOn w:val="Absatz-Standardschriftart"/>
-    <w:link w:val="Fuzeile"/>
+  <w:style w:type="character" w:customStyle="1" w:styleId="FooterChar">
+    <w:name w:val="Footer Char"/>
+    <w:basedOn w:val="DefaultParagraphFont"/>
+    <w:link w:val="Footer"/>
     <w:uiPriority w:val="99"/>
     <w:rsid w:val="009A2981"/>
     <w:rPr>
@@ -6703,16 +14693,16 @@
       <w:lang w:eastAsia="de-DE"/>
     </w:rPr>
   </w:style>
-  <w:style w:type="character" w:styleId="Seitenzahl">
+  <w:style w:type="character" w:styleId="PageNumber">
     <w:name w:val="page number"/>
-    <w:basedOn w:val="Absatz-Standardschriftart"/>
+    <w:basedOn w:val="DefaultParagraphFont"/>
     <w:semiHidden/>
     <w:rsid w:val="009A2981"/>
   </w:style>
-  <w:style w:type="paragraph" w:styleId="Beschriftung">
+  <w:style w:type="paragraph" w:styleId="Caption">
     <w:name w:val="caption"/>
-    <w:basedOn w:val="Standard"/>
-    <w:next w:val="Standard"/>
+    <w:basedOn w:val="Normal"/>
+    <w:next w:val="Normal"/>
     <w:uiPriority w:val="35"/>
     <w:unhideWhenUsed/>
     <w:qFormat/>
@@ -6738,9 +14728,9 @@
       </w:numPr>
     </w:pPr>
   </w:style>
-  <w:style w:type="table" w:styleId="Tabellenraster">
+  <w:style w:type="table" w:styleId="TableGrid">
     <w:name w:val="Table Grid"/>
-    <w:basedOn w:val="NormaleTabelle"/>
+    <w:basedOn w:val="TableNormal"/>
     <w:uiPriority w:val="39"/>
     <w:rsid w:val="006957E0"/>
     <w:pPr>
@@ -6759,7 +14749,7 @@
   </w:style>
   <w:style w:type="character" w:styleId="Hyperlink">
     <w:name w:val="Hyperlink"/>
-    <w:basedOn w:val="Absatz-Standardschriftart"/>
+    <w:basedOn w:val="DefaultParagraphFont"/>
     <w:uiPriority w:val="99"/>
     <w:unhideWhenUsed/>
     <w:rsid w:val="00DB7E5F"/>
@@ -6768,9 +14758,9 @@
       <w:u w:val="single"/>
     </w:rPr>
   </w:style>
-  <w:style w:type="character" w:styleId="NichtaufgelsteErwhnung">
+  <w:style w:type="character" w:styleId="UnresolvedMention">
     <w:name w:val="Unresolved Mention"/>
-    <w:basedOn w:val="Absatz-Standardschriftart"/>
+    <w:basedOn w:val="DefaultParagraphFont"/>
     <w:uiPriority w:val="99"/>
     <w:semiHidden/>
     <w:unhideWhenUsed/>
@@ -6780,10 +14770,10 @@
       <w:shd w:val="clear" w:color="auto" w:fill="E1DFDD"/>
     </w:rPr>
   </w:style>
-  <w:style w:type="paragraph" w:styleId="Inhaltsverzeichnisberschrift">
+  <w:style w:type="paragraph" w:styleId="TOCHeading">
     <w:name w:val="TOC Heading"/>
-    <w:basedOn w:val="berschrift1"/>
-    <w:next w:val="Standard"/>
+    <w:basedOn w:val="Heading1"/>
+    <w:next w:val="Normal"/>
     <w:uiPriority w:val="39"/>
     <w:unhideWhenUsed/>
     <w:qFormat/>
@@ -6794,10 +14784,10 @@
       <w:outlineLvl w:val="9"/>
     </w:pPr>
   </w:style>
-  <w:style w:type="paragraph" w:styleId="Verzeichnis1">
+  <w:style w:type="paragraph" w:styleId="TOC1">
     <w:name w:val="toc 1"/>
-    <w:basedOn w:val="Standard"/>
-    <w:next w:val="Standard"/>
+    <w:basedOn w:val="Normal"/>
+    <w:next w:val="Normal"/>
     <w:autoRedefine/>
     <w:uiPriority w:val="39"/>
     <w:unhideWhenUsed/>
@@ -6806,10 +14796,10 @@
       <w:spacing w:after="100"/>
     </w:pPr>
   </w:style>
-  <w:style w:type="paragraph" w:styleId="Verzeichnis2">
+  <w:style w:type="paragraph" w:styleId="TOC2">
     <w:name w:val="toc 2"/>
-    <w:basedOn w:val="Standard"/>
-    <w:next w:val="Standard"/>
+    <w:basedOn w:val="Normal"/>
+    <w:next w:val="Normal"/>
     <w:autoRedefine/>
     <w:uiPriority w:val="39"/>
     <w:unhideWhenUsed/>
@@ -6818,6 +14808,22 @@
       <w:spacing w:after="100"/>
       <w:ind w:left="240"/>
     </w:pPr>
+  </w:style>
+  <w:style w:type="paragraph" w:styleId="NoSpacing">
+    <w:name w:val="No Spacing"/>
+    <w:uiPriority w:val="1"/>
+    <w:qFormat/>
+    <w:rsid w:val="001E1487"/>
+    <w:pPr>
+      <w:spacing w:after="0" w:line="240" w:lineRule="auto"/>
+      <w:jc w:val="both"/>
+    </w:pPr>
+    <w:rPr>
+      <w:rFonts w:ascii="Times New Roman" w:eastAsia="Times New Roman" w:hAnsi="Times New Roman" w:cs="Times New Roman"/>
+      <w:sz w:val="24"/>
+      <w:szCs w:val="24"/>
+      <w:lang w:eastAsia="de-DE"/>
+    </w:rPr>
   </w:style>
 </w:styles>
 </file>
